--- a/downloads/student/ai-7-week-29.docx
+++ b/downloads/student/ai-7-week-29.docx
@@ -813,6 +813,16 @@
     <w:p>
       <w:r>
         <w:t>A well-labelled chart still cannot establish a causal or population claim from ten cases.</w:t>
+      </w:r>
+    </w:p>
+    <w:p>
+      <w:r>
+        <w:t>Read the labelled picture: Draw count bars for 6/10 and 8/10 using the stated axis. Why must the denominator and fixed task context remain visible, and what distortion arises from an undisclosed axis start at five?</w:t>
+      </w:r>
+    </w:p>
+    <w:p>
+      <w:r>
+        <w:t>Change one thing: Start the axis at 5 without making the truncation obvious. Predict the result before checking the explanation. What remains the same?</w:t>
       </w:r>
     </w:p>
     <w:p>
@@ -1911,6 +1921,187 @@
         <w:t>Attempt the independent case before hints. Record whether you worked alone, used a hint or followed a model. After feedback, fix the first unsupported step and explain why it changed. A later check uses a changed case, not a copied answer.</w:t>
       </w:r>
     </w:p>
+    <w:p>
+      <w:pPr>
+        <w:pStyle w:val="Heading1"/>
+      </w:pPr>
+      <w:r>
+        <w:t>15. Your lesson route</w:t>
+      </w:r>
+    </w:p>
+    <w:p>
+      <w:r>
+        <w:t>Start with this question: Draw bars that preserve the comparison. A report plots correct counts for two versions on the same ten cases.</w:t>
+      </w:r>
+    </w:p>
+    <w:tbl>
+      <w:tblPr>
+        <w:tblStyle w:val="LightShading-Accent1"/>
+        <w:tblW w:type="auto" w:w="0"/>
+        <w:tblLook w:firstColumn="1" w:firstRow="1" w:lastColumn="0" w:lastRow="0" w:noHBand="0" w:noVBand="1" w:val="04A0"/>
+      </w:tblPr>
+      <w:tblGrid>
+        <w:gridCol w:w="5112"/>
+        <w:gridCol w:w="5112"/>
+      </w:tblGrid>
+      <w:tr>
+        <w:trPr>
+          <w:tblHeader/>
+        </w:trPr>
+        <w:tc>
+          <w:tcPr>
+            <w:tcW w:type="dxa" w:w="5112"/>
+          </w:tcPr>
+          <w:p>
+            <w:r>
+              <w:t>By the end, I can</w:t>
+            </w:r>
+          </w:p>
+        </w:tc>
+        <w:tc>
+          <w:tcPr>
+            <w:tcW w:type="dxa" w:w="5112"/>
+          </w:tcPr>
+          <w:p>
+            <w:r>
+              <w:t>How I will show it</w:t>
+            </w:r>
+          </w:p>
+        </w:tc>
+      </w:tr>
+      <w:tr>
+        <w:tc>
+          <w:tcPr>
+            <w:tcW w:type="dxa" w:w="5112"/>
+          </w:tcPr>
+          <w:p>
+            <w:r>
+              <w:t>Explain the mechanism and terminology of figures that preserve evidence</w:t>
+            </w:r>
+          </w:p>
+        </w:tc>
+        <w:tc>
+          <w:tcPr>
+            <w:tcW w:type="dxa" w:w="5112"/>
+          </w:tcPr>
+          <w:p>
+            <w:r>
+              <w:t>Explain the deciding step, show a trace or test, and state one limit.</w:t>
+            </w:r>
+          </w:p>
+        </w:tc>
+      </w:tr>
+      <w:tr>
+        <w:tc>
+          <w:tcPr>
+            <w:tcW w:type="dxa" w:w="5112"/>
+          </w:tcPr>
+          <w:p>
+            <w:r>
+              <w:t>Apply the stated procedure to a new case with a traceable result</w:t>
+            </w:r>
+          </w:p>
+        </w:tc>
+        <w:tc>
+          <w:tcPr>
+            <w:tcW w:type="dxa" w:w="5112"/>
+          </w:tcPr>
+          <w:p>
+            <w:r>
+              <w:t>Explain the deciding step, show a trace or test, and state one limit.</w:t>
+            </w:r>
+          </w:p>
+        </w:tc>
+      </w:tr>
+      <w:tr>
+        <w:tc>
+          <w:tcPr>
+            <w:tcW w:type="dxa" w:w="5112"/>
+          </w:tcPr>
+          <w:p>
+            <w:r>
+              <w:t>Identify an assumption or limitation and design a revealing follow-up</w:t>
+            </w:r>
+          </w:p>
+        </w:tc>
+        <w:tc>
+          <w:tcPr>
+            <w:tcW w:type="dxa" w:w="5112"/>
+          </w:tcPr>
+          <w:p>
+            <w:r>
+              <w:t>Explain the deciding step, show a trace or test, and state one limit.</w:t>
+            </w:r>
+          </w:p>
+        </w:tc>
+      </w:tr>
+    </w:tbl>
+    <w:p>
+      <w:r>
+        <w:t>Remember → watch and explain → try with help → investigate → try independently → keep project evidence. Your teacher may spread this lesson across several classes.</w:t>
+      </w:r>
+    </w:p>
+    <w:p>
+      <w:r>
+        <w:t>Keep your first prediction. Compare it with what the evidence shows and explain any change.</w:t>
+      </w:r>
+    </w:p>
+    <w:p>
+      <w:pPr>
+        <w:pStyle w:val="Heading1"/>
+      </w:pPr>
+      <w:r>
+        <w:t>16. Finish and return</w:t>
+      </w:r>
+    </w:p>
+    <w:p>
+      <w:r>
+        <w:t>Close your notes. Explain this goal in your own words: Explain the mechanism and terminology of figures that preserve evidence</w:t>
+      </w:r>
+    </w:p>
+    <w:p>
+      <w:pPr>
+        <w:pStyle w:val="Heading3"/>
+      </w:pPr>
+      <w:r>
+        <w:t>My deciding step, evidence and one remaining question</w:t>
+      </w:r>
+    </w:p>
+    <w:p>
+      <w:r>
+        <w:t>________________________________________________________________</w:t>
+      </w:r>
+    </w:p>
+    <w:p>
+      <w:r>
+        <w:t>________________________________________________________________</w:t>
+      </w:r>
+    </w:p>
+    <w:p>
+      <w:r>
+        <w:t>________________________________________________________________</w:t>
+      </w:r>
+    </w:p>
+    <w:p>
+      <w:r>
+        <w:t>________________________________________________________________</w:t>
+      </w:r>
+    </w:p>
+    <w:p>
+      <w:r>
+        <w:t>________________________________________________________________</w:t>
+      </w:r>
+    </w:p>
+    <w:p>
+      <w:r>
+        <w:t>If you are unsure, return to the worked picture and explain one arrow. If you are ready, change an input or assumption and justify your prediction.</w:t>
+      </w:r>
+    </w:p>
+    <w:p>
+      <w:r>
+        <w:t>Save your workbook evidence. At the next review, try a different case before opening your old answer.</w:t>
+      </w:r>
+    </w:p>
     <w:sectPr>
       <w:pgSz w:w="12240" w:h="15840"/>
       <w:pgMar w:top="936" w:right="1008" w:bottom="936" w:left="1008" w:header="720" w:footer="720" w:gutter="0"/>

--- a/downloads/student/ai-7-week-29.docx
+++ b/downloads/student/ai-7-week-29.docx
@@ -2102,6 +2102,202 @@
         <w:t>Save your workbook evidence. At the next review, try a different case before opening your old answer.</w:t>
       </w:r>
     </w:p>
+    <w:p>
+      <w:pPr>
+        <w:pStyle w:val="Heading1"/>
+      </w:pPr>
+      <w:r>
+        <w:t>17. Supported practice, repair and portfolio</w:t>
+      </w:r>
+    </w:p>
+    <w:p>
+      <w:r>
+        <w:t>Use this supported practice once, in the browser or on paper. Keep the reserved independent assessment for a separate first attempt before teacher feedback.</w:t>
+      </w:r>
+    </w:p>
+    <w:p>
+      <w:r>
+        <w:t>Draw bars that preserve the comparison. A report plots correct counts for two versions on the same ten cases.</w:t>
+      </w:r>
+    </w:p>
+    <w:p>
+      <w:pPr>
+        <w:pStyle w:val="Heading3"/>
+      </w:pPr>
+      <w:r>
+        <w:t>Practice 1: explain the deciding evidence</w:t>
+      </w:r>
+    </w:p>
+    <w:p>
+      <w:r>
+        <w:t>Which labelled step matches this detail? Note the fixed tasks and absence of a significance test.</w:t>
+      </w:r>
+    </w:p>
+    <w:p>
+      <w:r>
+        <w:t>1. Draw honest bars</w:t>
+      </w:r>
+    </w:p>
+    <w:p>
+      <w:r>
+        <w:t>2. Label the scale</w:t>
+      </w:r>
+    </w:p>
+    <w:p>
+      <w:r>
+        <w:t>3. Keep context nearby</w:t>
+      </w:r>
+    </w:p>
+    <w:p>
+      <w:pPr>
+        <w:pStyle w:val="Heading3"/>
+      </w:pPr>
+      <w:r>
+        <w:t>My selected conclusion, deciding fact and explanation</w:t>
+      </w:r>
+    </w:p>
+    <w:p>
+      <w:r>
+        <w:t>________________________________________________________________</w:t>
+      </w:r>
+    </w:p>
+    <w:p>
+      <w:r>
+        <w:t>________________________________________________________________</w:t>
+      </w:r>
+    </w:p>
+    <w:p>
+      <w:r>
+        <w:t>________________________________________________________________</w:t>
+      </w:r>
+    </w:p>
+    <w:p>
+      <w:r>
+        <w:t>________________________________________________________________</w:t>
+      </w:r>
+    </w:p>
+    <w:p>
+      <w:r>
+        <w:t>________________________________________________________________</w:t>
+      </w:r>
+    </w:p>
+    <w:p>
+      <w:r>
+        <w:t>Hint if needed: Read the steps in the pictorial case. Match the supplied detail to the stage that performs or records it.</w:t>
+      </w:r>
+    </w:p>
+    <w:p>
+      <w:r>
+        <w:t>After your attempt, compare with the supported explanation: Keep context nearby Note the fixed tasks and absence of a significance test. Figures make evidence easier to inspect when labels and scales preserve meaning. A dramatic-looking visual cannot supply missing uncertainty or representativeness.</w:t>
+      </w:r>
+    </w:p>
+    <w:p>
+      <w:pPr>
+        <w:pStyle w:val="Heading3"/>
+      </w:pPr>
+      <w:r>
+        <w:t>Practice 2: explain the deciding evidence</w:t>
+      </w:r>
+    </w:p>
+    <w:p>
+      <w:r>
+        <w:t>Changed-case practice: Start the axis at 5 without making the truncation obvious. Which conclusion is supported by the supplied facts?</w:t>
+      </w:r>
+    </w:p>
+    <w:p>
+      <w:r>
+        <w:t>1. This one example guarantees correct results for every future input.</w:t>
+      </w:r>
+    </w:p>
+    <w:p>
+      <w:r>
+        <w:t>2. The bars exaggerate the visual contrast and require correction or clear disclosure.</w:t>
+      </w:r>
+    </w:p>
+    <w:p>
+      <w:r>
+        <w:t>3. We can decide the result without examining the changed input or the procedure.</w:t>
+      </w:r>
+    </w:p>
+    <w:p>
+      <w:pPr>
+        <w:pStyle w:val="Heading3"/>
+      </w:pPr>
+      <w:r>
+        <w:t>My selected conclusion, deciding fact and explanation</w:t>
+      </w:r>
+    </w:p>
+    <w:p>
+      <w:r>
+        <w:t>________________________________________________________________</w:t>
+      </w:r>
+    </w:p>
+    <w:p>
+      <w:r>
+        <w:t>________________________________________________________________</w:t>
+      </w:r>
+    </w:p>
+    <w:p>
+      <w:r>
+        <w:t>________________________________________________________________</w:t>
+      </w:r>
+    </w:p>
+    <w:p>
+      <w:r>
+        <w:t>________________________________________________________________</w:t>
+      </w:r>
+    </w:p>
+    <w:p>
+      <w:r>
+        <w:t>________________________________________________________________</w:t>
+      </w:r>
+    </w:p>
+    <w:p>
+      <w:r>
+        <w:t>Hint if needed: Use the changed condition and the deciding step in the pictorial trace. The answer must say what follows from those facts.</w:t>
+      </w:r>
+    </w:p>
+    <w:p>
+      <w:r>
+        <w:t>After your attempt, compare with the supported explanation: The bars exaggerate the visual contrast and require correction or clear disclosure. Visible heights no longer correspond to the full count scale.</w:t>
+      </w:r>
+    </w:p>
+    <w:p>
+      <w:pPr>
+        <w:pStyle w:val="Heading3"/>
+      </w:pPr>
+      <w:r>
+        <w:t>Repair a missing building block</w:t>
+      </w:r>
+    </w:p>
+    <w:p>
+      <w:r>
+        <w:t>Review Negative results and claim revision (ai-7/28). Goal: Explain the mechanism and terminology of negative results and claim revision. Short practice: Does a 6/8 tie support the prediction that B scores higher? Explain why one newly selected favourable demonstration does not replace the original result or prove equivalence.. Return to this week and explain what you changed.</w:t>
+      </w:r>
+    </w:p>
+    <w:p>
+      <w:r>
+        <w:t>Review Inspecting failures and anomalies (ai-7/26). Goal: Explain the mechanism and terminology of inspecting failures and anomalies. Short practice: Calculate mean and median for 2,2,2,10. What does the timeout log establish, and why is deleting that inconvenient record incompatible with the stated plan?. Return to this week and explain what you changed.</w:t>
+      </w:r>
+    </w:p>
+    <w:p>
+      <w:r>
+        <w:t>Review Power and resource tradeoffs (ai-7/23). Goal: Explain the mechanism and terminology of power and resource tradeoffs. Short practice: Calculate both simulated detection fractions and resource costs. What additional detection is observed for the extra forty units, and does that establish power for an actual classroom study?. Return to this week and explain what you changed.</w:t>
+      </w:r>
+    </w:p>
+    <w:p>
+      <w:pPr>
+        <w:pStyle w:val="Heading3"/>
+      </w:pPr>
+      <w:r>
+        <w:t>Keep your completed work</w:t>
+      </w:r>
+    </w:p>
+    <w:p>
+      <w:r>
+        <w:t>Use Download completed work in the hosted lesson to export your answers, reflections, practice feedback and code-run evidence. Open the HTML copy to read or print it. Drafts stay in this browser when storage is available; clear drafts on a shared device.</w:t>
+      </w:r>
+    </w:p>
     <w:sectPr>
       <w:pgSz w:w="12240" w:h="15840"/>
       <w:pgMar w:top="936" w:right="1008" w:bottom="936" w:left="1008" w:header="720" w:footer="720" w:gutter="0"/>

--- a/downloads/student/ai-7-week-29.docx
+++ b/downloads/student/ai-7-week-29.docx
@@ -42,6 +42,11 @@
       </w:r>
     </w:p>
     <w:p>
+      <w:r>
+        <w:t>Start with the target: Explain the mechanism and terminology of figures that preserve evidence. Try the recall before opening notes.</w:t>
+      </w:r>
+    </w:p>
+    <w:p>
       <w:pPr>
         <w:pStyle w:val="Heading3"/>
       </w:pPr>
@@ -50,17 +55,59 @@
       </w:r>
     </w:p>
     <w:p>
-      <w:r>
-        <w:t>I can explain the mechanism and terminology of figures that preserve evidence.</w:t>
-      </w:r>
-    </w:p>
-    <w:p>
-      <w:r>
+      <w:pPr>
+        <w:spacing w:line="336" w:lineRule="auto" w:after="180"/>
+      </w:pPr>
+      <w:r>
+        <w:rPr>
+          <w:b w:val="0"/>
+        </w:rPr>
+        <w:t xml:space="preserve">I can explain the </w:t>
+      </w:r>
+      <w:r>
+        <w:rPr>
+          <w:b/>
+        </w:rPr>
+        <w:t>mechanism</w:t>
+      </w:r>
+      <w:r>
+        <w:rPr>
+          <w:b w:val="0"/>
+        </w:rPr>
+        <w:t xml:space="preserve"> and terminology of figures that preserve </w:t>
+      </w:r>
+      <w:r>
+        <w:rPr>
+          <w:b/>
+        </w:rPr>
+        <w:t>evidence</w:t>
+      </w:r>
+      <w:r>
+        <w:rPr>
+          <w:b w:val="0"/>
+        </w:rPr>
+        <w:t>.</w:t>
+      </w:r>
+    </w:p>
+    <w:p>
+      <w:pPr>
+        <w:spacing w:line="336" w:lineRule="auto" w:after="180"/>
+      </w:pPr>
+      <w:r>
+        <w:rPr>
+          <w:b w:val="0"/>
+        </w:rPr>
         <w:t>I can apply the stated procedure to a new case with a traceable result.</w:t>
       </w:r>
     </w:p>
     <w:p>
-      <w:r>
+      <w:pPr>
+        <w:spacing w:line="336" w:lineRule="auto" w:after="180"/>
+      </w:pPr>
+      <w:r>
+        <w:rPr>
+          <w:b w:val="0"/>
+        </w:rPr>
         <w:t>I can identify an assumption or limitation and design a revealing follow-up.</w:t>
       </w:r>
     </w:p>
@@ -73,47 +120,131 @@
       </w:r>
     </w:p>
     <w:p>
-      <w:r>
+      <w:pPr>
+        <w:spacing w:line="336" w:lineRule="auto" w:after="180"/>
+      </w:pPr>
+      <w:r>
+        <w:rPr>
+          <w:b w:val="0"/>
+        </w:rPr>
         <w:t>Close your notes first. A rough first answer helps us choose the right starting point; it is not a score for your ability.</w:t>
       </w:r>
     </w:p>
     <w:p>
-      <w:r>
+      <w:pPr>
+        <w:spacing w:line="336" w:lineRule="auto" w:after="180"/>
+      </w:pPr>
+      <w:r>
+        <w:rPr>
+          <w:b w:val="0"/>
+        </w:rPr>
         <w:t>Without opening the old lesson, explain one key idea from Negative results and claim revision. Give an example and a mistake that the idea helps you avoid.</w:t>
       </w:r>
     </w:p>
     <w:p>
-      <w:r>
+      <w:pPr>
+        <w:spacing w:line="336" w:lineRule="auto" w:after="180"/>
+      </w:pPr>
+      <w:r>
+        <w:rPr>
+          <w:b w:val="0"/>
+        </w:rPr>
         <w:t>Without opening the old lesson, explain one key idea from Inspecting failures and anomalies. Give an example and a mistake that the idea helps you avoid.</w:t>
       </w:r>
     </w:p>
     <w:p>
-      <w:r>
+      <w:pPr>
+        <w:spacing w:line="336" w:lineRule="auto" w:after="180"/>
+      </w:pPr>
+      <w:r>
+        <w:rPr>
+          <w:b w:val="0"/>
+        </w:rPr>
         <w:t>Without opening the old lesson, explain one key idea from Power and resource tradeoffs. Give an example and a mistake that the idea helps you avoid.</w:t>
       </w:r>
     </w:p>
     <w:p>
-      <w:r>
-        <w:t>After trying, check the relevant lesson or ask your teacher. Change the part of your explanation that the evidence shows was wrong.</w:t>
-      </w:r>
-    </w:p>
-    <w:p>
-      <w:r>
+      <w:pPr>
+        <w:spacing w:line="336" w:lineRule="auto" w:after="180"/>
+      </w:pPr>
+      <w:r>
+        <w:rPr>
+          <w:b w:val="0"/>
+        </w:rPr>
+        <w:t xml:space="preserve">After trying, check the relevant lesson or ask your teacher. Change the part of your explanation that the </w:t>
+      </w:r>
+      <w:r>
+        <w:rPr>
+          <w:b/>
+        </w:rPr>
+        <w:t>evidence</w:t>
+      </w:r>
+      <w:r>
+        <w:rPr>
+          <w:b w:val="0"/>
+        </w:rPr>
+        <w:t xml:space="preserve"> shows was wrong.</w:t>
+      </w:r>
+    </w:p>
+    <w:p>
+      <w:pPr>
+        <w:spacing w:line="336" w:lineRule="auto" w:after="180"/>
+      </w:pPr>
+      <w:r>
+        <w:rPr>
+          <w:b w:val="0"/>
+        </w:rPr>
         <w:t>This week you will practise:</w:t>
       </w:r>
     </w:p>
     <w:p>
-      <w:r>
-        <w:t>Explain the mechanism and terminology of figures that preserve evidence</w:t>
-      </w:r>
-    </w:p>
-    <w:p>
-      <w:r>
+      <w:pPr>
+        <w:spacing w:line="336" w:lineRule="auto" w:after="180"/>
+      </w:pPr>
+      <w:r>
+        <w:rPr>
+          <w:b w:val="0"/>
+        </w:rPr>
+        <w:t xml:space="preserve">Explain the </w:t>
+      </w:r>
+      <w:r>
+        <w:rPr>
+          <w:b/>
+        </w:rPr>
+        <w:t>mechanism</w:t>
+      </w:r>
+      <w:r>
+        <w:rPr>
+          <w:b w:val="0"/>
+        </w:rPr>
+        <w:t xml:space="preserve"> and terminology of figures that preserve </w:t>
+      </w:r>
+      <w:r>
+        <w:rPr>
+          <w:b/>
+        </w:rPr>
+        <w:t>evidence</w:t>
+      </w:r>
+    </w:p>
+    <w:p>
+      <w:pPr>
+        <w:spacing w:line="336" w:lineRule="auto" w:after="180"/>
+      </w:pPr>
+      <w:r>
+        <w:rPr>
+          <w:b w:val="0"/>
+        </w:rPr>
         <w:t>Apply the stated procedure to a new case with a traceable result</w:t>
       </w:r>
     </w:p>
     <w:p>
-      <w:r>
+      <w:pPr>
+        <w:spacing w:line="336" w:lineRule="auto" w:after="180"/>
+      </w:pPr>
+      <w:r>
+        <w:rPr>
+          <w:b w:val="0"/>
+        </w:rPr>
         <w:t>Identify an assumption or limitation and design a revealing follow-up</w:t>
       </w:r>
     </w:p>
@@ -126,8 +257,38 @@
       </w:r>
     </w:p>
     <w:p>
-      <w:r>
-        <w:t>Recall Negative results and claim revision. Explain why a recorded result needs its input conditions and evidence source before it can support a claim.</w:t>
+      <w:pPr>
+        <w:spacing w:line="336" w:lineRule="auto" w:after="180"/>
+      </w:pPr>
+      <w:r>
+        <w:rPr>
+          <w:b w:val="0"/>
+        </w:rPr>
+        <w:t xml:space="preserve">Recall Negative results and claim revision. Explain why a recorded result needs its </w:t>
+      </w:r>
+      <w:r>
+        <w:rPr>
+          <w:b/>
+        </w:rPr>
+        <w:t>input</w:t>
+      </w:r>
+      <w:r>
+        <w:rPr>
+          <w:b w:val="0"/>
+        </w:rPr>
+        <w:t xml:space="preserve"> conditions and </w:t>
+      </w:r>
+      <w:r>
+        <w:rPr>
+          <w:b/>
+        </w:rPr>
+        <w:t>evidence</w:t>
+      </w:r>
+      <w:r>
+        <w:rPr>
+          <w:b w:val="0"/>
+        </w:rPr>
+        <w:t xml:space="preserve"> source before it can support a claim.</w:t>
       </w:r>
     </w:p>
     <w:p>
@@ -162,8 +323,26 @@
       </w:r>
     </w:p>
     <w:p>
-      <w:r>
-        <w:t>Explain figures that preserve evidence using the records and boundaries of this fictional investigation.</w:t>
+      <w:pPr>
+        <w:spacing w:line="336" w:lineRule="auto" w:after="180"/>
+      </w:pPr>
+      <w:r>
+        <w:rPr>
+          <w:b w:val="0"/>
+        </w:rPr>
+        <w:t xml:space="preserve">Explain figures that preserve </w:t>
+      </w:r>
+      <w:r>
+        <w:rPr>
+          <w:b/>
+        </w:rPr>
+        <w:t>evidence</w:t>
+      </w:r>
+      <w:r>
+        <w:rPr>
+          <w:b w:val="0"/>
+        </w:rPr>
+        <w:t xml:space="preserve"> using the records and boundaries of this fictional investigation.</w:t>
       </w:r>
     </w:p>
     <w:p>
@@ -176,12 +355,64 @@
     </w:p>
     <w:p>
       <w:r>
-        <w:t>Figures should preserve denominators, scales and uncertainty rather than exaggerate the preferred comparison. A plot is a representation of evidence, not extra evidence.</w:t>
-      </w:r>
-    </w:p>
-    <w:p>
-      <w:r>
-        <w:t>Begin by writing the question the procedure is intended to answer. Identify the information already supplied, the information it will produce and the information still missing. These are constructed classroom examples; they do not require live accounts, private records or an external service. Do not treat a plausible explanation as a measured outcome.</w:t>
+        <w:t>Investigate the supplied Figures that preserve evidence case. Separate observations, given facts and assumptions before choosing an explanation.</w:t>
+      </w:r>
+    </w:p>
+    <w:p>
+      <w:pPr>
+        <w:spacing w:line="336" w:lineRule="auto" w:after="180"/>
+      </w:pPr>
+      <w:r>
+        <w:rPr>
+          <w:b w:val="0"/>
+        </w:rPr>
+        <w:t xml:space="preserve">Figures should preserve denominators, scales and uncertainty rather than exaggerate the preferred comparison. A plot is a representation of </w:t>
+      </w:r>
+      <w:r>
+        <w:rPr>
+          <w:b/>
+        </w:rPr>
+        <w:t>evidence</w:t>
+      </w:r>
+      <w:r>
+        <w:rPr>
+          <w:b w:val="0"/>
+        </w:rPr>
+        <w:t xml:space="preserve">, not extra </w:t>
+      </w:r>
+      <w:r>
+        <w:rPr>
+          <w:b/>
+        </w:rPr>
+        <w:t>evidence</w:t>
+      </w:r>
+      <w:r>
+        <w:rPr>
+          <w:b w:val="0"/>
+        </w:rPr>
+        <w:t>.</w:t>
+      </w:r>
+    </w:p>
+    <w:p>
+      <w:pPr>
+        <w:spacing w:line="336" w:lineRule="auto" w:after="180"/>
+      </w:pPr>
+      <w:r>
+        <w:rPr>
+          <w:b w:val="0"/>
+        </w:rPr>
+        <w:t>Begin by writing the question the procedure is intended to answer. Identify the information already supplied, the information it will produce and the information still missing.</w:t>
+      </w:r>
+    </w:p>
+    <w:p>
+      <w:pPr>
+        <w:spacing w:line="336" w:lineRule="auto" w:after="180"/>
+      </w:pPr>
+      <w:r>
+        <w:rPr>
+          <w:b w:val="0"/>
+        </w:rPr>
+        <w:t>These are constructed classroom examples; they do not require live accounts, private records or an external service. Do not treat a plausible explanation as a measured outcome.</w:t>
       </w:r>
     </w:p>
     <w:p>
@@ -217,6 +448,17 @@
     </w:p>
     <w:p>
       <w:r>
+        <w:t>Follow the mechanism for Figures that preserve evidence. Connect each labelled input, deciding step and result.</w:t>
+      </w:r>
+    </w:p>
+    <w:p>
+      <w:pPr>
+        <w:spacing w:line="336" w:lineRule="auto" w:after="180"/>
+      </w:pPr>
+      <w:r>
+        <w:rPr>
+          <w:b w:val="0"/>
+        </w:rPr>
         <w:t>Label axes, units, cases and scope. For simple comparative bars use a zero baseline or explicitly justify another plot. Show condition breakdowns and unassessed counts where relevant.</w:t>
       </w:r>
     </w:p>
@@ -313,8 +555,49 @@
       </w:r>
     </w:p>
     <w:p>
-      <w:r>
-        <w:t>Before applying the procedure, write its units, denominator or decision boundary where relevant. A partner should be able to repeat each step using the same inputs. If a required input is absent or violates the stated contract, record that condition explicitly instead of quietly replacing it with a convenient value.</w:t>
+      <w:pPr>
+        <w:spacing w:line="336" w:lineRule="auto" w:after="180"/>
+      </w:pPr>
+      <w:r>
+        <w:rPr>
+          <w:b w:val="0"/>
+        </w:rPr>
+        <w:t xml:space="preserve">Before applying the procedure, write its units, denominator or decision boundary where relevant. A partner should be able to repeat each step using the same </w:t>
+      </w:r>
+      <w:r>
+        <w:rPr>
+          <w:b/>
+        </w:rPr>
+        <w:t>input</w:t>
+      </w:r>
+      <w:r>
+        <w:rPr>
+          <w:b w:val="0"/>
+        </w:rPr>
+        <w:t>s.</w:t>
+      </w:r>
+    </w:p>
+    <w:p>
+      <w:pPr>
+        <w:spacing w:line="336" w:lineRule="auto" w:after="180"/>
+      </w:pPr>
+      <w:r>
+        <w:rPr>
+          <w:b w:val="0"/>
+        </w:rPr>
+        <w:t xml:space="preserve">If a required </w:t>
+      </w:r>
+      <w:r>
+        <w:rPr>
+          <w:b/>
+        </w:rPr>
+        <w:t>input</w:t>
+      </w:r>
+      <w:r>
+        <w:rPr>
+          <w:b w:val="0"/>
+        </w:rPr>
+        <w:t xml:space="preserve"> is absent or violates the stated contract, record that condition explicitly instead of quietly replacing it with a convenient value.</w:t>
       </w:r>
     </w:p>
     <w:p>
@@ -326,8 +609,26 @@
       </w:r>
     </w:p>
     <w:p>
-      <w:r>
-        <w:t>Point to the input, the deciding step and the result in this week’s visual. Explain the same step in ordinary words. A picture helps when you can say what each part represents.</w:t>
+      <w:pPr>
+        <w:spacing w:line="336" w:lineRule="auto" w:after="180"/>
+      </w:pPr>
+      <w:r>
+        <w:rPr>
+          <w:b w:val="0"/>
+        </w:rPr>
+        <w:t xml:space="preserve">Point to the </w:t>
+      </w:r>
+      <w:r>
+        <w:rPr>
+          <w:b/>
+        </w:rPr>
+        <w:t>input</w:t>
+      </w:r>
+      <w:r>
+        <w:rPr>
+          <w:b w:val="0"/>
+        </w:rPr>
+        <w:t>, the deciding step and the result in this week’s visual. Explain the same step in ordinary words. A picture helps when you can say what each part represents.</w:t>
       </w:r>
     </w:p>
     <w:p>
@@ -339,6 +640,11 @@
       </w:r>
     </w:p>
     <w:p>
+      <w:r>
+        <w:t>Compare the supplied cases for Figures that preserve evidence. Identify the detail that changes the conclusion.</w:t>
+      </w:r>
+    </w:p>
+    <w:p>
       <w:pPr>
         <w:pStyle w:val="Heading3"/>
       </w:pPr>
@@ -347,8 +653,26 @@
       </w:r>
     </w:p>
     <w:p>
-      <w:r>
-        <w:t>RatesA80%, B82% are plotted on bars starting79%, making B look several times larger. Show the intermediate steps and give the conclusion with its scope.</w:t>
+      <w:pPr>
+        <w:spacing w:line="336" w:lineRule="auto" w:after="180"/>
+      </w:pPr>
+      <w:r>
+        <w:rPr>
+          <w:b w:val="0"/>
+        </w:rPr>
+        <w:t>RatesA</w:t>
+      </w:r>
+      <w:r>
+        <w:rPr>
+          <w:b/>
+        </w:rPr>
+        <w:t>80%</w:t>
+      </w:r>
+      <w:r>
+        <w:rPr>
+          <w:b w:val="0"/>
+        </w:rPr>
+        <w:t>, B82% are plotted on bars starting79%, making B look several times larger. Show the intermediate steps and give the conclusion with its scope.</w:t>
       </w:r>
     </w:p>
     <w:p>
@@ -393,17 +717,68 @@
       </w:r>
     </w:p>
     <w:p>
-      <w:r>
+      <w:pPr>
+        <w:pStyle w:val="Heading3"/>
+      </w:pPr>
+      <w:r>
+        <w:t>Change one thing</w:t>
+      </w:r>
+    </w:p>
+    <w:p>
+      <w:pPr>
+        <w:spacing w:line="336" w:lineRule="auto" w:after="180"/>
+        <w:shd w:fill="F5F1FB"/>
+      </w:pPr>
+      <w:r>
+        <w:rPr>
+          <w:b w:val="0"/>
+        </w:rPr>
         <w:t>Change: Start the axis at 5 without making the truncation obvious.</w:t>
       </w:r>
     </w:p>
     <w:p>
-      <w:r>
-        <w:t>Prediction: The bars exaggerate the visual contrast and require correction or clear disclosure.</w:t>
-      </w:r>
-    </w:p>
-    <w:p>
-      <w:r>
+      <w:pPr>
+        <w:pStyle w:val="Heading3"/>
+      </w:pPr>
+      <w:r>
+        <w:t>Predicted result</w:t>
+      </w:r>
+    </w:p>
+    <w:p>
+      <w:pPr>
+        <w:spacing w:line="336" w:lineRule="auto" w:after="180"/>
+        <w:shd w:fill="F1F6FC"/>
+      </w:pPr>
+      <w:r>
+        <w:rPr>
+          <w:b/>
+        </w:rPr>
+        <w:t>Prediction</w:t>
+      </w:r>
+      <w:r>
+        <w:rPr>
+          <w:b w:val="0"/>
+        </w:rPr>
+        <w:t>: The bars exaggerate the visual contrast and require correction or clear disclosure.</w:t>
+      </w:r>
+    </w:p>
+    <w:p>
+      <w:pPr>
+        <w:pStyle w:val="Heading3"/>
+      </w:pPr>
+      <w:r>
+        <w:t>Why the result follows</w:t>
+      </w:r>
+    </w:p>
+    <w:p>
+      <w:pPr>
+        <w:spacing w:line="336" w:lineRule="auto" w:after="180"/>
+        <w:shd w:fill="F1F6FC"/>
+      </w:pPr>
+      <w:r>
+        <w:rPr>
+          <w:b w:val="0"/>
+        </w:rPr>
         <w:t>Reason: Visible heights no longer correspond to the full count scale.</w:t>
       </w:r>
     </w:p>
@@ -413,6 +788,11 @@
       </w:pPr>
       <w:r>
         <w:t>05. Words that unlock the idea</w:t>
+      </w:r>
+    </w:p>
+    <w:p>
+      <w:r>
+        <w:t>Use the vocabulary of Figures that preserve evidence to explain a concrete decision, rather than only memorising definitions.</w:t>
       </w:r>
     </w:p>
     <w:tbl>
@@ -550,17 +930,53 @@
     </w:p>
     <w:p>
       <w:r>
-        <w:t>RatesA80%, B82% are plotted on bars starting79%, making B look several times larger.</w:t>
-      </w:r>
-    </w:p>
-    <w:p>
-      <w:r>
-        <w:t>Difference is2 percentage points; truncated bars exaggerate magnitude. Use zero-baseline bars or a clearly labelled difference plot.</w:t>
-      </w:r>
-    </w:p>
-    <w:p>
-      <w:r>
-        <w:t>Compare the intermediate evidence with the final statement. Explain why each number or decision follows from the stated inputs. The conclusion belongs to this scenario and procedure; changing the inputs, evaluation population or authority can change what it establishes. Retain the raw record so a later revision can be compared honestly.</w:t>
+        <w:t>Follow the worked trace for Figures that preserve evidence, predict a step, then compare with its explanation.</w:t>
+      </w:r>
+    </w:p>
+    <w:p>
+      <w:pPr>
+        <w:spacing w:line="336" w:lineRule="auto" w:after="180"/>
+      </w:pPr>
+      <w:r>
+        <w:rPr>
+          <w:b w:val="0"/>
+        </w:rPr>
+        <w:t>RatesA</w:t>
+      </w:r>
+      <w:r>
+        <w:rPr>
+          <w:b/>
+        </w:rPr>
+        <w:t>80%</w:t>
+      </w:r>
+      <w:r>
+        <w:rPr>
+          <w:b w:val="0"/>
+        </w:rPr>
+        <w:t>, B82% are plotted on bars starting79%, making B look several times larger.</w:t>
+      </w:r>
+    </w:p>
+    <w:p>
+      <w:pPr>
+        <w:spacing w:line="336" w:lineRule="auto" w:after="180"/>
+      </w:pPr>
+      <w:r>
+        <w:rPr>
+          <w:b w:val="0"/>
+        </w:rPr>
+        <w:t xml:space="preserve">Difference is2 percentage points; truncated bars exaggerate magnitude. Use zero-baseline bars or a clearly labelled </w:t>
+      </w:r>
+      <w:r>
+        <w:rPr>
+          <w:b/>
+        </w:rPr>
+        <w:t>difference plot</w:t>
+      </w:r>
+      <w:r>
+        <w:rPr>
+          <w:b w:val="0"/>
+        </w:rPr>
+        <w:t>.</w:t>
       </w:r>
     </w:p>
     <w:p>
@@ -568,11 +984,85 @@
         <w:pStyle w:val="Heading3"/>
       </w:pPr>
       <w:r>
+        <w:t>Worked explanation · Figures that preserve evidence</w:t>
+      </w:r>
+    </w:p>
+    <w:p>
+      <w:pPr>
+        <w:spacing w:line="336" w:lineRule="auto" w:after="180"/>
+        <w:shd w:fill="F1F6FC"/>
+      </w:pPr>
+      <w:r>
+        <w:rPr>
+          <w:b w:val="0"/>
+        </w:rPr>
+        <w:t xml:space="preserve">Compare the intermediate </w:t>
+      </w:r>
+      <w:r>
+        <w:rPr>
+          <w:b/>
+        </w:rPr>
+        <w:t>evidence</w:t>
+      </w:r>
+      <w:r>
+        <w:rPr>
+          <w:b w:val="0"/>
+        </w:rPr>
+        <w:t xml:space="preserve"> with the final statement. Explain why each number or decision follows from the stated </w:t>
+      </w:r>
+      <w:r>
+        <w:rPr>
+          <w:b/>
+        </w:rPr>
+        <w:t>input</w:t>
+      </w:r>
+      <w:r>
+        <w:rPr>
+          <w:b w:val="0"/>
+        </w:rPr>
+        <w:t>s.</w:t>
+      </w:r>
+    </w:p>
+    <w:p>
+      <w:pPr>
+        <w:spacing w:line="336" w:lineRule="auto" w:after="180"/>
+        <w:shd w:fill="F1F6FC"/>
+      </w:pPr>
+      <w:r>
+        <w:rPr>
+          <w:b w:val="0"/>
+        </w:rPr>
+        <w:t xml:space="preserve">The conclusion belongs to this scenario and procedure; changing the </w:t>
+      </w:r>
+      <w:r>
+        <w:rPr>
+          <w:b/>
+        </w:rPr>
+        <w:t>input</w:t>
+      </w:r>
+      <w:r>
+        <w:rPr>
+          <w:b w:val="0"/>
+        </w:rPr>
+        <w:t>s, evaluation population or authority can change what it establishes. Retain the raw record so a later revision can be compared honestly.</w:t>
+      </w:r>
+    </w:p>
+    <w:p>
+      <w:pPr>
+        <w:pStyle w:val="Heading3"/>
+      </w:pPr>
+      <w:r>
         <w:t>Learn from the worked case</w:t>
       </w:r>
     </w:p>
     <w:p>
-      <w:r>
+      <w:pPr>
+        <w:spacing w:line="336" w:lineRule="auto" w:after="180"/>
+      </w:pPr>
+      <w:r>
+        <w:rPr>
+          <w:b w:val="0"/>
+        </w:rPr>
         <w:t>Cover the result before checking it. Say what is given, choose the procedure, and follow one step at a time. Then uncover the result and explain your first mismatch. Ask why a step is allowed, not only what number it produces.</w:t>
       </w:r>
     </w:p>
@@ -585,7 +1075,13 @@
       </w:r>
     </w:p>
     <w:p>
-      <w:r>
+      <w:pPr>
+        <w:spacing w:line="336" w:lineRule="auto" w:after="180"/>
+      </w:pPr>
+      <w:r>
+        <w:rPr>
+          <w:b w:val="0"/>
+        </w:rPr>
         <w:t>Draw bars that preserve the comparison. A report plots correct counts for two versions on the same ten cases.</w:t>
       </w:r>
     </w:p>
@@ -598,7 +1094,22 @@
       </w:r>
     </w:p>
     <w:p>
-      <w:r>
+      <w:pPr>
+        <w:pStyle w:val="Heading3"/>
+      </w:pPr>
+      <w:r>
+        <w:t>Supplied facts</w:t>
+      </w:r>
+    </w:p>
+    <w:p>
+      <w:pPr>
+        <w:spacing w:line="336" w:lineRule="auto" w:after="180"/>
+        <w:shd w:fill="F1F6FC"/>
+      </w:pPr>
+      <w:r>
+        <w:rPr>
+          <w:b w:val="0"/>
+        </w:rPr>
         <w:t>A has 6/10 correct; B has 8/10. The count axis should start at zero and identify the ten-case denominator.</w:t>
       </w:r>
     </w:p>
@@ -798,30 +1309,102 @@
       </w:r>
     </w:p>
     <w:p>
-      <w:r>
-        <w:t>Figures make evidence easier to inspect when labels and scales preserve meaning. A dramatic-looking visual cannot supply missing uncertainty or representativeness.</w:t>
-      </w:r>
-    </w:p>
-    <w:p>
       <w:pPr>
         <w:pStyle w:val="Heading3"/>
       </w:pPr>
       <w:r>
+        <w:t>Why the result follows</w:t>
+      </w:r>
+    </w:p>
+    <w:p>
+      <w:pPr>
+        <w:spacing w:line="336" w:lineRule="auto" w:after="180"/>
+        <w:shd w:fill="F1F6FC"/>
+      </w:pPr>
+      <w:r>
+        <w:rPr>
+          <w:b w:val="0"/>
+        </w:rPr>
+        <w:t xml:space="preserve">Figures make </w:t>
+      </w:r>
+      <w:r>
+        <w:rPr>
+          <w:b/>
+        </w:rPr>
+        <w:t>evidence</w:t>
+      </w:r>
+      <w:r>
+        <w:rPr>
+          <w:b w:val="0"/>
+        </w:rPr>
+        <w:t xml:space="preserve"> easier to inspect when labels and scales preserve meaning. A dramatic-looking visual cannot supply missing uncertainty or representativeness.</w:t>
+      </w:r>
+    </w:p>
+    <w:p>
+      <w:pPr>
+        <w:pStyle w:val="Heading3"/>
+      </w:pPr>
+      <w:r>
         <w:t>What this example does not establish</w:t>
       </w:r>
     </w:p>
     <w:p>
-      <w:r>
+      <w:pPr>
+        <w:pStyle w:val="Heading3"/>
+      </w:pPr>
+      <w:r>
+        <w:t>Keep the stated limit</w:t>
+      </w:r>
+    </w:p>
+    <w:p>
+      <w:pPr>
+        <w:spacing w:line="336" w:lineRule="auto" w:after="180"/>
+        <w:shd w:fill="FFF5E6"/>
+      </w:pPr>
+      <w:r>
+        <w:rPr>
+          <w:b w:val="0"/>
+        </w:rPr>
         <w:t>A well-labelled chart still cannot establish a causal or population claim from ten cases.</w:t>
       </w:r>
     </w:p>
     <w:p>
-      <w:r>
+      <w:pPr>
+        <w:pStyle w:val="Heading3"/>
+      </w:pPr>
+      <w:r>
+        <w:t>Keep the stated limit</w:t>
+      </w:r>
+    </w:p>
+    <w:p>
+      <w:pPr>
+        <w:spacing w:line="336" w:lineRule="auto" w:after="180"/>
+        <w:shd w:fill="FFF5E6"/>
+      </w:pPr>
+      <w:r>
+        <w:rPr>
+          <w:b w:val="0"/>
+        </w:rPr>
         <w:t>Read the labelled picture: Draw count bars for 6/10 and 8/10 using the stated axis. Why must the denominator and fixed task context remain visible, and what distortion arises from an undisclosed axis start at five?</w:t>
       </w:r>
     </w:p>
     <w:p>
-      <w:r>
+      <w:pPr>
+        <w:pStyle w:val="Heading3"/>
+      </w:pPr>
+      <w:r>
+        <w:t>Keep the stated limit</w:t>
+      </w:r>
+    </w:p>
+    <w:p>
+      <w:pPr>
+        <w:spacing w:line="336" w:lineRule="auto" w:after="180"/>
+        <w:shd w:fill="FFF5E6"/>
+      </w:pPr>
+      <w:r>
+        <w:rPr>
+          <w:b w:val="0"/>
+        </w:rPr>
         <w:t>Change one thing: Start the axis at 5 without making the truncation obvious. Predict the result before checking the explanation. What remains the same?</w:t>
       </w:r>
     </w:p>
@@ -835,19 +1418,69 @@
     </w:p>
     <w:p>
       <w:r>
+        <w:t>Find the unsupported step in the Figures that preserve evidence claim and explain a repair using the supplied evidence.</w:t>
+      </w:r>
+    </w:p>
+    <w:p>
+      <w:pPr>
+        <w:spacing w:line="336" w:lineRule="auto" w:after="180"/>
+      </w:pPr>
+      <w:r>
+        <w:rPr>
+          <w:b w:val="0"/>
+        </w:rPr>
         <w:t>Visual choices must reflect the intended metric and cannot imply causal certainty from association.</w:t>
       </w:r>
     </w:p>
     <w:p>
-      <w:r>
-        <w:t>A useful check asks what would make the reasoning fail. Distinguish a failure to execute the declared procedure from a weakness in the procedure itself. The first may require a correction; the second requires an explicitly revised method and new evidence. Preserve unsuccessful cases so an improved result cannot hide the original problem.</w:t>
-      </w:r>
-    </w:p>
-    <w:p>
       <w:pPr>
         <w:pStyle w:val="Heading3"/>
       </w:pPr>
       <w:r>
+        <w:t>Check the claim against the facts</w:t>
+      </w:r>
+    </w:p>
+    <w:p>
+      <w:pPr>
+        <w:spacing w:line="336" w:lineRule="auto" w:after="180"/>
+        <w:shd w:fill="FFF5E6"/>
+      </w:pPr>
+      <w:r>
+        <w:rPr>
+          <w:b w:val="0"/>
+        </w:rPr>
+        <w:t>A useful check asks what would make the reasoning fail. Distinguish a failure to execute the declared procedure from a weakness in the procedure itself.</w:t>
+      </w:r>
+    </w:p>
+    <w:p>
+      <w:pPr>
+        <w:spacing w:line="336" w:lineRule="auto" w:after="180"/>
+        <w:shd w:fill="FFF5E6"/>
+      </w:pPr>
+      <w:r>
+        <w:rPr>
+          <w:b w:val="0"/>
+        </w:rPr>
+        <w:t xml:space="preserve">The first may require a correction; the second requires an explicitly revised method and new </w:t>
+      </w:r>
+      <w:r>
+        <w:rPr>
+          <w:b/>
+        </w:rPr>
+        <w:t>evidence</w:t>
+      </w:r>
+      <w:r>
+        <w:rPr>
+          <w:b w:val="0"/>
+        </w:rPr>
+        <w:t>. Preserve unsuccessful cases so an improved result cannot hide the original problem.</w:t>
+      </w:r>
+    </w:p>
+    <w:p>
+      <w:pPr>
+        <w:pStyle w:val="Heading3"/>
+      </w:pPr>
+      <w:r>
         <w:t>Guided: restate the worked result, then name the assumption or limitation that prevents a broader conclusion.</w:t>
       </w:r>
     </w:p>
@@ -885,8 +1518,25 @@
       </w:r>
     </w:p>
     <w:p>
-      <w:r>
-        <w:t>A report omits this qualification: Visual choices must reflect the intended metric and cannot imply causal certainty from association. Explain how omitting it could change a reader's interpretation, and write an accurate replacement.</w:t>
+      <w:pPr>
+        <w:spacing w:line="336" w:lineRule="auto" w:after="180"/>
+      </w:pPr>
+      <w:r>
+        <w:rPr>
+          <w:b w:val="0"/>
+        </w:rPr>
+        <w:t>A report omits this qualification: Visual choices must reflect the intended metric and cannot imply causal certainty from association.</w:t>
+      </w:r>
+    </w:p>
+    <w:p>
+      <w:pPr>
+        <w:spacing w:line="336" w:lineRule="auto" w:after="180"/>
+      </w:pPr>
+      <w:r>
+        <w:rPr>
+          <w:b w:val="0"/>
+        </w:rPr>
+        <w:t>Explain how omitting it could change a reader's interpretation, and write an accurate replacement.</w:t>
       </w:r>
     </w:p>
     <w:p>
@@ -937,7 +1587,54 @@
     </w:p>
     <w:p>
       <w:r>
-        <w:t>Explain the weekly mechanism in your own words. Use the worked scenario to name its input, decision rule and output.</w:t>
+        <w:t>Practise Figures that preserve evidence with support, then explain the deciding step in your own words.</w:t>
+      </w:r>
+    </w:p>
+    <w:p>
+      <w:pPr>
+        <w:spacing w:line="336" w:lineRule="auto" w:after="180"/>
+      </w:pPr>
+      <w:r>
+        <w:rPr>
+          <w:b w:val="0"/>
+        </w:rPr>
+        <w:t xml:space="preserve">Explain the weekly </w:t>
+      </w:r>
+      <w:r>
+        <w:rPr>
+          <w:b/>
+        </w:rPr>
+        <w:t>mechanism</w:t>
+      </w:r>
+      <w:r>
+        <w:rPr>
+          <w:b w:val="0"/>
+        </w:rPr>
+        <w:t xml:space="preserve"> in your own words. Use the worked scenario to name its </w:t>
+      </w:r>
+      <w:r>
+        <w:rPr>
+          <w:b/>
+        </w:rPr>
+        <w:t>input</w:t>
+      </w:r>
+      <w:r>
+        <w:rPr>
+          <w:b w:val="0"/>
+        </w:rPr>
+        <w:t xml:space="preserve">, decision rule and </w:t>
+      </w:r>
+      <w:r>
+        <w:rPr>
+          <w:b/>
+        </w:rPr>
+        <w:t>output</w:t>
+      </w:r>
+      <w:r>
+        <w:rPr>
+          <w:b w:val="0"/>
+        </w:rPr>
+        <w:t>.</w:t>
       </w:r>
     </w:p>
     <w:p>
@@ -1010,8 +1707,38 @@
       </w:r>
     </w:p>
     <w:p>
-      <w:r>
-        <w:t>Use workbook W2 for the connected example “Figures that preserve evidence”. First fill the input and rule boxes. Try the middle steps before asking for a hint. After a hint, try the next step yourself.</w:t>
+      <w:pPr>
+        <w:spacing w:line="336" w:lineRule="auto" w:after="180"/>
+      </w:pPr>
+      <w:r>
+        <w:rPr>
+          <w:b w:val="0"/>
+        </w:rPr>
+        <w:t xml:space="preserve">Use workbook W2 for the connected example “Figures that preserve </w:t>
+      </w:r>
+      <w:r>
+        <w:rPr>
+          <w:b/>
+        </w:rPr>
+        <w:t>evidence</w:t>
+      </w:r>
+      <w:r>
+        <w:rPr>
+          <w:b w:val="0"/>
+        </w:rPr>
+        <w:t xml:space="preserve">”. First fill the </w:t>
+      </w:r>
+      <w:r>
+        <w:rPr>
+          <w:b/>
+        </w:rPr>
+        <w:t>input</w:t>
+      </w:r>
+      <w:r>
+        <w:rPr>
+          <w:b w:val="0"/>
+        </w:rPr>
+        <w:t xml:space="preserve"> and rule boxes. Try the middle steps before asking for a hint. After a hint, try the next step yourself.</w:t>
       </w:r>
     </w:p>
     <w:tbl>
@@ -1094,7 +1821,13 @@
       </w:tr>
     </w:tbl>
     <w:p>
-      <w:r>
+      <w:pPr>
+        <w:spacing w:line="336" w:lineRule="auto" w:after="180"/>
+      </w:pPr>
+      <w:r>
+        <w:rPr>
+          <w:b w:val="0"/>
+        </w:rPr>
         <w:t>Explain your trace to a partner. Your partner points to one step to check. Swap roles on the next case. Each person writes their own explanation.</w:t>
       </w:r>
     </w:p>
@@ -1107,12 +1840,47 @@
       </w:r>
     </w:p>
     <w:p>
-      <w:r>
-        <w:t>Use the worked case for Figures that preserve evidence. Proposed explanation: “The worked result establishes every future case”. Decide whether this explanation is supported. Point to the step or supplied fact that decides; explain your repair if needed.</w:t>
-      </w:r>
-    </w:p>
-    <w:p>
-      <w:r>
+      <w:pPr>
+        <w:spacing w:line="336" w:lineRule="auto" w:after="180"/>
+      </w:pPr>
+      <w:r>
+        <w:rPr>
+          <w:b w:val="0"/>
+        </w:rPr>
+        <w:t xml:space="preserve">Use the worked case for Figures that preserve </w:t>
+      </w:r>
+      <w:r>
+        <w:rPr>
+          <w:b/>
+        </w:rPr>
+        <w:t>evidence</w:t>
+      </w:r>
+      <w:r>
+        <w:rPr>
+          <w:b w:val="0"/>
+        </w:rPr>
+        <w:t>. Proposed explanation: “The worked result establishes every future case”. Decide whether this explanation is supported.</w:t>
+      </w:r>
+    </w:p>
+    <w:p>
+      <w:pPr>
+        <w:spacing w:line="336" w:lineRule="auto" w:after="180"/>
+      </w:pPr>
+      <w:r>
+        <w:rPr>
+          <w:b w:val="0"/>
+        </w:rPr>
+        <w:t>Point to the step or supplied fact that decides; explain your repair if needed.</w:t>
+      </w:r>
+    </w:p>
+    <w:p>
+      <w:pPr>
+        <w:spacing w:line="336" w:lineRule="auto" w:after="180"/>
+      </w:pPr>
+      <w:r>
+        <w:rPr>
+          <w:b w:val="0"/>
+        </w:rPr>
         <w:t>Answer on your own before discussion. If you are unsure, say which step you need help with.</w:t>
       </w:r>
     </w:p>
@@ -1125,7 +1893,14 @@
       </w:r>
     </w:p>
     <w:p>
-      <w:r>
+      <w:pPr>
+        <w:spacing w:line="336" w:lineRule="auto" w:after="180"/>
+        <w:shd w:fill="F5F1FB"/>
+      </w:pPr>
+      <w:r>
+        <w:rPr>
+          <w:b w:val="0"/>
+        </w:rPr>
         <w:t>Draw count bars for 6/10 and 8/10 using the stated axis. Why must the denominator and fixed task context remain visible, and what distortion arises from an undisclosed axis start at five?</w:t>
       </w:r>
     </w:p>
@@ -1158,7 +1933,13 @@
       </w:r>
     </w:p>
     <w:p>
-      <w:r>
+      <w:pPr>
+        <w:spacing w:line="336" w:lineRule="auto" w:after="180"/>
+      </w:pPr>
+      <w:r>
+        <w:rPr>
+          <w:b w:val="0"/>
+        </w:rPr>
         <w:t>This is supported practice. Keep the separately named independent case for an attempt before feedback.</w:t>
       </w:r>
     </w:p>
@@ -1171,6 +1952,11 @@
       </w:r>
     </w:p>
     <w:p>
+      <w:r>
+        <w:t>Investigate Figures that preserve evidence. Record the prediction, actual observation or labelled paper trace, explanation and next test separately.</w:t>
+      </w:r>
+    </w:p>
+    <w:p>
       <w:pPr>
         <w:pStyle w:val="Heading3"/>
       </w:pPr>
@@ -1179,8 +1965,26 @@
       </w:r>
     </w:p>
     <w:p>
-      <w:r>
-        <w:t>RatesA80%, B82% are plotted on bars starting79%, making B look several times larger. Show the intermediate steps and give the conclusion with its scope.</w:t>
+      <w:pPr>
+        <w:spacing w:line="336" w:lineRule="auto" w:after="180"/>
+      </w:pPr>
+      <w:r>
+        <w:rPr>
+          <w:b w:val="0"/>
+        </w:rPr>
+        <w:t>RatesA</w:t>
+      </w:r>
+      <w:r>
+        <w:rPr>
+          <w:b/>
+        </w:rPr>
+        <w:t>80%</w:t>
+      </w:r>
+      <w:r>
+        <w:rPr>
+          <w:b w:val="0"/>
+        </w:rPr>
+        <w:t>, B82% are plotted on bars starting79%, making B look several times larger. Show the intermediate steps and give the conclusion with its scope.</w:t>
       </w:r>
     </w:p>
     <w:tbl>
@@ -1320,7 +2124,13 @@
       </w:tr>
     </w:tbl>
     <w:p>
-      <w:r>
+      <w:pPr>
+        <w:spacing w:line="336" w:lineRule="auto" w:after="180"/>
+      </w:pPr>
+      <w:r>
+        <w:rPr>
+          <w:b w:val="0"/>
+        </w:rPr>
         <w:t>On paper, trace the supplied procedure. If code is provided, predict before running it in a local practice file. Never write an expected answer as though it were an observed run.</w:t>
       </w:r>
     </w:p>
@@ -1333,7 +2143,13 @@
       </w:r>
     </w:p>
     <w:p>
-      <w:r>
+      <w:pPr>
+        <w:spacing w:line="336" w:lineRule="auto" w:after="180"/>
+      </w:pPr>
+      <w:r>
+        <w:rPr>
+          <w:b w:val="0"/>
+        </w:rPr>
         <w:t>Before trying: what do I expect, and why? While trying: which step could first go wrong? Afterwards: what did I actually observe, and what should change? Keep “not run” if you only traced the procedure.</w:t>
       </w:r>
     </w:p>
@@ -1346,6 +2162,11 @@
       </w:r>
     </w:p>
     <w:p>
+      <w:r>
+        <w:t>Move from recall to tracing, diagnosis and transfer in Figures that preserve evidence. Explain why each step is justified.</w:t>
+      </w:r>
+    </w:p>
+    <w:p>
       <w:pPr>
         <w:pStyle w:val="Heading3"/>
       </w:pPr>
@@ -1354,18 +2175,94 @@
       </w:r>
     </w:p>
     <w:p>
-      <w:r>
-        <w:t>Explain the weekly mechanism in your own words. Use the worked scenario to name its input, decision rule and output.</w:t>
-      </w:r>
-    </w:p>
-    <w:p>
-      <w:r>
-        <w:t>A report omits this qualification: Visual choices must reflect the intended metric and cannot imply causal certainty from association. Explain how omitting it could change a reader's interpretation, and write an accurate replacement.</w:t>
-      </w:r>
-    </w:p>
-    <w:p>
-      <w:r>
-        <w:t>For the worked scenario, propose one additional case that could reveal a failure, describe its expected outcome before running it, and explain what would need to remain fixed for a fair comparison. Do not reuse W4 as a new final test after receiving feedback.</w:t>
+      <w:pPr>
+        <w:spacing w:line="336" w:lineRule="auto" w:after="180"/>
+      </w:pPr>
+      <w:r>
+        <w:rPr>
+          <w:b w:val="0"/>
+        </w:rPr>
+        <w:t xml:space="preserve">Explain the weekly </w:t>
+      </w:r>
+      <w:r>
+        <w:rPr>
+          <w:b/>
+        </w:rPr>
+        <w:t>mechanism</w:t>
+      </w:r>
+      <w:r>
+        <w:rPr>
+          <w:b w:val="0"/>
+        </w:rPr>
+        <w:t xml:space="preserve"> in your own words. Use the worked scenario to name its </w:t>
+      </w:r>
+      <w:r>
+        <w:rPr>
+          <w:b/>
+        </w:rPr>
+        <w:t>input</w:t>
+      </w:r>
+      <w:r>
+        <w:rPr>
+          <w:b w:val="0"/>
+        </w:rPr>
+        <w:t xml:space="preserve">, decision rule and </w:t>
+      </w:r>
+      <w:r>
+        <w:rPr>
+          <w:b/>
+        </w:rPr>
+        <w:t>output</w:t>
+      </w:r>
+      <w:r>
+        <w:rPr>
+          <w:b w:val="0"/>
+        </w:rPr>
+        <w:t>.</w:t>
+      </w:r>
+    </w:p>
+    <w:p>
+      <w:pPr>
+        <w:spacing w:line="336" w:lineRule="auto" w:after="180"/>
+      </w:pPr>
+      <w:r>
+        <w:rPr>
+          <w:b w:val="0"/>
+        </w:rPr>
+        <w:t>A report omits this qualification: Visual choices must reflect the intended metric and cannot imply causal certainty from association.</w:t>
+      </w:r>
+    </w:p>
+    <w:p>
+      <w:pPr>
+        <w:spacing w:line="336" w:lineRule="auto" w:after="180"/>
+      </w:pPr>
+      <w:r>
+        <w:rPr>
+          <w:b w:val="0"/>
+        </w:rPr>
+        <w:t>Explain how omitting it could change a reader's interpretation, and write an accurate replacement.</w:t>
+      </w:r>
+    </w:p>
+    <w:p>
+      <w:pPr>
+        <w:spacing w:line="336" w:lineRule="auto" w:after="180"/>
+      </w:pPr>
+      <w:r>
+        <w:rPr>
+          <w:b w:val="0"/>
+        </w:rPr>
+        <w:t>For the worked scenario, propose one additional case that could reveal a failure, describe its expected outcome before running it, and explain what would need to remain fixed for a fair comparison.</w:t>
+      </w:r>
+    </w:p>
+    <w:p>
+      <w:pPr>
+        <w:spacing w:line="336" w:lineRule="auto" w:after="180"/>
+      </w:pPr>
+      <w:r>
+        <w:rPr>
+          <w:b w:val="0"/>
+        </w:rPr>
+        <w:t>Do not reuse W4 as a new final test after receiving feedback.</w:t>
       </w:r>
     </w:p>
     <w:p>
@@ -1411,7 +2308,101 @@
     </w:p>
     <w:p>
       <w:r>
-        <w:t>Add a labelled figures that preserve evidence evidence sheet to Reproducible AI Research Study. Show how you can explain the mechanism and terminology of figures that preserve evidence. Use the supplied fictional case and keep its inputs, intermediate steps, calculation or prediction, and limitation. Connect this record to last week’s record; a matching answer without a trace is insufficient.</w:t>
+        <w:t>Apply this week’s idea to Reproducible AI Research Study. Keep an annotated decision and the evidence supporting it.</w:t>
+      </w:r>
+    </w:p>
+    <w:p>
+      <w:pPr>
+        <w:spacing w:line="336" w:lineRule="auto" w:after="180"/>
+      </w:pPr>
+      <w:r>
+        <w:rPr>
+          <w:b w:val="0"/>
+        </w:rPr>
+        <w:t xml:space="preserve">Add a labelled figures that preserve </w:t>
+      </w:r>
+      <w:r>
+        <w:rPr>
+          <w:b/>
+        </w:rPr>
+        <w:t>evidence</w:t>
+      </w:r>
+      <w:r>
+        <w:rPr>
+          <w:b w:val="0"/>
+        </w:rPr>
+        <w:t xml:space="preserve"> </w:t>
+      </w:r>
+      <w:r>
+        <w:rPr>
+          <w:b/>
+        </w:rPr>
+        <w:t>evidence</w:t>
+      </w:r>
+      <w:r>
+        <w:rPr>
+          <w:b w:val="0"/>
+        </w:rPr>
+        <w:t xml:space="preserve"> sheet to Reproducible AI Research Study. Show how you can explain the </w:t>
+      </w:r>
+      <w:r>
+        <w:rPr>
+          <w:b/>
+        </w:rPr>
+        <w:t>mechanism</w:t>
+      </w:r>
+      <w:r>
+        <w:rPr>
+          <w:b w:val="0"/>
+        </w:rPr>
+        <w:t xml:space="preserve"> and terminology of figures that preserve </w:t>
+      </w:r>
+      <w:r>
+        <w:rPr>
+          <w:b/>
+        </w:rPr>
+        <w:t>evidence</w:t>
+      </w:r>
+      <w:r>
+        <w:rPr>
+          <w:b w:val="0"/>
+        </w:rPr>
+        <w:t>.</w:t>
+      </w:r>
+    </w:p>
+    <w:p>
+      <w:pPr>
+        <w:spacing w:line="336" w:lineRule="auto" w:after="180"/>
+      </w:pPr>
+      <w:r>
+        <w:rPr>
+          <w:b w:val="0"/>
+        </w:rPr>
+        <w:t xml:space="preserve">Use the supplied fictional case and keep its </w:t>
+      </w:r>
+      <w:r>
+        <w:rPr>
+          <w:b/>
+        </w:rPr>
+        <w:t>input</w:t>
+      </w:r>
+      <w:r>
+        <w:rPr>
+          <w:b w:val="0"/>
+        </w:rPr>
+        <w:t xml:space="preserve">s, intermediate steps, calculation or </w:t>
+      </w:r>
+      <w:r>
+        <w:rPr>
+          <w:b/>
+        </w:rPr>
+        <w:t>prediction</w:t>
+      </w:r>
+      <w:r>
+        <w:rPr>
+          <w:b w:val="0"/>
+        </w:rPr>
+        <w:t>, and limitation. Connect this record to last week’s record; a matching answer without a trace is insufficient.</w:t>
       </w:r>
     </w:p>
     <w:tbl>
@@ -1539,7 +2530,13 @@
       </w:r>
     </w:p>
     <w:p>
-      <w:r>
+      <w:pPr>
+        <w:spacing w:line="336" w:lineRule="auto" w:after="180"/>
+      </w:pPr>
+      <w:r>
+        <w:rPr>
+          <w:b w:val="0"/>
+        </w:rPr>
         <w:t>For the Reproducible AI Research Study, retain an annotated worked trace and the changed-case reasoning. Connect the claim to its records, units and assumptions so another investigator can challenge or reproduce it.</w:t>
       </w:r>
     </w:p>
@@ -1553,7 +2550,29 @@
     </w:p>
     <w:p>
       <w:r>
-        <w:t>Complete the supported workbook tasks before attempting W4 independently. Record any hints or help used. After feedback, use the teacher's fresh retry rather than copying the earlier answer. For a project, select a relevant new case, predict the outcome from the declared rule and preserve the result alongside any revision.</w:t>
+        <w:t>Use a genuinely new case for independent evidence. Previously discussed examples remain practice; use the separately named independent case before feedback.</w:t>
+      </w:r>
+    </w:p>
+    <w:p>
+      <w:pPr>
+        <w:spacing w:line="336" w:lineRule="auto" w:after="180"/>
+      </w:pPr>
+      <w:r>
+        <w:rPr>
+          <w:b w:val="0"/>
+        </w:rPr>
+        <w:t>Complete the supported workbook tasks before attempting W4 independently. Record any hints or help used. After feedback, use the teacher's fresh retry rather than copying the earlier answer.</w:t>
+      </w:r>
+    </w:p>
+    <w:p>
+      <w:pPr>
+        <w:spacing w:line="336" w:lineRule="auto" w:after="180"/>
+      </w:pPr>
+      <w:r>
+        <w:rPr>
+          <w:b w:val="0"/>
+        </w:rPr>
+        <w:t>For a project, select a relevant new case, predict the outcome from the declared rule and preserve the result alongside any revision.</w:t>
       </w:r>
     </w:p>
     <w:p>
@@ -1590,8 +2609,25 @@
       </w:r>
     </w:p>
     <w:p>
-      <w:r>
-        <w:t>For the worked scenario, propose one additional case that could reveal a failure, describe its expected outcome before running it, and explain what would need to remain fixed for a fair comparison. Do not reuse W4 as a new final test after receiving feedback.</w:t>
+      <w:pPr>
+        <w:spacing w:line="336" w:lineRule="auto" w:after="180"/>
+      </w:pPr>
+      <w:r>
+        <w:rPr>
+          <w:b w:val="0"/>
+        </w:rPr>
+        <w:t>For the worked scenario, propose one additional case that could reveal a failure, describe its expected outcome before running it, and explain what would need to remain fixed for a fair comparison.</w:t>
+      </w:r>
+    </w:p>
+    <w:p>
+      <w:pPr>
+        <w:spacing w:line="336" w:lineRule="auto" w:after="180"/>
+      </w:pPr>
+      <w:r>
+        <w:rPr>
+          <w:b w:val="0"/>
+        </w:rPr>
+        <w:t>Do not reuse W4 as a new final test after receiving feedback.</w:t>
       </w:r>
     </w:p>
     <w:p>
@@ -1628,6 +2664,11 @@
       </w:pPr>
       <w:r>
         <w:t>13. Study a complete case</w:t>
+      </w:r>
+    </w:p>
+    <w:p>
+      <w:r>
+        <w:t>Revisit the complete Figures that preserve evidence case for supported practice. Repeated examples do not become fresh assessments.</w:t>
       </w:r>
     </w:p>
     <w:p>
@@ -1731,8 +2772,26 @@
       </w:r>
     </w:p>
     <w:p>
-      <w:r>
-        <w:t>Follow the input through the stated procedure to its result. Cover the result first, predict it, then explain every intermediate step. The text/table accompanies the figure so the example can be read without colour.</w:t>
+      <w:pPr>
+        <w:spacing w:line="336" w:lineRule="auto" w:after="180"/>
+      </w:pPr>
+      <w:r>
+        <w:rPr>
+          <w:b w:val="0"/>
+        </w:rPr>
+        <w:t xml:space="preserve">Follow the </w:t>
+      </w:r>
+      <w:r>
+        <w:rPr>
+          <w:b/>
+        </w:rPr>
+        <w:t>input</w:t>
+      </w:r>
+      <w:r>
+        <w:rPr>
+          <w:b w:val="0"/>
+        </w:rPr>
+        <w:t xml:space="preserve"> through the stated procedure to its result. Cover the result first, predict it, then explain every intermediate step. The text/table accompanies the figure so the example can be read without colour.</w:t>
       </w:r>
     </w:p>
     <w:p>
@@ -1782,6 +2841,11 @@
       </w:r>
     </w:p>
     <w:p>
+      <w:r>
+        <w:t>Attempt the reserved new case before feedback. Record support; the earlier examples below remain additional practice.</w:t>
+      </w:r>
+    </w:p>
+    <w:p>
       <w:pPr>
         <w:pStyle w:val="Heading3"/>
       </w:pPr>
@@ -1790,7 +2854,13 @@
       </w:r>
     </w:p>
     <w:p>
-      <w:r>
+      <w:pPr>
+        <w:spacing w:line="336" w:lineRule="auto" w:after="180"/>
+      </w:pPr>
+      <w:r>
+        <w:rPr>
+          <w:b w:val="0"/>
+        </w:rPr>
         <w:t>CountsA8/10, B9/15 are plotted as8 versus9 without denominators. Correct.</w:t>
       </w:r>
     </w:p>
@@ -1838,7 +2908,13 @@
       </w:r>
     </w:p>
     <w:p>
-      <w:r>
+      <w:pPr>
+        <w:spacing w:line="336" w:lineRule="auto" w:after="180"/>
+      </w:pPr>
+      <w:r>
+        <w:rPr>
+          <w:b w:val="0"/>
+        </w:rPr>
         <w:t>Attempt this case before feedback. Record any help. Earlier examples below are further practice; a case already practised with feedback cannot establish fresh transfer.</w:t>
       </w:r>
     </w:p>
@@ -1851,7 +2927,13 @@
       </w:r>
     </w:p>
     <w:p>
-      <w:r>
+      <w:pPr>
+        <w:spacing w:line="336" w:lineRule="auto" w:after="180"/>
+      </w:pPr>
+      <w:r>
+        <w:rPr>
+          <w:b w:val="0"/>
+        </w:rPr>
         <w:t>CountsA8/10, B9/15 are plotted as8 versus9 without denominators. Correct.</w:t>
       </w:r>
     </w:p>
@@ -1904,7 +2986,13 @@
       </w:r>
     </w:p>
     <w:p>
-      <w:r>
+      <w:pPr>
+        <w:spacing w:line="336" w:lineRule="auto" w:after="180"/>
+      </w:pPr>
+      <w:r>
+        <w:rPr>
+          <w:b w:val="0"/>
+        </w:rPr>
         <w:t>Record support used: none, hint or teacher explanation. After feedback, a different case is needed to demonstrate independence.</w:t>
       </w:r>
     </w:p>
@@ -1917,8 +3005,25 @@
       </w:r>
     </w:p>
     <w:p>
-      <w:r>
-        <w:t>Attempt the independent case before hints. Record whether you worked alone, used a hint or followed a model. After feedback, fix the first unsupported step and explain why it changed. A later check uses a changed case, not a copied answer.</w:t>
+      <w:pPr>
+        <w:spacing w:line="336" w:lineRule="auto" w:after="180"/>
+      </w:pPr>
+      <w:r>
+        <w:rPr>
+          <w:b w:val="0"/>
+        </w:rPr>
+        <w:t>Attempt the independent case before hints. Record whether you worked alone, used a hint or followed a model. After feedback, fix the first unsupported step and explain why it changed.</w:t>
+      </w:r>
+    </w:p>
+    <w:p>
+      <w:pPr>
+        <w:spacing w:line="336" w:lineRule="auto" w:after="180"/>
+      </w:pPr>
+      <w:r>
+        <w:rPr>
+          <w:b w:val="0"/>
+        </w:rPr>
+        <w:t>A later check uses a changed case, not a copied answer.</w:t>
       </w:r>
     </w:p>
     <w:p>
@@ -1931,6 +3036,17 @@
     </w:p>
     <w:p>
       <w:r>
+        <w:t>Use this map to navigate Figures that preserve evidence, connect the goals to tasks and keep one evidence record for each attempt.</w:t>
+      </w:r>
+    </w:p>
+    <w:p>
+      <w:pPr>
+        <w:spacing w:line="336" w:lineRule="auto" w:after="180"/>
+      </w:pPr>
+      <w:r>
+        <w:rPr>
+          <w:b w:val="0"/>
+        </w:rPr>
         <w:t>Start with this question: Draw bars that preserve the comparison. A report plots correct counts for two versions on the same ten cases.</w:t>
       </w:r>
     </w:p>
@@ -2037,13 +3153,61 @@
       </w:tr>
     </w:tbl>
     <w:p>
-      <w:r>
-        <w:t>Remember → watch and explain → try with help → investigate → try independently → keep project evidence. Your teacher may spread this lesson across several classes.</w:t>
-      </w:r>
-    </w:p>
-    <w:p>
-      <w:r>
-        <w:t>Keep your first prediction. Compare it with what the evidence shows and explain any change.</w:t>
+      <w:pPr>
+        <w:spacing w:line="336" w:lineRule="auto" w:after="180"/>
+      </w:pPr>
+      <w:r>
+        <w:rPr>
+          <w:b w:val="0"/>
+        </w:rPr>
+        <w:t xml:space="preserve">Remember → watch and explain → try with help → investigate → try independently → keep project </w:t>
+      </w:r>
+      <w:r>
+        <w:rPr>
+          <w:b/>
+        </w:rPr>
+        <w:t>evidence</w:t>
+      </w:r>
+      <w:r>
+        <w:rPr>
+          <w:b w:val="0"/>
+        </w:rPr>
+        <w:t>. Your teacher may spread this lesson across several classes.</w:t>
+      </w:r>
+    </w:p>
+    <w:p>
+      <w:pPr>
+        <w:spacing w:line="336" w:lineRule="auto" w:after="180"/>
+      </w:pPr>
+      <w:r>
+        <w:rPr>
+          <w:b w:val="0"/>
+        </w:rPr>
+        <w:t xml:space="preserve">Keep your first </w:t>
+      </w:r>
+      <w:r>
+        <w:rPr>
+          <w:b/>
+        </w:rPr>
+        <w:t>prediction</w:t>
+      </w:r>
+      <w:r>
+        <w:rPr>
+          <w:b w:val="0"/>
+        </w:rPr>
+        <w:t xml:space="preserve">. Compare it with what the </w:t>
+      </w:r>
+      <w:r>
+        <w:rPr>
+          <w:b/>
+        </w:rPr>
+        <w:t>evidence</w:t>
+      </w:r>
+      <w:r>
+        <w:rPr>
+          <w:b w:val="0"/>
+        </w:rPr>
+        <w:t xml:space="preserve"> shows and explain any change.</w:t>
       </w:r>
     </w:p>
     <w:p>
@@ -2056,7 +3220,36 @@
     </w:p>
     <w:p>
       <w:r>
-        <w:t>Close your notes. Explain this goal in your own words: Explain the mechanism and terminology of figures that preserve evidence</w:t>
+        <w:t>Explain Figures that preserve evidence without notes, identify a remaining question and plan a later check with a changed case.</w:t>
+      </w:r>
+    </w:p>
+    <w:p>
+      <w:pPr>
+        <w:spacing w:line="336" w:lineRule="auto" w:after="180"/>
+      </w:pPr>
+      <w:r>
+        <w:rPr>
+          <w:b w:val="0"/>
+        </w:rPr>
+        <w:t xml:space="preserve">Close your notes. Explain this goal in your own words: Explain the </w:t>
+      </w:r>
+      <w:r>
+        <w:rPr>
+          <w:b/>
+        </w:rPr>
+        <w:t>mechanism</w:t>
+      </w:r>
+      <w:r>
+        <w:rPr>
+          <w:b w:val="0"/>
+        </w:rPr>
+        <w:t xml:space="preserve"> and terminology of figures that preserve </w:t>
+      </w:r>
+      <w:r>
+        <w:rPr>
+          <w:b/>
+        </w:rPr>
+        <w:t>evidence</w:t>
       </w:r>
     </w:p>
     <w:p>
@@ -2093,13 +3286,61 @@
       </w:r>
     </w:p>
     <w:p>
-      <w:r>
-        <w:t>If you are unsure, return to the worked picture and explain one arrow. If you are ready, change an input or assumption and justify your prediction.</w:t>
-      </w:r>
-    </w:p>
-    <w:p>
-      <w:r>
-        <w:t>Save your workbook evidence. At the next review, try a different case before opening your old answer.</w:t>
+      <w:pPr>
+        <w:spacing w:line="336" w:lineRule="auto" w:after="180"/>
+      </w:pPr>
+      <w:r>
+        <w:rPr>
+          <w:b w:val="0"/>
+        </w:rPr>
+        <w:t xml:space="preserve">If you are unsure, return to the worked picture and explain one arrow. If you are ready, change an </w:t>
+      </w:r>
+      <w:r>
+        <w:rPr>
+          <w:b/>
+        </w:rPr>
+        <w:t>input</w:t>
+      </w:r>
+      <w:r>
+        <w:rPr>
+          <w:b w:val="0"/>
+        </w:rPr>
+        <w:t xml:space="preserve"> or assumption and justify your </w:t>
+      </w:r>
+      <w:r>
+        <w:rPr>
+          <w:b/>
+        </w:rPr>
+        <w:t>prediction</w:t>
+      </w:r>
+      <w:r>
+        <w:rPr>
+          <w:b w:val="0"/>
+        </w:rPr>
+        <w:t>.</w:t>
+      </w:r>
+    </w:p>
+    <w:p>
+      <w:pPr>
+        <w:spacing w:line="336" w:lineRule="auto" w:after="180"/>
+      </w:pPr>
+      <w:r>
+        <w:rPr>
+          <w:b w:val="0"/>
+        </w:rPr>
+        <w:t xml:space="preserve">Save your workbook </w:t>
+      </w:r>
+      <w:r>
+        <w:rPr>
+          <w:b/>
+        </w:rPr>
+        <w:t>evidence</w:t>
+      </w:r>
+      <w:r>
+        <w:rPr>
+          <w:b w:val="0"/>
+        </w:rPr>
+        <w:t>. At the next review, try a different case before opening your old answer.</w:t>
       </w:r>
     </w:p>
     <w:p>
@@ -2112,11 +3353,28 @@
     </w:p>
     <w:p>
       <w:r>
+        <w:t>Attempt supported questions before using hints or feedback. Review a missing building block, then keep the completed work.</w:t>
+      </w:r>
+    </w:p>
+    <w:p>
+      <w:pPr>
+        <w:spacing w:line="336" w:lineRule="auto" w:after="180"/>
+      </w:pPr>
+      <w:r>
+        <w:rPr>
+          <w:b w:val="0"/>
+        </w:rPr>
         <w:t>Use this supported practice once, in the browser or on paper. Keep the reserved independent assessment for a separate first attempt before teacher feedback.</w:t>
       </w:r>
     </w:p>
     <w:p>
-      <w:r>
+      <w:pPr>
+        <w:spacing w:line="336" w:lineRule="auto" w:after="180"/>
+      </w:pPr>
+      <w:r>
+        <w:rPr>
+          <w:b w:val="0"/>
+        </w:rPr>
         <w:t>Draw bars that preserve the comparison. A report plots correct counts for two versions on the same ten cases.</w:t>
       </w:r>
     </w:p>
@@ -2129,22 +3387,49 @@
       </w:r>
     </w:p>
     <w:p>
-      <w:r>
+      <w:pPr>
+        <w:spacing w:line="336" w:lineRule="auto" w:after="180"/>
+      </w:pPr>
+      <w:r>
+        <w:rPr>
+          <w:b w:val="0"/>
+        </w:rPr>
         <w:t>Which labelled step matches this detail? Note the fixed tasks and absence of a significance test.</w:t>
       </w:r>
     </w:p>
     <w:p>
-      <w:r>
+      <w:pPr>
+        <w:spacing w:line="336" w:lineRule="auto" w:after="180"/>
+        <w:shd w:fill="F4F9FC"/>
+      </w:pPr>
+      <w:r>
+        <w:rPr>
+          <w:b w:val="0"/>
+        </w:rPr>
         <w:t>1. Draw honest bars</w:t>
       </w:r>
     </w:p>
     <w:p>
-      <w:r>
+      <w:pPr>
+        <w:spacing w:line="336" w:lineRule="auto" w:after="180"/>
+        <w:shd w:fill="F4F9FC"/>
+      </w:pPr>
+      <w:r>
+        <w:rPr>
+          <w:b w:val="0"/>
+        </w:rPr>
         <w:t>2. Label the scale</w:t>
       </w:r>
     </w:p>
     <w:p>
-      <w:r>
+      <w:pPr>
+        <w:spacing w:line="336" w:lineRule="auto" w:after="180"/>
+        <w:shd w:fill="F4F9FC"/>
+      </w:pPr>
+      <w:r>
+        <w:rPr>
+          <w:b w:val="0"/>
+        </w:rPr>
         <w:t>3. Keep context nearby</w:t>
       </w:r>
     </w:p>
@@ -2182,41 +3467,155 @@
       </w:r>
     </w:p>
     <w:p>
-      <w:r>
+      <w:pPr>
+        <w:pStyle w:val="Heading3"/>
+      </w:pPr>
+      <w:r>
+        <w:t>Hint · try first</w:t>
+      </w:r>
+    </w:p>
+    <w:p>
+      <w:pPr>
+        <w:spacing w:line="336" w:lineRule="auto" w:after="180"/>
+        <w:shd w:fill="F1F6F8"/>
+      </w:pPr>
+      <w:r>
+        <w:rPr>
+          <w:b w:val="0"/>
+        </w:rPr>
         <w:t>Hint if needed: Read the steps in the pictorial case. Match the supplied detail to the stage that performs or records it.</w:t>
       </w:r>
     </w:p>
     <w:p>
-      <w:r>
-        <w:t>After your attempt, compare with the supported explanation: Keep context nearby Note the fixed tasks and absence of a significance test. Figures make evidence easier to inspect when labels and scales preserve meaning. A dramatic-looking visual cannot supply missing uncertainty or representativeness.</w:t>
-      </w:r>
-    </w:p>
-    <w:p>
       <w:pPr>
         <w:pStyle w:val="Heading3"/>
       </w:pPr>
       <w:r>
+        <w:t>Feedback · compare after trying</w:t>
+      </w:r>
+    </w:p>
+    <w:p>
+      <w:pPr>
+        <w:spacing w:line="336" w:lineRule="auto" w:after="180"/>
+        <w:shd w:fill="F1F6FC"/>
+      </w:pPr>
+      <w:r>
+        <w:rPr>
+          <w:b w:val="0"/>
+        </w:rPr>
+        <w:t xml:space="preserve">After your attempt, compare with the supported explanation: Keep context nearby Note the fixed tasks and absence of a significance test. Figures make </w:t>
+      </w:r>
+      <w:r>
+        <w:rPr>
+          <w:b/>
+        </w:rPr>
+        <w:t>evidence</w:t>
+      </w:r>
+      <w:r>
+        <w:rPr>
+          <w:b w:val="0"/>
+        </w:rPr>
+        <w:t xml:space="preserve"> easier to inspect when labels and scales preserve meaning.</w:t>
+      </w:r>
+    </w:p>
+    <w:p>
+      <w:pPr>
+        <w:spacing w:line="336" w:lineRule="auto" w:after="180"/>
+        <w:shd w:fill="F1F6FC"/>
+      </w:pPr>
+      <w:r>
+        <w:rPr>
+          <w:b w:val="0"/>
+        </w:rPr>
+        <w:t>A dramatic-looking visual cannot supply missing uncertainty or representativeness.</w:t>
+      </w:r>
+    </w:p>
+    <w:p>
+      <w:pPr>
+        <w:pStyle w:val="Heading3"/>
+      </w:pPr>
+      <w:r>
         <w:t>Practice 2: explain the deciding evidence</w:t>
       </w:r>
     </w:p>
     <w:p>
-      <w:r>
+      <w:pPr>
+        <w:pStyle w:val="Heading3"/>
+      </w:pPr>
+      <w:r>
+        <w:t>Changed case · predict first</w:t>
+      </w:r>
+    </w:p>
+    <w:p>
+      <w:pPr>
+        <w:spacing w:line="336" w:lineRule="auto" w:after="180"/>
+        <w:shd w:fill="F5F1FB"/>
+      </w:pPr>
+      <w:r>
+        <w:rPr>
+          <w:b w:val="0"/>
+        </w:rPr>
         <w:t>Changed-case practice: Start the axis at 5 without making the truncation obvious. Which conclusion is supported by the supplied facts?</w:t>
       </w:r>
     </w:p>
     <w:p>
-      <w:r>
-        <w:t>1. This one example guarantees correct results for every future input.</w:t>
-      </w:r>
-    </w:p>
-    <w:p>
-      <w:r>
+      <w:pPr>
+        <w:spacing w:line="336" w:lineRule="auto" w:after="180"/>
+        <w:shd w:fill="F4F9FC"/>
+      </w:pPr>
+      <w:r>
+        <w:rPr>
+          <w:b w:val="0"/>
+        </w:rPr>
+        <w:t xml:space="preserve">1. This one example guarantees correct results for every future </w:t>
+      </w:r>
+      <w:r>
+        <w:rPr>
+          <w:b/>
+        </w:rPr>
+        <w:t>input</w:t>
+      </w:r>
+      <w:r>
+        <w:rPr>
+          <w:b w:val="0"/>
+        </w:rPr>
+        <w:t>.</w:t>
+      </w:r>
+    </w:p>
+    <w:p>
+      <w:pPr>
+        <w:spacing w:line="336" w:lineRule="auto" w:after="180"/>
+        <w:shd w:fill="F4F9FC"/>
+      </w:pPr>
+      <w:r>
+        <w:rPr>
+          <w:b w:val="0"/>
+        </w:rPr>
         <w:t>2. The bars exaggerate the visual contrast and require correction or clear disclosure.</w:t>
       </w:r>
     </w:p>
     <w:p>
-      <w:r>
-        <w:t>3. We can decide the result without examining the changed input or the procedure.</w:t>
+      <w:pPr>
+        <w:spacing w:line="336" w:lineRule="auto" w:after="180"/>
+        <w:shd w:fill="F4F9FC"/>
+      </w:pPr>
+      <w:r>
+        <w:rPr>
+          <w:b w:val="0"/>
+        </w:rPr>
+        <w:t xml:space="preserve">3. We can decide the result without examining the changed </w:t>
+      </w:r>
+      <w:r>
+        <w:rPr>
+          <w:b/>
+        </w:rPr>
+        <w:t>input</w:t>
+      </w:r>
+      <w:r>
+        <w:rPr>
+          <w:b w:val="0"/>
+        </w:rPr>
+        <w:t xml:space="preserve"> or the procedure.</w:t>
       </w:r>
     </w:p>
     <w:p>
@@ -2253,12 +3652,42 @@
       </w:r>
     </w:p>
     <w:p>
-      <w:r>
+      <w:pPr>
+        <w:pStyle w:val="Heading3"/>
+      </w:pPr>
+      <w:r>
+        <w:t>Hint · try first</w:t>
+      </w:r>
+    </w:p>
+    <w:p>
+      <w:pPr>
+        <w:spacing w:line="336" w:lineRule="auto" w:after="180"/>
+        <w:shd w:fill="F1F6F8"/>
+      </w:pPr>
+      <w:r>
+        <w:rPr>
+          <w:b w:val="0"/>
+        </w:rPr>
         <w:t>Hint if needed: Use the changed condition and the deciding step in the pictorial trace. The answer must say what follows from those facts.</w:t>
       </w:r>
     </w:p>
     <w:p>
-      <w:r>
+      <w:pPr>
+        <w:pStyle w:val="Heading3"/>
+      </w:pPr>
+      <w:r>
+        <w:t>Feedback · compare after trying</w:t>
+      </w:r>
+    </w:p>
+    <w:p>
+      <w:pPr>
+        <w:spacing w:line="336" w:lineRule="auto" w:after="180"/>
+        <w:shd w:fill="F1F6FC"/>
+      </w:pPr>
+      <w:r>
+        <w:rPr>
+          <w:b w:val="0"/>
+        </w:rPr>
         <w:t>After your attempt, compare with the supported explanation: The bars exaggerate the visual contrast and require correction or clear disclosure. Visible heights no longer correspond to the full count scale.</w:t>
       </w:r>
     </w:p>
@@ -2271,18 +3700,117 @@
       </w:r>
     </w:p>
     <w:p>
-      <w:r>
-        <w:t>Review Negative results and claim revision (ai-7/28). Goal: Explain the mechanism and terminology of negative results and claim revision. Short practice: Does a 6/8 tie support the prediction that B scores higher? Explain why one newly selected favourable demonstration does not replace the original result or prove equivalence.. Return to this week and explain what you changed.</w:t>
-      </w:r>
-    </w:p>
-    <w:p>
-      <w:r>
-        <w:t>Review Inspecting failures and anomalies (ai-7/26). Goal: Explain the mechanism and terminology of inspecting failures and anomalies. Short practice: Calculate mean and median for 2,2,2,10. What does the timeout log establish, and why is deleting that inconvenient record incompatible with the stated plan?. Return to this week and explain what you changed.</w:t>
-      </w:r>
-    </w:p>
-    <w:p>
-      <w:r>
-        <w:t>Review Power and resource tradeoffs (ai-7/23). Goal: Explain the mechanism and terminology of power and resource tradeoffs. Short practice: Calculate both simulated detection fractions and resource costs. What additional detection is observed for the extra forty units, and does that establish power for an actual classroom study?. Return to this week and explain what you changed.</w:t>
+      <w:pPr>
+        <w:spacing w:line="336" w:lineRule="auto" w:after="180"/>
+      </w:pPr>
+      <w:r>
+        <w:rPr>
+          <w:b w:val="0"/>
+        </w:rPr>
+        <w:t xml:space="preserve">Review Negative results and claim revision (ai-7/28). Goal: Explain the </w:t>
+      </w:r>
+      <w:r>
+        <w:rPr>
+          <w:b/>
+        </w:rPr>
+        <w:t>mechanism</w:t>
+      </w:r>
+      <w:r>
+        <w:rPr>
+          <w:b w:val="0"/>
+        </w:rPr>
+        <w:t xml:space="preserve"> and terminology of negative results and claim revision. Short practice: Does a 6/8 tie support the </w:t>
+      </w:r>
+      <w:r>
+        <w:rPr>
+          <w:b/>
+        </w:rPr>
+        <w:t>prediction</w:t>
+      </w:r>
+      <w:r>
+        <w:rPr>
+          <w:b w:val="0"/>
+        </w:rPr>
+        <w:t xml:space="preserve"> that B scores higher?</w:t>
+      </w:r>
+    </w:p>
+    <w:p>
+      <w:pPr>
+        <w:spacing w:line="336" w:lineRule="auto" w:after="180"/>
+      </w:pPr>
+      <w:r>
+        <w:rPr>
+          <w:b w:val="0"/>
+        </w:rPr>
+        <w:t>Explain why one newly selected favourable demonstration does not replace the original result or prove equivalence.. Return to this week and explain what you changed.</w:t>
+      </w:r>
+    </w:p>
+    <w:p>
+      <w:pPr>
+        <w:spacing w:line="336" w:lineRule="auto" w:after="180"/>
+      </w:pPr>
+      <w:r>
+        <w:rPr>
+          <w:b w:val="0"/>
+        </w:rPr>
+        <w:t xml:space="preserve">Review Inspecting failures and anomalies (ai-7/26). Goal: Explain the </w:t>
+      </w:r>
+      <w:r>
+        <w:rPr>
+          <w:b/>
+        </w:rPr>
+        <w:t>mechanism</w:t>
+      </w:r>
+      <w:r>
+        <w:rPr>
+          <w:b w:val="0"/>
+        </w:rPr>
+        <w:t xml:space="preserve"> and terminology of inspecting failures and anomalies. Short practice: Calculate mean and median for 2,2,2,10.</w:t>
+      </w:r>
+    </w:p>
+    <w:p>
+      <w:pPr>
+        <w:spacing w:line="336" w:lineRule="auto" w:after="180"/>
+      </w:pPr>
+      <w:r>
+        <w:rPr>
+          <w:b w:val="0"/>
+        </w:rPr>
+        <w:t>What does the timeout log establish, and why is deleting that inconvenient record incompatible with the stated plan?. Return to this week and explain what you changed.</w:t>
+      </w:r>
+    </w:p>
+    <w:p>
+      <w:pPr>
+        <w:spacing w:line="336" w:lineRule="auto" w:after="180"/>
+      </w:pPr>
+      <w:r>
+        <w:rPr>
+          <w:b w:val="0"/>
+        </w:rPr>
+        <w:t xml:space="preserve">Review Power and resource tradeoffs (ai-7/23). Goal: Explain the </w:t>
+      </w:r>
+      <w:r>
+        <w:rPr>
+          <w:b/>
+        </w:rPr>
+        <w:t>mechanism</w:t>
+      </w:r>
+      <w:r>
+        <w:rPr>
+          <w:b w:val="0"/>
+        </w:rPr>
+        <w:t xml:space="preserve"> and terminology of power and resource tradeoffs. Short practice: Calculate both simulated detection fractions and resource costs.</w:t>
+      </w:r>
+    </w:p>
+    <w:p>
+      <w:pPr>
+        <w:spacing w:line="336" w:lineRule="auto" w:after="180"/>
+      </w:pPr>
+      <w:r>
+        <w:rPr>
+          <w:b w:val="0"/>
+        </w:rPr>
+        <w:t>What additional detection is observed for the extra forty units, and does that establish power for an actual classroom study?. Return to this week and explain what you changed.</w:t>
       </w:r>
     </w:p>
     <w:p>
@@ -2294,8 +3822,555 @@
       </w:r>
     </w:p>
     <w:p>
-      <w:r>
-        <w:t>Use Download completed work in the hosted lesson to export your answers, reflections, practice feedback and code-run evidence. Open the HTML copy to read or print it. Drafts stay in this browser when storage is available; clear drafts on a shared device.</w:t>
+      <w:pPr>
+        <w:spacing w:line="336" w:lineRule="auto" w:after="180"/>
+      </w:pPr>
+      <w:r>
+        <w:rPr>
+          <w:b w:val="0"/>
+        </w:rPr>
+        <w:t xml:space="preserve">Use Download completed work in the hosted lesson to export your answers, reflections, practice feedback and code-run </w:t>
+      </w:r>
+      <w:r>
+        <w:rPr>
+          <w:b/>
+        </w:rPr>
+        <w:t>evidence</w:t>
+      </w:r>
+      <w:r>
+        <w:rPr>
+          <w:b w:val="0"/>
+        </w:rPr>
+        <w:t>. Open the HTML copy to read or print it.</w:t>
+      </w:r>
+    </w:p>
+    <w:p>
+      <w:pPr>
+        <w:spacing w:line="336" w:lineRule="auto" w:after="180"/>
+      </w:pPr>
+      <w:r>
+        <w:rPr>
+          <w:b w:val="0"/>
+        </w:rPr>
+        <w:t>Drafts stay in this browser when storage is available; clear drafts on a shared device.</w:t>
+      </w:r>
+    </w:p>
+    <w:p>
+      <w:pPr>
+        <w:pStyle w:val="Heading1"/>
+      </w:pPr>
+      <w:r>
+        <w:t>18. Visual concept journey</w:t>
+      </w:r>
+    </w:p>
+    <w:p>
+      <w:r>
+        <w:t>Explain each Figures that preserve evidence graphic using its labels, deciding evidence and relevant limitation.</w:t>
+      </w:r>
+    </w:p>
+    <w:p>
+      <w:pPr>
+        <w:pStyle w:val="Heading3"/>
+      </w:pPr>
+      <w:r>
+        <w:t>01. Figures that preserve evidence: the case</w:t>
+      </w:r>
+    </w:p>
+    <w:p>
+      <w:r>
+        <w:drawing>
+          <wp:inline xmlns:a="http://schemas.openxmlformats.org/drawingml/2006/main" xmlns:pic="http://schemas.openxmlformats.org/drawingml/2006/picture">
+            <wp:extent cx="5486400" cy="2834640"/>
+            <wp:docPr id="3" name="Picture 3" descr="Draw bars that preserve the comparison. A report plots correct counts for two versions on the same ten cases. Supplied facts: A has 6/10 correct; B has 8/10. The count axis should start at zero and identify the ten-case denominator."/>
+            <wp:cNvGraphicFramePr>
+              <a:graphicFrameLocks noChangeAspect="1"/>
+            </wp:cNvGraphicFramePr>
+            <a:graphic>
+              <a:graphicData uri="http://schemas.openxmlformats.org/drawingml/2006/picture">
+                <pic:pic>
+                  <pic:nvPicPr>
+                    <pic:cNvPr id="0" name="academy-story-ai-7-29-01.png"/>
+                    <pic:cNvPicPr/>
+                  </pic:nvPicPr>
+                  <pic:blipFill>
+                    <a:blip r:embed="rId11"/>
+                    <a:stretch>
+                      <a:fillRect/>
+                    </a:stretch>
+                  </pic:blipFill>
+                  <pic:spPr>
+                    <a:xfrm>
+                      <a:off x="0" y="0"/>
+                      <a:ext cx="5486400" cy="2834640"/>
+                    </a:xfrm>
+                    <a:prstGeom prst="rect"/>
+                  </pic:spPr>
+                </pic:pic>
+              </a:graphicData>
+            </a:graphic>
+          </wp:inline>
+        </w:drawing>
+      </w:r>
+    </w:p>
+    <w:p>
+      <w:pPr>
+        <w:spacing w:line="336" w:lineRule="auto" w:after="180"/>
+      </w:pPr>
+      <w:r>
+        <w:rPr>
+          <w:b w:val="0"/>
+        </w:rPr>
+        <w:t>Draw bars that preserve the comparison. A report plots correct counts for two versions on the same ten cases. Supplied facts: A has 6/10 correct; B has 8/10.</w:t>
+      </w:r>
+    </w:p>
+    <w:p>
+      <w:pPr>
+        <w:spacing w:line="336" w:lineRule="auto" w:after="180"/>
+      </w:pPr>
+      <w:r>
+        <w:rPr>
+          <w:b w:val="0"/>
+        </w:rPr>
+        <w:t>The count axis should start at zero and identify the ten-case denominator.</w:t>
+      </w:r>
+    </w:p>
+    <w:p>
+      <w:pPr>
+        <w:spacing w:line="336" w:lineRule="auto" w:after="180"/>
+        <w:shd w:fill="F5F1FB"/>
+      </w:pPr>
+      <w:r>
+        <w:rPr>
+          <w:b w:val="0"/>
+        </w:rPr>
+        <w:t>Point to the given fact that matters most. Explain why it matters.</w:t>
+      </w:r>
+    </w:p>
+    <w:p>
+      <w:pPr>
+        <w:pStyle w:val="Heading3"/>
+      </w:pPr>
+      <w:r>
+        <w:t>02. Follow the deciding steps</w:t>
+      </w:r>
+    </w:p>
+    <w:p>
+      <w:r>
+        <w:drawing>
+          <wp:inline xmlns:a="http://schemas.openxmlformats.org/drawingml/2006/main" xmlns:pic="http://schemas.openxmlformats.org/drawingml/2006/picture">
+            <wp:extent cx="5486400" cy="3182112"/>
+            <wp:docPr id="4" name="Picture 4" descr="Draw honest bars: Use heights 6 and 8 on a zero-based correct-count axis. → Label the scale: State counts out of ten, not an unspecified quality score. → Keep context nearby: Note the fixed tasks and absence of a significance test."/>
+            <wp:cNvGraphicFramePr>
+              <a:graphicFrameLocks noChangeAspect="1"/>
+            </wp:cNvGraphicFramePr>
+            <a:graphic>
+              <a:graphicData uri="http://schemas.openxmlformats.org/drawingml/2006/picture">
+                <pic:pic>
+                  <pic:nvPicPr>
+                    <pic:cNvPr id="0" name="academy-story-ai-7-29-02.png"/>
+                    <pic:cNvPicPr/>
+                  </pic:nvPicPr>
+                  <pic:blipFill>
+                    <a:blip r:embed="rId12"/>
+                    <a:stretch>
+                      <a:fillRect/>
+                    </a:stretch>
+                  </pic:blipFill>
+                  <pic:spPr>
+                    <a:xfrm>
+                      <a:off x="0" y="0"/>
+                      <a:ext cx="5486400" cy="3182112"/>
+                    </a:xfrm>
+                    <a:prstGeom prst="rect"/>
+                  </pic:spPr>
+                </pic:pic>
+              </a:graphicData>
+            </a:graphic>
+          </wp:inline>
+        </w:drawing>
+      </w:r>
+    </w:p>
+    <w:p>
+      <w:pPr>
+        <w:spacing w:line="336" w:lineRule="auto" w:after="180"/>
+      </w:pPr>
+      <w:r>
+        <w:rPr>
+          <w:b w:val="0"/>
+        </w:rPr>
+        <w:t>Draw honest bars: Use heights 6 and 8 on a zero-based correct-count axis. → Label the scale: State counts out of ten, not an unspecified quality score. → Keep context nearby: Note the fixed tasks and absence of a significance test.</w:t>
+      </w:r>
+    </w:p>
+    <w:p>
+      <w:pPr>
+        <w:spacing w:line="336" w:lineRule="auto" w:after="180"/>
+        <w:shd w:fill="F5F1FB"/>
+      </w:pPr>
+      <w:r>
+        <w:rPr>
+          <w:b w:val="0"/>
+        </w:rPr>
+        <w:t xml:space="preserve">Point to each numbered stage and explain which recorded </w:t>
+      </w:r>
+      <w:r>
+        <w:rPr>
+          <w:b/>
+        </w:rPr>
+        <w:t>input</w:t>
+      </w:r>
+      <w:r>
+        <w:rPr>
+          <w:b w:val="0"/>
+        </w:rPr>
+        <w:t xml:space="preserve"> it uses.</w:t>
+      </w:r>
+    </w:p>
+    <w:p>
+      <w:pPr>
+        <w:pStyle w:val="Heading3"/>
+      </w:pPr>
+      <w:r>
+        <w:t>03. Zero-based correct counts</w:t>
+      </w:r>
+    </w:p>
+    <w:p>
+      <w:r>
+        <w:drawing>
+          <wp:inline xmlns:a="http://schemas.openxmlformats.org/drawingml/2006/main" xmlns:pic="http://schemas.openxmlformats.org/drawingml/2006/picture">
+            <wp:extent cx="5486400" cy="2834640"/>
+            <wp:docPr id="5" name="Picture 5" descr="Zero-based correct counts. Units: correct cases out of 10. A: 6. B: 8."/>
+            <wp:cNvGraphicFramePr>
+              <a:graphicFrameLocks noChangeAspect="1"/>
+            </wp:cNvGraphicFramePr>
+            <a:graphic>
+              <a:graphicData uri="http://schemas.openxmlformats.org/drawingml/2006/picture">
+                <pic:pic>
+                  <pic:nvPicPr>
+                    <pic:cNvPr id="0" name="academy-story-ai-7-29-03.png"/>
+                    <pic:cNvPicPr/>
+                  </pic:nvPicPr>
+                  <pic:blipFill>
+                    <a:blip r:embed="rId13"/>
+                    <a:stretch>
+                      <a:fillRect/>
+                    </a:stretch>
+                  </pic:blipFill>
+                  <pic:spPr>
+                    <a:xfrm>
+                      <a:off x="0" y="0"/>
+                      <a:ext cx="5486400" cy="2834640"/>
+                    </a:xfrm>
+                    <a:prstGeom prst="rect"/>
+                  </pic:spPr>
+                </pic:pic>
+              </a:graphicData>
+            </a:graphic>
+          </wp:inline>
+        </w:drawing>
+      </w:r>
+    </w:p>
+    <w:p>
+      <w:pPr>
+        <w:spacing w:line="336" w:lineRule="auto" w:after="180"/>
+      </w:pPr>
+      <w:r>
+        <w:rPr>
+          <w:b w:val="0"/>
+        </w:rPr>
+        <w:t>Zero-based correct counts. Units: correct cases out of 10. A: 6. B: 8.</w:t>
+      </w:r>
+    </w:p>
+    <w:p>
+      <w:pPr>
+        <w:spacing w:line="336" w:lineRule="auto" w:after="180"/>
+        <w:shd w:fill="F5F1FB"/>
+      </w:pPr>
+      <w:r>
+        <w:rPr>
+          <w:b w:val="0"/>
+        </w:rPr>
+        <w:t>Read the labels and values. Explain the relationship the model shows.</w:t>
+      </w:r>
+    </w:p>
+    <w:p>
+      <w:pPr>
+        <w:pStyle w:val="Heading3"/>
+      </w:pPr>
+      <w:r>
+        <w:t>04. Change one thing. Trace what follows.</w:t>
+      </w:r>
+    </w:p>
+    <w:p>
+      <w:r>
+        <w:drawing>
+          <wp:inline xmlns:a="http://schemas.openxmlformats.org/drawingml/2006/main" xmlns:pic="http://schemas.openxmlformats.org/drawingml/2006/picture">
+            <wp:extent cx="5486400" cy="3026664"/>
+            <wp:docPr id="6" name="Picture 6" descr="Original case: Note the fixed tasks and absence of a significance test. Changed condition: Start the axis at 5 without making the truncation obvious. Expected result: The bars exaggerate the visual contrast and require correction or clear disclosure. Reason: Visible heights no longer correspond to the full count scale."/>
+            <wp:cNvGraphicFramePr>
+              <a:graphicFrameLocks noChangeAspect="1"/>
+            </wp:cNvGraphicFramePr>
+            <a:graphic>
+              <a:graphicData uri="http://schemas.openxmlformats.org/drawingml/2006/picture">
+                <pic:pic>
+                  <pic:nvPicPr>
+                    <pic:cNvPr id="0" name="academy-story-ai-7-29-04.png"/>
+                    <pic:cNvPicPr/>
+                  </pic:nvPicPr>
+                  <pic:blipFill>
+                    <a:blip r:embed="rId14"/>
+                    <a:stretch>
+                      <a:fillRect/>
+                    </a:stretch>
+                  </pic:blipFill>
+                  <pic:spPr>
+                    <a:xfrm>
+                      <a:off x="0" y="0"/>
+                      <a:ext cx="5486400" cy="3026664"/>
+                    </a:xfrm>
+                    <a:prstGeom prst="rect"/>
+                  </pic:spPr>
+                </pic:pic>
+              </a:graphicData>
+            </a:graphic>
+          </wp:inline>
+        </w:drawing>
+      </w:r>
+    </w:p>
+    <w:p>
+      <w:pPr>
+        <w:spacing w:line="336" w:lineRule="auto" w:after="180"/>
+      </w:pPr>
+      <w:r>
+        <w:rPr>
+          <w:b w:val="0"/>
+        </w:rPr>
+        <w:t>Original case: Note the fixed tasks and absence of a significance test. Changed condition: Start the axis at 5 without making the truncation obvious.</w:t>
+      </w:r>
+    </w:p>
+    <w:p>
+      <w:pPr>
+        <w:spacing w:line="336" w:lineRule="auto" w:after="180"/>
+      </w:pPr>
+      <w:r>
+        <w:rPr>
+          <w:b w:val="0"/>
+        </w:rPr>
+        <w:t>Expected result: The bars exaggerate the visual contrast and require correction or clear disclosure. Reason: Visible heights no longer correspond to the full count scale.</w:t>
+      </w:r>
+    </w:p>
+    <w:p>
+      <w:pPr>
+        <w:spacing w:line="336" w:lineRule="auto" w:after="180"/>
+        <w:shd w:fill="F5F1FB"/>
+      </w:pPr>
+      <w:r>
+        <w:rPr>
+          <w:b w:val="0"/>
+        </w:rPr>
+        <w:t>Predict before checking the worked changed-case result. Name what changed and what the supplied facts allow you to conclude.</w:t>
+      </w:r>
+    </w:p>
+    <w:p>
+      <w:pPr>
+        <w:pStyle w:val="Heading3"/>
+      </w:pPr>
+      <w:r>
+        <w:t>05. Connect the explanation to its limit</w:t>
+      </w:r>
+    </w:p>
+    <w:p>
+      <w:r>
+        <w:drawing>
+          <wp:inline xmlns:a="http://schemas.openxmlformats.org/drawingml/2006/main" xmlns:pic="http://schemas.openxmlformats.org/drawingml/2006/picture">
+            <wp:extent cx="5486400" cy="2834640"/>
+            <wp:docPr id="7" name="Picture 7" descr="Figures make evidence easier to inspect when labels and scales preserve meaning. A dramatic-looking visual cannot supply missing uncertainty or representativeness. Limit: A well-labelled chart still cannot establish a causal or population claim from ten cases."/>
+            <wp:cNvGraphicFramePr>
+              <a:graphicFrameLocks noChangeAspect="1"/>
+            </wp:cNvGraphicFramePr>
+            <a:graphic>
+              <a:graphicData uri="http://schemas.openxmlformats.org/drawingml/2006/picture">
+                <pic:pic>
+                  <pic:nvPicPr>
+                    <pic:cNvPr id="0" name="academy-story-ai-7-29-05.png"/>
+                    <pic:cNvPicPr/>
+                  </pic:nvPicPr>
+                  <pic:blipFill>
+                    <a:blip r:embed="rId15"/>
+                    <a:stretch>
+                      <a:fillRect/>
+                    </a:stretch>
+                  </pic:blipFill>
+                  <pic:spPr>
+                    <a:xfrm>
+                      <a:off x="0" y="0"/>
+                      <a:ext cx="5486400" cy="2834640"/>
+                    </a:xfrm>
+                    <a:prstGeom prst="rect"/>
+                  </pic:spPr>
+                </pic:pic>
+              </a:graphicData>
+            </a:graphic>
+          </wp:inline>
+        </w:drawing>
+      </w:r>
+    </w:p>
+    <w:p>
+      <w:pPr>
+        <w:spacing w:line="336" w:lineRule="auto" w:after="180"/>
+      </w:pPr>
+      <w:r>
+        <w:rPr>
+          <w:b w:val="0"/>
+        </w:rPr>
+        <w:t xml:space="preserve">Figures make </w:t>
+      </w:r>
+      <w:r>
+        <w:rPr>
+          <w:b/>
+        </w:rPr>
+        <w:t>evidence</w:t>
+      </w:r>
+      <w:r>
+        <w:rPr>
+          <w:b w:val="0"/>
+        </w:rPr>
+        <w:t xml:space="preserve"> easier to inspect when labels and scales preserve meaning. A dramatic-looking visual cannot supply missing uncertainty or representativeness.</w:t>
+      </w:r>
+    </w:p>
+    <w:p>
+      <w:pPr>
+        <w:spacing w:line="336" w:lineRule="auto" w:after="180"/>
+      </w:pPr>
+      <w:r>
+        <w:rPr>
+          <w:b w:val="0"/>
+        </w:rPr>
+        <w:t>Limit: A well-labelled chart still cannot establish a causal or population claim from ten cases.</w:t>
+      </w:r>
+    </w:p>
+    <w:p>
+      <w:pPr>
+        <w:spacing w:line="336" w:lineRule="auto" w:after="180"/>
+        <w:shd w:fill="F5F1FB"/>
+      </w:pPr>
+      <w:r>
+        <w:rPr>
+          <w:b w:val="0"/>
+        </w:rPr>
+        <w:t>Explain the case, then point to a limit on the claim.</w:t>
+      </w:r>
+    </w:p>
+    <w:p>
+      <w:pPr>
+        <w:pStyle w:val="Heading3"/>
+      </w:pPr>
+      <w:r>
+        <w:t>06. Make the idea visible in your project</w:t>
+      </w:r>
+    </w:p>
+    <w:p>
+      <w:r>
+        <w:drawing>
+          <wp:inline xmlns:a="http://schemas.openxmlformats.org/drawingml/2006/main" xmlns:pic="http://schemas.openxmlformats.org/drawingml/2006/picture">
+            <wp:extent cx="5486400" cy="3681984"/>
+            <wp:docPr id="8" name="Picture 8" descr="For the Reproducible AI Research Study, retain an annotated worked trace and the changed-case reasoning. Connect the claim to its records, units and assumptions so another investigator can challenge or reproduce it. Draw your input, deciding step, result and limit. Supported question: Draw count bars for 6/10 and 8/10 using the stated axis. Why must the denominator and fixed task context remain visible, and what distortion arises from an undisclosed axis start at five?"/>
+            <wp:cNvGraphicFramePr>
+              <a:graphicFrameLocks noChangeAspect="1"/>
+            </wp:cNvGraphicFramePr>
+            <a:graphic>
+              <a:graphicData uri="http://schemas.openxmlformats.org/drawingml/2006/picture">
+                <pic:pic>
+                  <pic:nvPicPr>
+                    <pic:cNvPr id="0" name="academy-story-ai-7-29-06.png"/>
+                    <pic:cNvPicPr/>
+                  </pic:nvPicPr>
+                  <pic:blipFill>
+                    <a:blip r:embed="rId16"/>
+                    <a:stretch>
+                      <a:fillRect/>
+                    </a:stretch>
+                  </pic:blipFill>
+                  <pic:spPr>
+                    <a:xfrm>
+                      <a:off x="0" y="0"/>
+                      <a:ext cx="5486400" cy="3681984"/>
+                    </a:xfrm>
+                    <a:prstGeom prst="rect"/>
+                  </pic:spPr>
+                </pic:pic>
+              </a:graphicData>
+            </a:graphic>
+          </wp:inline>
+        </w:drawing>
+      </w:r>
+    </w:p>
+    <w:p>
+      <w:pPr>
+        <w:spacing w:line="336" w:lineRule="auto" w:after="180"/>
+      </w:pPr>
+      <w:r>
+        <w:rPr>
+          <w:b w:val="0"/>
+        </w:rPr>
+        <w:t>For the Reproducible AI Research Study, retain an annotated worked trace and the changed-case reasoning. Connect the claim to its records, units and assumptions so another investigator can challenge or reproduce it.</w:t>
+      </w:r>
+    </w:p>
+    <w:p>
+      <w:pPr>
+        <w:spacing w:line="336" w:lineRule="auto" w:after="180"/>
+      </w:pPr>
+      <w:r>
+        <w:rPr>
+          <w:b w:val="0"/>
+        </w:rPr>
+        <w:t xml:space="preserve">Draw your </w:t>
+      </w:r>
+      <w:r>
+        <w:rPr>
+          <w:b/>
+        </w:rPr>
+        <w:t>input</w:t>
+      </w:r>
+      <w:r>
+        <w:rPr>
+          <w:b w:val="0"/>
+        </w:rPr>
+        <w:t>, deciding step, result and limit. Supported question: Draw count bars for 6/10 and 8/10 using the stated axis.</w:t>
+      </w:r>
+    </w:p>
+    <w:p>
+      <w:pPr>
+        <w:spacing w:line="336" w:lineRule="auto" w:after="180"/>
+      </w:pPr>
+      <w:r>
+        <w:rPr>
+          <w:b w:val="0"/>
+        </w:rPr>
+        <w:t>Why must the denominator and fixed task context remain visible, and what distortion arises from an undisclosed axis start at five?</w:t>
+      </w:r>
+    </w:p>
+    <w:p>
+      <w:pPr>
+        <w:spacing w:line="336" w:lineRule="auto" w:after="180"/>
+        <w:shd w:fill="F5F1FB"/>
+      </w:pPr>
+      <w:r>
+        <w:rPr>
+          <w:b w:val="0"/>
+        </w:rPr>
+        <w:t xml:space="preserve">Draw your project trace and justify the deciding step using </w:t>
+      </w:r>
+      <w:r>
+        <w:rPr>
+          <w:b/>
+        </w:rPr>
+        <w:t>evidence</w:t>
+      </w:r>
+      <w:r>
+        <w:rPr>
+          <w:b w:val="0"/>
+        </w:rPr>
+        <w:t>.</w:t>
       </w:r>
     </w:p>
     <w:sectPr>

--- a/downloads/student/ai-7-week-29.docx
+++ b/downloads/student/ai-7-week-29.docx
@@ -25,12 +25,17 @@
         <w:pStyle w:val="Heading1"/>
       </w:pPr>
       <w:r>
-        <w:t>Before you start</w:t>
-      </w:r>
-    </w:p>
-    <w:p>
-      <w:r>
-        <w:t>Recall Negative results and claim revision. Explain why a recorded result needs its input conditions and evidence source before it can support a claim.</w:t>
+        <w:t>Draw the comparison with honest scales and visible denominators</w:t>
+      </w:r>
+    </w:p>
+    <w:p>
+      <w:r>
+        <w:t>Preserve units, case counts and uncertainty limits without making a figure stand in for missing evidence.</w:t>
+      </w:r>
+    </w:p>
+    <w:p>
+      <w:r>
+        <w:t>Question and contract → complete main ledger → separate picture → boundary probes → investigation → independent attempt.</w:t>
       </w:r>
     </w:p>
     <w:p>
@@ -38,20 +43,20 @@
         <w:pStyle w:val="Heading1"/>
       </w:pPr>
       <w:r>
-        <w:t>01. Your mission</w:t>
-      </w:r>
-    </w:p>
-    <w:p>
-      <w:r>
-        <w:t>Start with the target: Explain the mechanism and terminology of figures that preserve evidence. Try the recall before opening notes.</w:t>
-      </w:r>
-    </w:p>
-    <w:p>
-      <w:pPr>
-        <w:pStyle w:val="Heading3"/>
-      </w:pPr>
-      <w:r>
-        <w:t>Your learning target</w:t>
+        <w:t>01. Draw the comparison with honest scales and visible denominators</w:t>
+      </w:r>
+    </w:p>
+    <w:p>
+      <w:r>
+        <w:t>Preserve units, case counts and uncertainty limits without making a figure stand in for missing evidence.</w:t>
+      </w:r>
+    </w:p>
+    <w:p>
+      <w:pPr>
+        <w:pStyle w:val="Heading2"/>
+      </w:pPr>
+      <w:r>
+        <w:t>Learning goals</w:t>
       </w:r>
     </w:p>
     <w:p>
@@ -113,10 +118,10 @@
     </w:p>
     <w:p>
       <w:pPr>
-        <w:pStyle w:val="Heading3"/>
-      </w:pPr>
-      <w:r>
-        <w:t>Remember before reading</w:t>
+        <w:pStyle w:val="Heading2"/>
+      </w:pPr>
+      <w:r>
+        <w:t>Retrieve before reading</w:t>
       </w:r>
     </w:p>
     <w:p>
@@ -188,6 +193,100 @@
     </w:p>
     <w:p>
       <w:pPr>
+        <w:pStyle w:val="Heading2"/>
+      </w:pPr>
+      <w:r>
+        <w:t>Starting explanation</w:t>
+      </w:r>
+    </w:p>
+    <w:p>
+      <w:pPr>
+        <w:pStyle w:val="ListBullet"/>
+      </w:pPr>
+      <w:r>
+        <w:t>Recall Negative results and claim revision. Explain why a recorded result needs its input conditions and evidence source before it can support a claim.</w:t>
+      </w:r>
+    </w:p>
+    <w:p>
+      <w:pPr>
+        <w:pStyle w:val="Heading3"/>
+      </w:pPr>
+      <w:r>
+        <w:t>My starting explanation</w:t>
+      </w:r>
+    </w:p>
+    <w:p>
+      <w:r>
+        <w:t>________________________________________________________________</w:t>
+      </w:r>
+    </w:p>
+    <w:p>
+      <w:r>
+        <w:t>________________________________________________________________</w:t>
+      </w:r>
+    </w:p>
+    <w:p>
+      <w:r>
+        <w:t>________________________________________________________________</w:t>
+      </w:r>
+    </w:p>
+    <w:p>
+      <w:pPr>
+        <w:pStyle w:val="Heading2"/>
+      </w:pPr>
+      <w:r>
+        <w:t>End goal</w:t>
+      </w:r>
+    </w:p>
+    <w:p>
+      <w:pPr>
+        <w:spacing w:line="336" w:lineRule="auto" w:after="180"/>
+      </w:pPr>
+      <w:r>
+        <w:rPr>
+          <w:b w:val="0"/>
+        </w:rPr>
+        <w:t xml:space="preserve">Explain figures that preserve </w:t>
+      </w:r>
+      <w:r>
+        <w:rPr>
+          <w:b/>
+        </w:rPr>
+        <w:t>evidence</w:t>
+      </w:r>
+      <w:r>
+        <w:rPr>
+          <w:b w:val="0"/>
+        </w:rPr>
+        <w:t xml:space="preserve"> using the records and boundaries of this fictional investigation.</w:t>
+      </w:r>
+    </w:p>
+    <w:p>
+      <w:pPr>
+        <w:pStyle w:val="Heading2"/>
+      </w:pPr>
+      <w:r>
+        <w:t>Earlier wording, alternatives and picture transcripts · reference / check after trying</w:t>
+      </w:r>
+    </w:p>
+    <w:p>
+      <w:pPr>
+        <w:pStyle w:val="Heading3"/>
+      </w:pPr>
+      <w:r>
+        <w:t>Your learning target</w:t>
+      </w:r>
+    </w:p>
+    <w:p>
+      <w:pPr>
+        <w:pStyle w:val="Heading3"/>
+      </w:pPr>
+      <w:r>
+        <w:t>Remember before reading</w:t>
+      </w:r>
+    </w:p>
+    <w:p>
+      <w:pPr>
         <w:spacing w:line="336" w:lineRule="auto" w:after="180"/>
       </w:pPr>
       <w:r>
@@ -258,13 +357,653 @@
     </w:p>
     <w:p>
       <w:pPr>
+        <w:pStyle w:val="Heading3"/>
+      </w:pPr>
+      <w:r>
+        <w:t>This week’s end goal</w:t>
+      </w:r>
+    </w:p>
+    <w:p>
+      <w:pPr>
+        <w:pStyle w:val="Heading1"/>
+      </w:pPr>
+      <w:r>
+        <w:t>02. Understand the question and evidence contract</w:t>
+      </w:r>
+    </w:p>
+    <w:p>
+      <w:r>
+        <w:t>Preserve units, case counts and uncertainty limits without making a figure stand in for missing evidence.</w:t>
+      </w:r>
+    </w:p>
+    <w:p>
+      <w:pPr>
+        <w:pStyle w:val="Heading2"/>
+      </w:pPr>
+      <w:r>
+        <w:t>Start with the research problem</w:t>
+      </w:r>
+    </w:p>
+    <w:p>
+      <w:pPr>
         <w:spacing w:line="336" w:lineRule="auto" w:after="180"/>
       </w:pPr>
       <w:r>
         <w:rPr>
           <w:b w:val="0"/>
         </w:rPr>
-        <w:t xml:space="preserve">Recall Negative results and claim revision. Explain why a recorded result needs its </w:t>
+        <w:t>A chart changes how easy a difference is to see; it does not add observations. Label what the axis measures, how many cases contributed and which conditions were evaluated. For ordinary magnitude bars, a zero baseline preserves the meaning of bar length. A focused difference plot can use another clearly explained scale, but hidden truncation makes a small difference look much larger.</w:t>
+      </w:r>
+    </w:p>
+    <w:p>
+      <w:pPr>
+        <w:spacing w:line="336" w:lineRule="auto" w:after="180"/>
+      </w:pPr>
+      <w:r>
+        <w:rPr>
+          <w:b w:val="0"/>
+        </w:rPr>
+        <w:t>Keep missing uncertainty missing rather than decorating a plot with invented error bars.</w:t>
+      </w:r>
+    </w:p>
+    <w:p>
+      <w:pPr>
+        <w:pStyle w:val="Heading2"/>
+      </w:pPr>
+      <w:r>
+        <w:t>Original concept explanation</w:t>
+      </w:r>
+    </w:p>
+    <w:p>
+      <w:pPr>
+        <w:spacing w:line="336" w:lineRule="auto" w:after="180"/>
+      </w:pPr>
+      <w:r>
+        <w:rPr>
+          <w:b w:val="0"/>
+        </w:rPr>
+        <w:t xml:space="preserve">Figures should preserve denominators, scales and uncertainty rather than exaggerate the preferred comparison. A plot is a representation of </w:t>
+      </w:r>
+      <w:r>
+        <w:rPr>
+          <w:b/>
+        </w:rPr>
+        <w:t>evidence</w:t>
+      </w:r>
+      <w:r>
+        <w:rPr>
+          <w:b w:val="0"/>
+        </w:rPr>
+        <w:t xml:space="preserve">, not extra </w:t>
+      </w:r>
+      <w:r>
+        <w:rPr>
+          <w:b/>
+        </w:rPr>
+        <w:t>evidence</w:t>
+      </w:r>
+      <w:r>
+        <w:rPr>
+          <w:b w:val="0"/>
+        </w:rPr>
+        <w:t>.</w:t>
+      </w:r>
+    </w:p>
+    <w:p>
+      <w:pPr>
+        <w:pStyle w:val="Heading2"/>
+      </w:pPr>
+      <w:r>
+        <w:t>Complete case inputs, rules and limits</w:t>
+      </w:r>
+    </w:p>
+    <w:tbl>
+      <w:tblPr>
+        <w:tblStyle w:val="LightShading-Accent1"/>
+        <w:tblW w:type="auto" w:w="0"/>
+        <w:tblLook w:firstColumn="1" w:firstRow="1" w:lastColumn="0" w:lastRow="0" w:noHBand="0" w:noVBand="1" w:val="04A0"/>
+      </w:tblPr>
+      <w:tblGrid>
+        <w:gridCol w:w="5112"/>
+        <w:gridCol w:w="5112"/>
+      </w:tblGrid>
+      <w:tr>
+        <w:trPr>
+          <w:tblHeader/>
+        </w:trPr>
+        <w:tc>
+          <w:tcPr>
+            <w:tcW w:type="dxa" w:w="5112"/>
+          </w:tcPr>
+          <w:p>
+            <w:r>
+              <w:t>Figure item</w:t>
+            </w:r>
+          </w:p>
+        </w:tc>
+        <w:tc>
+          <w:tcPr>
+            <w:tcW w:type="dxa" w:w="5112"/>
+          </w:tcPr>
+          <w:p>
+            <w:r>
+              <w:t>Complete supplied exercise contract</w:t>
+            </w:r>
+          </w:p>
+        </w:tc>
+      </w:tr>
+      <w:tr>
+        <w:tc>
+          <w:tcPr>
+            <w:tcW w:type="dxa" w:w="5112"/>
+          </w:tcPr>
+          <w:p>
+            <w:r>
+              <w:t>Main rates</w:t>
+            </w:r>
+          </w:p>
+        </w:tc>
+        <w:tc>
+          <w:tcPr>
+            <w:tcW w:type="dxa" w:w="5112"/>
+          </w:tcPr>
+          <w:p>
+            <w:r>
+              <w:t>A 80%, B 82%; raw case counts are not supplied</w:t>
+            </w:r>
+          </w:p>
+        </w:tc>
+      </w:tr>
+      <w:tr>
+        <w:tc>
+          <w:tcPr>
+            <w:tcW w:type="dxa" w:w="5112"/>
+          </w:tcPr>
+          <w:p>
+            <w:r>
+              <w:t>Main problematic axis</w:t>
+            </w:r>
+          </w:p>
+        </w:tc>
+        <w:tc>
+          <w:tcPr>
+            <w:tcW w:type="dxa" w:w="5112"/>
+          </w:tcPr>
+          <w:p>
+            <w:r>
+              <w:t>Bars start at 79% without adequate disclosure</w:t>
+            </w:r>
+          </w:p>
+        </w:tc>
+      </w:tr>
+      <w:tr>
+        <w:tc>
+          <w:tcPr>
+            <w:tcW w:type="dxa" w:w="5112"/>
+          </w:tcPr>
+          <w:p>
+            <w:r>
+              <w:t>Correct main difference</w:t>
+            </w:r>
+          </w:p>
+        </w:tc>
+        <w:tc>
+          <w:tcPr>
+            <w:tcW w:type="dxa" w:w="5112"/>
+          </w:tcPr>
+          <w:p>
+            <w:r>
+              <w:t>Two percentage points; not a several-fold increase in the actual rates</w:t>
+            </w:r>
+          </w:p>
+        </w:tc>
+      </w:tr>
+      <w:tr>
+        <w:tc>
+          <w:tcPr>
+            <w:tcW w:type="dxa" w:w="5112"/>
+          </w:tcPr>
+          <w:p>
+            <w:r>
+              <w:t>Separate picture</w:t>
+            </w:r>
+          </w:p>
+        </w:tc>
+        <w:tc>
+          <w:tcPr>
+            <w:tcW w:type="dxa" w:w="5112"/>
+          </w:tcPr>
+          <w:p>
+            <w:r>
+              <w:t>A six correct, B eight correct on the same ten cases</w:t>
+            </w:r>
+          </w:p>
+        </w:tc>
+      </w:tr>
+      <w:tr>
+        <w:tc>
+          <w:tcPr>
+            <w:tcW w:type="dxa" w:w="5112"/>
+          </w:tcPr>
+          <w:p>
+            <w:r>
+              <w:t>Picture axis</w:t>
+            </w:r>
+          </w:p>
+        </w:tc>
+        <w:tc>
+          <w:tcPr>
+            <w:tcW w:type="dxa" w:w="5112"/>
+          </w:tcPr>
+          <w:p>
+            <w:r>
+              <w:t>Correct-count axis starts at zero; denominator ten visible</w:t>
+            </w:r>
+          </w:p>
+        </w:tc>
+      </w:tr>
+      <w:tr>
+        <w:tc>
+          <w:tcPr>
+            <w:tcW w:type="dxa" w:w="5112"/>
+          </w:tcPr>
+          <w:p>
+            <w:r>
+              <w:t>Uncertainty</w:t>
+            </w:r>
+          </w:p>
+        </w:tc>
+        <w:tc>
+          <w:tcPr>
+            <w:tcW w:type="dxa" w:w="5112"/>
+          </w:tcPr>
+          <w:p>
+            <w:r>
+              <w:t>No interval or raw study design supplied; do not fabricate error bars</w:t>
+            </w:r>
+          </w:p>
+        </w:tc>
+      </w:tr>
+      <w:tr>
+        <w:tc>
+          <w:tcPr>
+            <w:tcW w:type="dxa" w:w="5112"/>
+          </w:tcPr>
+          <w:p>
+            <w:r>
+              <w:t>Interpretation</w:t>
+            </w:r>
+          </w:p>
+        </w:tc>
+        <w:tc>
+          <w:tcPr>
+            <w:tcW w:type="dxa" w:w="5112"/>
+          </w:tcPr>
+          <w:p>
+            <w:r>
+              <w:t>A clear figure does not establish sampling quality, causal advantage or population performance</w:t>
+            </w:r>
+          </w:p>
+        </w:tc>
+      </w:tr>
+    </w:tbl>
+    <w:p>
+      <w:pPr>
+        <w:pStyle w:val="Heading2"/>
+      </w:pPr>
+      <w:r>
+        <w:t>Name given and missing evidence</w:t>
+      </w:r>
+    </w:p>
+    <w:p>
+      <w:pPr>
+        <w:pStyle w:val="Heading3"/>
+      </w:pPr>
+      <w:r>
+        <w:t>List the given facts and one fact that is not supplied.</w:t>
+      </w:r>
+    </w:p>
+    <w:p>
+      <w:r>
+        <w:t>________________________________________________________________</w:t>
+      </w:r>
+    </w:p>
+    <w:p>
+      <w:r>
+        <w:t>________________________________________________________________</w:t>
+      </w:r>
+    </w:p>
+    <w:p>
+      <w:r>
+        <w:t>________________________________________________________________</w:t>
+      </w:r>
+    </w:p>
+    <w:p>
+      <w:pPr>
+        <w:pStyle w:val="Heading2"/>
+      </w:pPr>
+      <w:r>
+        <w:t>Earlier wording, alternatives and picture transcripts · reference / check after trying</w:t>
+      </w:r>
+    </w:p>
+    <w:p>
+      <w:pPr>
+        <w:spacing w:line="336" w:lineRule="auto" w:after="180"/>
+      </w:pPr>
+      <w:r>
+        <w:rPr>
+          <w:b w:val="0"/>
+        </w:rPr>
+        <w:t>Begin by writing the question the procedure is intended to answer. Identify the information already supplied, the information it will produce and the information still missing.</w:t>
+      </w:r>
+    </w:p>
+    <w:p>
+      <w:pPr>
+        <w:spacing w:line="336" w:lineRule="auto" w:after="180"/>
+      </w:pPr>
+      <w:r>
+        <w:rPr>
+          <w:b w:val="0"/>
+        </w:rPr>
+        <w:t>These are constructed classroom examples; they do not require live accounts, private records or an external service. Do not treat a plausible explanation as a measured outcome.</w:t>
+      </w:r>
+    </w:p>
+    <w:p>
+      <w:pPr>
+        <w:pStyle w:val="Heading1"/>
+      </w:pPr>
+      <w:r>
+        <w:t>03. Trace the complete main case before interpreting it</w:t>
+      </w:r>
+    </w:p>
+    <w:p>
+      <w:r>
+        <w:t>Follow each evidence-to-conclusion step and retain unknown quantities.</w:t>
+      </w:r>
+    </w:p>
+    <w:p>
+      <w:pPr>
+        <w:pStyle w:val="Heading2"/>
+      </w:pPr>
+      <w:r>
+        <w:t>Original declared procedure</w:t>
+      </w:r>
+    </w:p>
+    <w:p>
+      <w:pPr>
+        <w:spacing w:line="336" w:lineRule="auto" w:after="180"/>
+      </w:pPr>
+      <w:r>
+        <w:rPr>
+          <w:b w:val="0"/>
+        </w:rPr>
+        <w:t>Label axes, units, cases and scope. For simple comparative bars use a zero baseline or explicitly justify another plot. Show condition breakdowns and unassessed counts where relevant.</w:t>
+      </w:r>
+    </w:p>
+    <w:p>
+      <w:pPr>
+        <w:pStyle w:val="Heading2"/>
+      </w:pPr>
+      <w:r>
+        <w:t>Complete main-case evidence ledger</w:t>
+      </w:r>
+    </w:p>
+    <w:tbl>
+      <w:tblPr>
+        <w:tblStyle w:val="LightShading-Accent1"/>
+        <w:tblW w:type="auto" w:w="0"/>
+        <w:tblLook w:firstColumn="1" w:firstRow="1" w:lastColumn="0" w:lastRow="0" w:noHBand="0" w:noVBand="1" w:val="04A0"/>
+      </w:tblPr>
+      <w:tblGrid>
+        <w:gridCol w:w="3408"/>
+        <w:gridCol w:w="3408"/>
+        <w:gridCol w:w="3408"/>
+      </w:tblGrid>
+      <w:tr>
+        <w:trPr>
+          <w:tblHeader/>
+        </w:trPr>
+        <w:tc>
+          <w:tcPr>
+            <w:tcW w:type="dxa" w:w="3408"/>
+          </w:tcPr>
+          <w:p>
+            <w:r>
+              <w:t>Main figure calculation</w:t>
+            </w:r>
+          </w:p>
+        </w:tc>
+        <w:tc>
+          <w:tcPr>
+            <w:tcW w:type="dxa" w:w="3408"/>
+          </w:tcPr>
+          <w:p>
+            <w:r>
+              <w:t>Complete value</w:t>
+            </w:r>
+          </w:p>
+        </w:tc>
+        <w:tc>
+          <w:tcPr>
+            <w:tcW w:type="dxa" w:w="3408"/>
+          </w:tcPr>
+          <w:p>
+            <w:r>
+              <w:t>Meaning</w:t>
+            </w:r>
+          </w:p>
+        </w:tc>
+      </w:tr>
+      <w:tr>
+        <w:tc>
+          <w:tcPr>
+            <w:tcW w:type="dxa" w:w="3408"/>
+          </w:tcPr>
+          <w:p>
+            <w:r>
+              <w:t>A rate</w:t>
+            </w:r>
+          </w:p>
+        </w:tc>
+        <w:tc>
+          <w:tcPr>
+            <w:tcW w:type="dxa" w:w="3408"/>
+          </w:tcPr>
+          <w:p>
+            <w:r>
+              <w:t>80%</w:t>
+            </w:r>
+          </w:p>
+        </w:tc>
+        <w:tc>
+          <w:tcPr>
+            <w:tcW w:type="dxa" w:w="3408"/>
+          </w:tcPr>
+          <w:p>
+            <w:r>
+              <w:t>Supplied rate; underlying denominator unknown</w:t>
+            </w:r>
+          </w:p>
+        </w:tc>
+      </w:tr>
+      <w:tr>
+        <w:tc>
+          <w:tcPr>
+            <w:tcW w:type="dxa" w:w="3408"/>
+          </w:tcPr>
+          <w:p>
+            <w:r>
+              <w:t>B rate</w:t>
+            </w:r>
+          </w:p>
+        </w:tc>
+        <w:tc>
+          <w:tcPr>
+            <w:tcW w:type="dxa" w:w="3408"/>
+          </w:tcPr>
+          <w:p>
+            <w:r>
+              <w:t>82%</w:t>
+            </w:r>
+          </w:p>
+        </w:tc>
+        <w:tc>
+          <w:tcPr>
+            <w:tcW w:type="dxa" w:w="3408"/>
+          </w:tcPr>
+          <w:p>
+            <w:r>
+              <w:t>Supplied rate; underlying denominator unknown</w:t>
+            </w:r>
+          </w:p>
+        </w:tc>
+      </w:tr>
+      <w:tr>
+        <w:tc>
+          <w:tcPr>
+            <w:tcW w:type="dxa" w:w="3408"/>
+          </w:tcPr>
+          <w:p>
+            <w:r>
+              <w:t>Absolute difference</w:t>
+            </w:r>
+          </w:p>
+        </w:tc>
+        <w:tc>
+          <w:tcPr>
+            <w:tcW w:type="dxa" w:w="3408"/>
+          </w:tcPr>
+          <w:p>
+            <w:r>
+              <w:t>82% − 80% = 2 percentage points</w:t>
+            </w:r>
+          </w:p>
+        </w:tc>
+        <w:tc>
+          <w:tcPr>
+            <w:tcW w:type="dxa" w:w="3408"/>
+          </w:tcPr>
+          <w:p>
+            <w:r>
+              <w:t>Correct rate-scale difference</w:t>
+            </w:r>
+          </w:p>
+        </w:tc>
+      </w:tr>
+      <w:tr>
+        <w:tc>
+          <w:tcPr>
+            <w:tcW w:type="dxa" w:w="3408"/>
+          </w:tcPr>
+          <w:p>
+            <w:r>
+              <w:t>Relative increase</w:t>
+            </w:r>
+          </w:p>
+        </w:tc>
+        <w:tc>
+          <w:tcPr>
+            <w:tcW w:type="dxa" w:w="3408"/>
+          </w:tcPr>
+          <w:p>
+            <w:r>
+              <w:t>2/80 = 2.5%</w:t>
+            </w:r>
+          </w:p>
+        </w:tc>
+        <w:tc>
+          <w:tcPr>
+            <w:tcW w:type="dxa" w:w="3408"/>
+          </w:tcPr>
+          <w:p>
+            <w:r>
+              <w:t>Different from two percentage points</w:t>
+            </w:r>
+          </w:p>
+        </w:tc>
+      </w:tr>
+      <w:tr>
+        <w:tc>
+          <w:tcPr>
+            <w:tcW w:type="dxa" w:w="3408"/>
+          </w:tcPr>
+          <w:p>
+            <w:r>
+              <w:t>Heights above hidden 79% baseline</w:t>
+            </w:r>
+          </w:p>
+        </w:tc>
+        <w:tc>
+          <w:tcPr>
+            <w:tcW w:type="dxa" w:w="3408"/>
+          </w:tcPr>
+          <w:p>
+            <w:r>
+              <w:t>A: 1 point; B: 3 points</w:t>
+            </w:r>
+          </w:p>
+        </w:tc>
+        <w:tc>
+          <w:tcPr>
+            <w:tcW w:type="dxa" w:w="3408"/>
+          </w:tcPr>
+          <w:p>
+            <w:r>
+              <w:t>Threefold drawn heights distort the actual rate ratio</w:t>
+            </w:r>
+          </w:p>
+        </w:tc>
+      </w:tr>
+      <w:tr>
+        <w:tc>
+          <w:tcPr>
+            <w:tcW w:type="dxa" w:w="3408"/>
+          </w:tcPr>
+          <w:p>
+            <w:r>
+              <w:t>Repair</w:t>
+            </w:r>
+          </w:p>
+        </w:tc>
+        <w:tc>
+          <w:tcPr>
+            <w:tcW w:type="dxa" w:w="3408"/>
+          </w:tcPr>
+          <w:p>
+            <w:r>
+              <w:t>Zero-baseline percentage bars or clearly labelled difference plot</w:t>
+            </w:r>
+          </w:p>
+        </w:tc>
+        <w:tc>
+          <w:tcPr>
+            <w:tcW w:type="dxa" w:w="3408"/>
+          </w:tcPr>
+          <w:p>
+            <w:r>
+              <w:t>Retain missing case-count and uncertainty information</w:t>
+            </w:r>
+          </w:p>
+        </w:tc>
+      </w:tr>
+    </w:tbl>
+    <w:p>
+      <w:pPr>
+        <w:pStyle w:val="Heading2"/>
+      </w:pPr>
+      <w:r>
+        <w:t>State the scope and explain the visual</w:t>
+      </w:r>
+    </w:p>
+    <w:p>
+      <w:pPr>
+        <w:spacing w:line="336" w:lineRule="auto" w:after="180"/>
+      </w:pPr>
+      <w:r>
+        <w:rPr>
+          <w:b w:val="0"/>
+        </w:rPr>
+        <w:t xml:space="preserve">Before applying the procedure, write its units, denominator or decision boundary where relevant. A partner should be able to repeat each step using the same </w:t>
       </w:r>
       <w:r>
         <w:rPr>
@@ -276,50 +1015,30 @@
         <w:rPr>
           <w:b w:val="0"/>
         </w:rPr>
-        <w:t xml:space="preserve"> conditions and </w:t>
+        <w:t>s.</w:t>
+      </w:r>
+    </w:p>
+    <w:p>
+      <w:pPr>
+        <w:spacing w:line="336" w:lineRule="auto" w:after="180"/>
+      </w:pPr>
+      <w:r>
+        <w:rPr>
+          <w:b w:val="0"/>
+        </w:rPr>
+        <w:t xml:space="preserve">If a required </w:t>
       </w:r>
       <w:r>
         <w:rPr>
           <w:b/>
         </w:rPr>
-        <w:t>evidence</w:t>
+        <w:t>input</w:t>
       </w:r>
       <w:r>
         <w:rPr>
           <w:b w:val="0"/>
         </w:rPr>
-        <w:t xml:space="preserve"> source before it can support a claim.</w:t>
-      </w:r>
-    </w:p>
-    <w:p>
-      <w:pPr>
-        <w:pStyle w:val="Heading3"/>
-      </w:pPr>
-      <w:r>
-        <w:t>My starting explanation</w:t>
-      </w:r>
-    </w:p>
-    <w:p>
-      <w:r>
-        <w:t>________________________________________________________________</w:t>
-      </w:r>
-    </w:p>
-    <w:p>
-      <w:r>
-        <w:t>________________________________________________________________</w:t>
-      </w:r>
-    </w:p>
-    <w:p>
-      <w:r>
-        <w:t>________________________________________________________________</w:t>
-      </w:r>
-    </w:p>
-    <w:p>
-      <w:pPr>
-        <w:pStyle w:val="Heading3"/>
-      </w:pPr>
-      <w:r>
-        <w:t>This week’s end goal</w:t>
+        <w:t xml:space="preserve"> is absent or violates the stated contract, record that condition explicitly instead of quietly replacing it with a convenient value.</w:t>
       </w:r>
     </w:p>
     <w:p>
@@ -330,136 +1049,27 @@
         <w:rPr>
           <w:b w:val="0"/>
         </w:rPr>
-        <w:t xml:space="preserve">Explain figures that preserve </w:t>
+        <w:t xml:space="preserve">Point to the </w:t>
       </w:r>
       <w:r>
         <w:rPr>
           <w:b/>
         </w:rPr>
-        <w:t>evidence</w:t>
+        <w:t>input</w:t>
       </w:r>
       <w:r>
         <w:rPr>
           <w:b w:val="0"/>
         </w:rPr>
-        <w:t xml:space="preserve"> using the records and boundaries of this fictional investigation.</w:t>
-      </w:r>
-    </w:p>
-    <w:p>
-      <w:pPr>
-        <w:pStyle w:val="Heading1"/>
-      </w:pPr>
-      <w:r>
-        <w:t>02. Notice the evidence</w:t>
-      </w:r>
-    </w:p>
-    <w:p>
-      <w:r>
-        <w:t>Investigate the supplied Figures that preserve evidence case. Separate observations, given facts and assumptions before choosing an explanation.</w:t>
-      </w:r>
-    </w:p>
-    <w:p>
-      <w:pPr>
-        <w:spacing w:line="336" w:lineRule="auto" w:after="180"/>
-      </w:pPr>
-      <w:r>
-        <w:rPr>
-          <w:b w:val="0"/>
-        </w:rPr>
-        <w:t xml:space="preserve">Figures should preserve denominators, scales and uncertainty rather than exaggerate the preferred comparison. A plot is a representation of </w:t>
-      </w:r>
-      <w:r>
-        <w:rPr>
-          <w:b/>
-        </w:rPr>
-        <w:t>evidence</w:t>
-      </w:r>
-      <w:r>
-        <w:rPr>
-          <w:b w:val="0"/>
-        </w:rPr>
-        <w:t xml:space="preserve">, not extra </w:t>
-      </w:r>
-      <w:r>
-        <w:rPr>
-          <w:b/>
-        </w:rPr>
-        <w:t>evidence</w:t>
-      </w:r>
-      <w:r>
-        <w:rPr>
-          <w:b w:val="0"/>
-        </w:rPr>
-        <w:t>.</w:t>
-      </w:r>
-    </w:p>
-    <w:p>
-      <w:pPr>
-        <w:spacing w:line="336" w:lineRule="auto" w:after="180"/>
-      </w:pPr>
-      <w:r>
-        <w:rPr>
-          <w:b w:val="0"/>
-        </w:rPr>
-        <w:t>Begin by writing the question the procedure is intended to answer. Identify the information already supplied, the information it will produce and the information still missing.</w:t>
-      </w:r>
-    </w:p>
-    <w:p>
-      <w:pPr>
-        <w:spacing w:line="336" w:lineRule="auto" w:after="180"/>
-      </w:pPr>
-      <w:r>
-        <w:rPr>
-          <w:b w:val="0"/>
-        </w:rPr>
-        <w:t>These are constructed classroom examples; they do not require live accounts, private records or an external service. Do not treat a plausible explanation as a measured outcome.</w:t>
-      </w:r>
-    </w:p>
-    <w:p>
-      <w:pPr>
-        <w:pStyle w:val="Heading3"/>
-      </w:pPr>
-      <w:r>
-        <w:t>List the given facts and one fact that is not supplied.</w:t>
-      </w:r>
-    </w:p>
-    <w:p>
-      <w:r>
-        <w:t>________________________________________________________________</w:t>
-      </w:r>
-    </w:p>
-    <w:p>
-      <w:r>
-        <w:t>________________________________________________________________</w:t>
-      </w:r>
-    </w:p>
-    <w:p>
-      <w:r>
-        <w:t>________________________________________________________________</w:t>
-      </w:r>
-    </w:p>
-    <w:p>
-      <w:pPr>
-        <w:pStyle w:val="Heading1"/>
-      </w:pPr>
-      <w:r>
-        <w:t>03. See how it works</w:t>
-      </w:r>
-    </w:p>
-    <w:p>
-      <w:r>
-        <w:t>Follow the mechanism for Figures that preserve evidence. Connect each labelled input, deciding step and result.</w:t>
-      </w:r>
-    </w:p>
-    <w:p>
-      <w:pPr>
-        <w:spacing w:line="336" w:lineRule="auto" w:after="180"/>
-      </w:pPr>
-      <w:r>
-        <w:rPr>
-          <w:b w:val="0"/>
-        </w:rPr>
-        <w:t>Label axes, units, cases and scope. For simple comparative bars use a zero baseline or explicitly justify another plot. Show condition breakdowns and unassessed counts where relevant.</w:t>
+        <w:t>, the deciding step and the result in this week’s visual. Explain the same step in ordinary words. A picture helps when you can say what each part represents.</w:t>
+      </w:r>
+    </w:p>
+    <w:p>
+      <w:pPr>
+        <w:pStyle w:val="Heading2"/>
+      </w:pPr>
+      <w:r>
+        <w:t>Earlier wording, alternatives and picture transcripts · reference / check after trying</w:t>
       </w:r>
     </w:p>
     <w:p>
@@ -523,7 +1133,7 @@
           </w:tcPr>
           <w:p>
             <w:r>
-              <w:t>RatesA80%, B82% are plotted on bars starting79%, making B look several times larger.</w:t>
+              <w:t>Rates A 80%, B 82% are plotted on bars starting 79%, making B look several times larger.</w:t>
             </w:r>
           </w:p>
         </w:tc>
@@ -543,7 +1153,7 @@
           </w:tcPr>
           <w:p>
             <w:r>
-              <w:t>Difference is2 percentage points; truncated bars exaggerate magnitude. Use zero-baseline bars or a clearly labelled difference plot.</w:t>
+              <w:t>Difference is 2 percentage points; truncated bars exaggerate magnitude. Use zero-baseline bars or a clearly labelled difference plot.</w:t>
             </w:r>
           </w:p>
         </w:tc>
@@ -556,13 +1166,238 @@
     </w:p>
     <w:p>
       <w:pPr>
+        <w:pStyle w:val="Heading3"/>
+      </w:pPr>
+      <w:r>
+        <w:t>Connect the picture and the explanation</w:t>
+      </w:r>
+    </w:p>
+    <w:p>
+      <w:pPr>
+        <w:pStyle w:val="Heading1"/>
+      </w:pPr>
+      <w:r>
+        <w:t>04. Predict the changed case before reading the explanation</w:t>
+      </w:r>
+    </w:p>
+    <w:p>
+      <w:r>
+        <w:t>Keep the rule and evidence boundary visible.</w:t>
+      </w:r>
+    </w:p>
+    <w:p>
+      <w:pPr>
+        <w:pStyle w:val="Heading2"/>
+      </w:pPr>
+      <w:r>
+        <w:t>Main task and response</w:t>
+      </w:r>
+    </w:p>
+    <w:p>
+      <w:pPr>
+        <w:pStyle w:val="ListBullet"/>
+      </w:pPr>
+      <w:r>
+        <w:t>Rates A 80%, B 82% are plotted on bars starting 79%, making B look several times larger. Show the intermediate steps and give the conclusion with its scope.</w:t>
+      </w:r>
+    </w:p>
+    <w:p>
+      <w:pPr>
+        <w:pStyle w:val="Heading3"/>
+      </w:pPr>
+      <w:r>
+        <w:t>Keep the procedure fixed. Explain what changed in the inputs and result.</w:t>
+      </w:r>
+    </w:p>
+    <w:p>
+      <w:r>
+        <w:t>________________________________________________________________</w:t>
+      </w:r>
+    </w:p>
+    <w:p>
+      <w:r>
+        <w:t>________________________________________________________________</w:t>
+      </w:r>
+    </w:p>
+    <w:p>
+      <w:r>
+        <w:t>________________________________________________________________</w:t>
+      </w:r>
+    </w:p>
+    <w:p>
+      <w:r>
+        <w:t>________________________________________________________________</w:t>
+      </w:r>
+    </w:p>
+    <w:p>
+      <w:r>
+        <w:t>________________________________________________________________</w:t>
+      </w:r>
+    </w:p>
+    <w:p>
+      <w:pPr>
+        <w:pStyle w:val="Heading2"/>
+      </w:pPr>
+      <w:r>
+        <w:t>Predict the pictured change</w:t>
+      </w:r>
+    </w:p>
+    <w:p>
+      <w:pPr>
+        <w:pStyle w:val="ListBullet"/>
+      </w:pPr>
+      <w:r>
+        <w:t>Change: Start the axis at 5 without making the truncation obvious.</w:t>
+      </w:r>
+    </w:p>
+    <w:p>
+      <w:pPr>
+        <w:pStyle w:val="Heading2"/>
+      </w:pPr>
+      <w:r>
+        <w:t>Check after predicting · reference / check after trying</w:t>
+      </w:r>
+    </w:p>
+    <w:p>
+      <w:pPr>
         <w:spacing w:line="336" w:lineRule="auto" w:after="180"/>
       </w:pPr>
+      <w:r>
+        <w:rPr>
+          <w:b/>
+        </w:rPr>
+        <w:t>Prediction</w:t>
+      </w:r>
       <w:r>
         <w:rPr>
           <w:b w:val="0"/>
         </w:rPr>
-        <w:t xml:space="preserve">Before applying the procedure, write its units, denominator or decision boundary where relevant. A partner should be able to repeat each step using the same </w:t>
+        <w:t>: The bars exaggerate the visual contrast and require correction or clear disclosure.</w:t>
+      </w:r>
+    </w:p>
+    <w:p>
+      <w:pPr>
+        <w:spacing w:line="336" w:lineRule="auto" w:after="180"/>
+      </w:pPr>
+      <w:r>
+        <w:rPr>
+          <w:b w:val="0"/>
+        </w:rPr>
+        <w:t>Reason: Visible heights no longer correspond to the full count scale.</w:t>
+      </w:r>
+    </w:p>
+    <w:p>
+      <w:pPr>
+        <w:pStyle w:val="Heading2"/>
+      </w:pPr>
+      <w:r>
+        <w:t>Earlier wording, alternatives and picture transcripts · reference / check after trying</w:t>
+      </w:r>
+    </w:p>
+    <w:p>
+      <w:pPr>
+        <w:pStyle w:val="Heading3"/>
+      </w:pPr>
+      <w:r>
+        <w:t>Compare a familiar case with a changed case</w:t>
+      </w:r>
+    </w:p>
+    <w:p>
+      <w:pPr>
+        <w:pStyle w:val="Heading3"/>
+      </w:pPr>
+      <w:r>
+        <w:t>Change one thing in the pictured case</w:t>
+      </w:r>
+    </w:p>
+    <w:p>
+      <w:pPr>
+        <w:pStyle w:val="Heading1"/>
+      </w:pPr>
+      <w:r>
+        <w:t>06. Connect the main result with the separate pictured case</w:t>
+      </w:r>
+    </w:p>
+    <w:p>
+      <w:r>
+        <w:t>Keep the two scenarios and their supplied evidence distinct.</w:t>
+      </w:r>
+    </w:p>
+    <w:p>
+      <w:pPr>
+        <w:pStyle w:val="Heading2"/>
+      </w:pPr>
+      <w:r>
+        <w:t>Main case and original checked reasoning</w:t>
+      </w:r>
+    </w:p>
+    <w:p>
+      <w:pPr>
+        <w:spacing w:line="336" w:lineRule="auto" w:after="180"/>
+      </w:pPr>
+      <w:r>
+        <w:rPr>
+          <w:b w:val="0"/>
+        </w:rPr>
+        <w:t xml:space="preserve">Rates A </w:t>
+      </w:r>
+      <w:r>
+        <w:rPr>
+          <w:b/>
+        </w:rPr>
+        <w:t>80%</w:t>
+      </w:r>
+      <w:r>
+        <w:rPr>
+          <w:b w:val="0"/>
+        </w:rPr>
+        <w:t>, B 82% are plotted on bars starting 79%, making B look several times larger.</w:t>
+      </w:r>
+    </w:p>
+    <w:p>
+      <w:pPr>
+        <w:spacing w:line="336" w:lineRule="auto" w:after="180"/>
+      </w:pPr>
+      <w:r>
+        <w:rPr>
+          <w:b w:val="0"/>
+        </w:rPr>
+        <w:t xml:space="preserve">Difference is 2 percentage points; truncated bars exaggerate magnitude. Use zero-baseline bars or a clearly labelled </w:t>
+      </w:r>
+      <w:r>
+        <w:rPr>
+          <w:b/>
+        </w:rPr>
+        <w:t>difference plot</w:t>
+      </w:r>
+      <w:r>
+        <w:rPr>
+          <w:b w:val="0"/>
+        </w:rPr>
+        <w:t>.</w:t>
+      </w:r>
+    </w:p>
+    <w:p>
+      <w:pPr>
+        <w:spacing w:line="336" w:lineRule="auto" w:after="180"/>
+      </w:pPr>
+      <w:r>
+        <w:rPr>
+          <w:b w:val="0"/>
+        </w:rPr>
+        <w:t xml:space="preserve">Compare the intermediate </w:t>
+      </w:r>
+      <w:r>
+        <w:rPr>
+          <w:b/>
+        </w:rPr>
+        <w:t>evidence</w:t>
+      </w:r>
+      <w:r>
+        <w:rPr>
+          <w:b w:val="0"/>
+        </w:rPr>
+        <w:t xml:space="preserve"> with the final statement. Explain why each number or decision follows from the stated </w:t>
       </w:r>
       <w:r>
         <w:rPr>
@@ -585,7 +1420,7 @@
         <w:rPr>
           <w:b w:val="0"/>
         </w:rPr>
-        <w:t xml:space="preserve">If a required </w:t>
+        <w:t xml:space="preserve">The conclusion belongs to this scenario and procedure; changing the </w:t>
       </w:r>
       <w:r>
         <w:rPr>
@@ -597,481 +1432,15 @@
         <w:rPr>
           <w:b w:val="0"/>
         </w:rPr>
-        <w:t xml:space="preserve"> is absent or violates the stated contract, record that condition explicitly instead of quietly replacing it with a convenient value.</w:t>
-      </w:r>
-    </w:p>
-    <w:p>
-      <w:pPr>
-        <w:pStyle w:val="Heading3"/>
-      </w:pPr>
-      <w:r>
-        <w:t>Connect the picture and the explanation</w:t>
-      </w:r>
-    </w:p>
-    <w:p>
-      <w:pPr>
-        <w:spacing w:line="336" w:lineRule="auto" w:after="180"/>
-      </w:pPr>
-      <w:r>
-        <w:rPr>
-          <w:b w:val="0"/>
-        </w:rPr>
-        <w:t xml:space="preserve">Point to the </w:t>
-      </w:r>
-      <w:r>
-        <w:rPr>
-          <w:b/>
-        </w:rPr>
-        <w:t>input</w:t>
-      </w:r>
-      <w:r>
-        <w:rPr>
-          <w:b w:val="0"/>
-        </w:rPr>
-        <w:t>, the deciding step and the result in this week’s visual. Explain the same step in ordinary words. A picture helps when you can say what each part represents.</w:t>
-      </w:r>
-    </w:p>
-    <w:p>
-      <w:pPr>
-        <w:pStyle w:val="Heading1"/>
-      </w:pPr>
-      <w:r>
-        <w:t>04. Compare the cases</w:t>
-      </w:r>
-    </w:p>
-    <w:p>
-      <w:r>
-        <w:t>Compare the supplied cases for Figures that preserve evidence. Identify the detail that changes the conclusion.</w:t>
-      </w:r>
-    </w:p>
-    <w:p>
-      <w:pPr>
-        <w:pStyle w:val="Heading3"/>
-      </w:pPr>
-      <w:r>
-        <w:t>Compare a familiar case with a changed case</w:t>
-      </w:r>
-    </w:p>
-    <w:p>
-      <w:pPr>
-        <w:spacing w:line="336" w:lineRule="auto" w:after="180"/>
-      </w:pPr>
-      <w:r>
-        <w:rPr>
-          <w:b w:val="0"/>
-        </w:rPr>
-        <w:t>RatesA</w:t>
-      </w:r>
-      <w:r>
-        <w:rPr>
-          <w:b/>
-        </w:rPr>
-        <w:t>80%</w:t>
-      </w:r>
-      <w:r>
-        <w:rPr>
-          <w:b w:val="0"/>
-        </w:rPr>
-        <w:t>, B82% are plotted on bars starting79%, making B look several times larger. Show the intermediate steps and give the conclusion with its scope.</w:t>
-      </w:r>
-    </w:p>
-    <w:p>
-      <w:pPr>
-        <w:pStyle w:val="Heading3"/>
-      </w:pPr>
-      <w:r>
-        <w:t>Keep the procedure fixed. Explain what changed in the inputs and result.</w:t>
-      </w:r>
-    </w:p>
-    <w:p>
-      <w:r>
-        <w:t>________________________________________________________________</w:t>
-      </w:r>
-    </w:p>
-    <w:p>
-      <w:r>
-        <w:t>________________________________________________________________</w:t>
-      </w:r>
-    </w:p>
-    <w:p>
-      <w:r>
-        <w:t>________________________________________________________________</w:t>
-      </w:r>
-    </w:p>
-    <w:p>
-      <w:r>
-        <w:t>________________________________________________________________</w:t>
-      </w:r>
-    </w:p>
-    <w:p>
-      <w:r>
-        <w:t>________________________________________________________________</w:t>
-      </w:r>
-    </w:p>
-    <w:p>
-      <w:pPr>
-        <w:pStyle w:val="Heading3"/>
-      </w:pPr>
-      <w:r>
-        <w:t>Change one thing in the pictured case</w:t>
-      </w:r>
-    </w:p>
-    <w:p>
-      <w:pPr>
-        <w:pStyle w:val="Heading3"/>
-      </w:pPr>
-      <w:r>
-        <w:t>Change one thing</w:t>
-      </w:r>
-    </w:p>
-    <w:p>
-      <w:pPr>
-        <w:spacing w:line="336" w:lineRule="auto" w:after="180"/>
-        <w:shd w:fill="F5F1FB"/>
-      </w:pPr>
-      <w:r>
-        <w:rPr>
-          <w:b w:val="0"/>
-        </w:rPr>
-        <w:t>Change: Start the axis at 5 without making the truncation obvious.</w:t>
-      </w:r>
-    </w:p>
-    <w:p>
-      <w:pPr>
-        <w:pStyle w:val="Heading3"/>
-      </w:pPr>
-      <w:r>
-        <w:t>Predicted result</w:t>
-      </w:r>
-    </w:p>
-    <w:p>
-      <w:pPr>
-        <w:spacing w:line="336" w:lineRule="auto" w:after="180"/>
-        <w:shd w:fill="F1F6FC"/>
-      </w:pPr>
-      <w:r>
-        <w:rPr>
-          <w:b/>
-        </w:rPr>
-        <w:t>Prediction</w:t>
-      </w:r>
-      <w:r>
-        <w:rPr>
-          <w:b w:val="0"/>
-        </w:rPr>
-        <w:t>: The bars exaggerate the visual contrast and require correction or clear disclosure.</w:t>
-      </w:r>
-    </w:p>
-    <w:p>
-      <w:pPr>
-        <w:pStyle w:val="Heading3"/>
-      </w:pPr>
-      <w:r>
-        <w:t>Why the result follows</w:t>
-      </w:r>
-    </w:p>
-    <w:p>
-      <w:pPr>
-        <w:spacing w:line="336" w:lineRule="auto" w:after="180"/>
-        <w:shd w:fill="F1F6FC"/>
-      </w:pPr>
-      <w:r>
-        <w:rPr>
-          <w:b w:val="0"/>
-        </w:rPr>
-        <w:t>Reason: Visible heights no longer correspond to the full count scale.</w:t>
-      </w:r>
-    </w:p>
-    <w:p>
-      <w:pPr>
-        <w:pStyle w:val="Heading1"/>
-      </w:pPr>
-      <w:r>
-        <w:t>05. Words that unlock the idea</w:t>
-      </w:r>
-    </w:p>
-    <w:p>
-      <w:r>
-        <w:t>Use the vocabulary of Figures that preserve evidence to explain a concrete decision, rather than only memorising definitions.</w:t>
-      </w:r>
-    </w:p>
-    <w:tbl>
-      <w:tblPr>
-        <w:tblStyle w:val="LightShading-Accent1"/>
-        <w:tblW w:type="auto" w:w="0"/>
-        <w:tblLook w:firstColumn="1" w:firstRow="1" w:lastColumn="0" w:lastRow="0" w:noHBand="0" w:noVBand="1" w:val="04A0"/>
-      </w:tblPr>
-      <w:tblGrid>
-        <w:gridCol w:w="5112"/>
-        <w:gridCol w:w="5112"/>
-      </w:tblGrid>
-      <w:tr>
-        <w:trPr>
-          <w:tblHeader/>
-        </w:trPr>
-        <w:tc>
-          <w:tcPr>
-            <w:tcW w:type="dxa" w:w="5112"/>
-          </w:tcPr>
-          <w:p>
-            <w:r>
-              <w:t>Word</w:t>
-            </w:r>
-          </w:p>
-        </w:tc>
-        <w:tc>
-          <w:tcPr>
-            <w:tcW w:type="dxa" w:w="5112"/>
-          </w:tcPr>
-          <w:p>
-            <w:r>
-              <w:t>Meaning</w:t>
-            </w:r>
-          </w:p>
-        </w:tc>
-      </w:tr>
-      <w:tr>
-        <w:tc>
-          <w:tcPr>
-            <w:tcW w:type="dxa" w:w="5112"/>
-          </w:tcPr>
-          <w:p>
-            <w:r>
-              <w:t>Axis scale</w:t>
-            </w:r>
-          </w:p>
-        </w:tc>
-        <w:tc>
-          <w:tcPr>
-            <w:tcW w:type="dxa" w:w="5112"/>
-          </w:tcPr>
-          <w:p>
-            <w:r>
-              <w:t>The mapping between values and plotted positions</w:t>
-            </w:r>
-          </w:p>
-        </w:tc>
-      </w:tr>
-      <w:tr>
-        <w:tc>
-          <w:tcPr>
-            <w:tcW w:type="dxa" w:w="5112"/>
-          </w:tcPr>
-          <w:p>
-            <w:r>
-              <w:t>Denominator label</w:t>
-            </w:r>
-          </w:p>
-        </w:tc>
-        <w:tc>
-          <w:tcPr>
-            <w:tcW w:type="dxa" w:w="5112"/>
-          </w:tcPr>
-          <w:p>
-            <w:r>
-              <w:t>The sample size underlying a proportion</w:t>
-            </w:r>
-          </w:p>
-        </w:tc>
-      </w:tr>
-      <w:tr>
-        <w:tc>
-          <w:tcPr>
-            <w:tcW w:type="dxa" w:w="5112"/>
-          </w:tcPr>
-          <w:p>
-            <w:r>
-              <w:t>Difference plot</w:t>
-            </w:r>
-          </w:p>
-        </w:tc>
-        <w:tc>
-          <w:tcPr>
-            <w:tcW w:type="dxa" w:w="5112"/>
-          </w:tcPr>
-          <w:p>
-            <w:r>
-              <w:t>A display of a defined comparison magnitude</w:t>
-            </w:r>
-          </w:p>
-        </w:tc>
-      </w:tr>
-    </w:tbl>
-    <w:p>
-      <w:pPr>
-        <w:pStyle w:val="Heading3"/>
-      </w:pPr>
-      <w:r>
-        <w:t>Use two terms to explain a step in this week’s example.</w:t>
-      </w:r>
-    </w:p>
-    <w:p>
-      <w:r>
-        <w:t>________________________________________________________________</w:t>
-      </w:r>
-    </w:p>
-    <w:p>
-      <w:r>
-        <w:t>________________________________________________________________</w:t>
-      </w:r>
-    </w:p>
-    <w:p>
-      <w:r>
-        <w:t>________________________________________________________________</w:t>
-      </w:r>
-    </w:p>
-    <w:p>
-      <w:pPr>
-        <w:pStyle w:val="Heading1"/>
-      </w:pPr>
-      <w:r>
-        <w:t>06. Follow a worked example</w:t>
-      </w:r>
-    </w:p>
-    <w:p>
-      <w:r>
-        <w:t>Follow the worked trace for Figures that preserve evidence, predict a step, then compare with its explanation.</w:t>
-      </w:r>
-    </w:p>
-    <w:p>
-      <w:pPr>
-        <w:spacing w:line="336" w:lineRule="auto" w:after="180"/>
-      </w:pPr>
-      <w:r>
-        <w:rPr>
-          <w:b w:val="0"/>
-        </w:rPr>
-        <w:t>RatesA</w:t>
-      </w:r>
-      <w:r>
-        <w:rPr>
-          <w:b/>
-        </w:rPr>
-        <w:t>80%</w:t>
-      </w:r>
-      <w:r>
-        <w:rPr>
-          <w:b w:val="0"/>
-        </w:rPr>
-        <w:t>, B82% are plotted on bars starting79%, making B look several times larger.</w:t>
-      </w:r>
-    </w:p>
-    <w:p>
-      <w:pPr>
-        <w:spacing w:line="336" w:lineRule="auto" w:after="180"/>
-      </w:pPr>
-      <w:r>
-        <w:rPr>
-          <w:b w:val="0"/>
-        </w:rPr>
-        <w:t xml:space="preserve">Difference is2 percentage points; truncated bars exaggerate magnitude. Use zero-baseline bars or a clearly labelled </w:t>
-      </w:r>
-      <w:r>
-        <w:rPr>
-          <w:b/>
-        </w:rPr>
-        <w:t>difference plot</w:t>
-      </w:r>
-      <w:r>
-        <w:rPr>
-          <w:b w:val="0"/>
-        </w:rPr>
-        <w:t>.</w:t>
-      </w:r>
-    </w:p>
-    <w:p>
-      <w:pPr>
-        <w:pStyle w:val="Heading3"/>
-      </w:pPr>
-      <w:r>
-        <w:t>Worked explanation · Figures that preserve evidence</w:t>
-      </w:r>
-    </w:p>
-    <w:p>
-      <w:pPr>
-        <w:spacing w:line="336" w:lineRule="auto" w:after="180"/>
-        <w:shd w:fill="F1F6FC"/>
-      </w:pPr>
-      <w:r>
-        <w:rPr>
-          <w:b w:val="0"/>
-        </w:rPr>
-        <w:t xml:space="preserve">Compare the intermediate </w:t>
-      </w:r>
-      <w:r>
-        <w:rPr>
-          <w:b/>
-        </w:rPr>
-        <w:t>evidence</w:t>
-      </w:r>
-      <w:r>
-        <w:rPr>
-          <w:b w:val="0"/>
-        </w:rPr>
-        <w:t xml:space="preserve"> with the final statement. Explain why each number or decision follows from the stated </w:t>
-      </w:r>
-      <w:r>
-        <w:rPr>
-          <w:b/>
-        </w:rPr>
-        <w:t>input</w:t>
-      </w:r>
-      <w:r>
-        <w:rPr>
-          <w:b w:val="0"/>
-        </w:rPr>
-        <w:t>s.</w:t>
-      </w:r>
-    </w:p>
-    <w:p>
-      <w:pPr>
-        <w:spacing w:line="336" w:lineRule="auto" w:after="180"/>
-        <w:shd w:fill="F1F6FC"/>
-      </w:pPr>
-      <w:r>
-        <w:rPr>
-          <w:b w:val="0"/>
-        </w:rPr>
-        <w:t xml:space="preserve">The conclusion belongs to this scenario and procedure; changing the </w:t>
-      </w:r>
-      <w:r>
-        <w:rPr>
-          <w:b/>
-        </w:rPr>
-        <w:t>input</w:t>
-      </w:r>
-      <w:r>
-        <w:rPr>
-          <w:b w:val="0"/>
-        </w:rPr>
         <w:t>s, evaluation population or authority can change what it establishes. Retain the raw record so a later revision can be compared honestly.</w:t>
       </w:r>
     </w:p>
     <w:p>
       <w:pPr>
-        <w:pStyle w:val="Heading3"/>
-      </w:pPr>
-      <w:r>
-        <w:t>Learn from the worked case</w:t>
-      </w:r>
-    </w:p>
-    <w:p>
-      <w:pPr>
-        <w:spacing w:line="336" w:lineRule="auto" w:after="180"/>
-      </w:pPr>
-      <w:r>
-        <w:rPr>
-          <w:b w:val="0"/>
-        </w:rPr>
-        <w:t>Cover the result before checking it. Say what is given, choose the procedure, and follow one step at a time. Then uncover the result and explain your first mismatch. Ask why a step is allowed, not only what number it produces.</w:t>
-      </w:r>
-    </w:p>
-    <w:p>
-      <w:pPr>
-        <w:pStyle w:val="Heading3"/>
-      </w:pPr>
-      <w:r>
-        <w:t>A pictorial worked case: Figures that preserve evidence</w:t>
+        <w:pStyle w:val="Heading2"/>
+      </w:pPr>
+      <w:r>
+        <w:t>Separate pictured inputs and complete explanation</w:t>
       </w:r>
     </w:p>
     <w:p>
@@ -1087,24 +1456,7 @@
     </w:p>
     <w:p>
       <w:pPr>
-        <w:pStyle w:val="Heading3"/>
-      </w:pPr>
-      <w:r>
-        <w:t>The facts we will use</w:t>
-      </w:r>
-    </w:p>
-    <w:p>
-      <w:pPr>
-        <w:pStyle w:val="Heading3"/>
-      </w:pPr>
-      <w:r>
-        <w:t>Supplied facts</w:t>
-      </w:r>
-    </w:p>
-    <w:p>
-      <w:pPr>
         <w:spacing w:line="336" w:lineRule="auto" w:after="180"/>
-        <w:shd w:fill="F1F6FC"/>
       </w:pPr>
       <w:r>
         <w:rPr>
@@ -1114,11 +1466,41 @@
       </w:r>
     </w:p>
     <w:p>
+      <w:pPr>
+        <w:spacing w:line="336" w:lineRule="auto" w:after="180"/>
+      </w:pPr>
+      <w:r>
+        <w:rPr>
+          <w:b w:val="0"/>
+        </w:rPr>
+        <w:t>The separate picture compares six versus eight correct on the same ten cases. A is 60%, B 80%; the difference is two correct or twenty percentage points. Use count bars from zero to ten and label the common ten-case denominator. If the bars secretly start at five, their visible heights are one and three, creating a threefold height ratio even though the actual count ratio is eight divided by six.</w:t>
+      </w:r>
+    </w:p>
+    <w:p>
+      <w:pPr>
+        <w:spacing w:line="336" w:lineRule="auto" w:after="180"/>
+      </w:pPr>
+      <w:r>
+        <w:rPr>
+          <w:b w:val="0"/>
+        </w:rPr>
+        <w:t>The new native figure keeps main supplied percentages separate from the ten-case count example. No uncertainty bounds are supplied, and a well-labelled chart does not turn ten cases into a population or causal conclusion.</w:t>
+      </w:r>
+    </w:p>
+    <w:p>
+      <w:pPr>
+        <w:pStyle w:val="Heading2"/>
+      </w:pPr>
+      <w:r>
+        <w:t>Read the labelled representation</w:t>
+      </w:r>
+    </w:p>
+    <w:p>
       <w:r>
         <w:drawing>
           <wp:inline xmlns:a="http://schemas.openxmlformats.org/drawingml/2006/main" xmlns:pic="http://schemas.openxmlformats.org/drawingml/2006/picture">
-            <wp:extent cx="5486400" cy="2641600"/>
-            <wp:docPr id="1" name="Picture 1" descr="Zero-based correct counts"/>
+            <wp:extent cx="5486400" cy="2992582"/>
+            <wp:docPr id="1" name="Picture 1" descr="Two zero-baseline charts. Main supplied rates are eighty and eighty-two percent, difference two percentage points with underlying counts unknown. Separate picture shows six and eight correct of ten, difference two cases or twenty percentage points. No uncertainty intervals are supplied."/>
             <wp:cNvGraphicFramePr>
               <a:graphicFrameLocks noChangeAspect="1"/>
             </wp:cNvGraphicFramePr>
@@ -1126,7 +1508,7 @@
               <a:graphicData uri="http://schemas.openxmlformats.org/drawingml/2006/picture">
                 <pic:pic>
                   <pic:nvPicPr>
-                    <pic:cNvPr id="0" name="academy-detail-ai-7-29.png"/>
+                    <pic:cNvPr id="0" name="ai-7-29-honest-axes.png"/>
                     <pic:cNvPicPr/>
                   </pic:nvPicPr>
                   <pic:blipFill>
@@ -1138,7 +1520,7 @@
                   <pic:spPr>
                     <a:xfrm>
                       <a:off x="0" y="0"/>
-                      <a:ext cx="5486400" cy="2641600"/>
+                      <a:ext cx="5486400" cy="2992582"/>
                     </a:xfrm>
                     <a:prstGeom prst="rect"/>
                   </pic:spPr>
@@ -1153,8 +1535,8 @@
       <w:r>
         <w:drawing>
           <wp:inline xmlns:a="http://schemas.openxmlformats.org/drawingml/2006/main" xmlns:pic="http://schemas.openxmlformats.org/drawingml/2006/picture">
-            <wp:extent cx="5486400" cy="5145314"/>
-            <wp:docPr id="2" name="Picture 2" descr="Figures that preserve evidence. Draw honest bars: Use heights 6 and 8 on a zero-based correct-count axis.. Label the scale: State counts out of ten, not an unspecified quality score.. Keep context nearby: Note the fixed tasks and absence of a significance test."/>
+            <wp:extent cx="5486400" cy="3182112"/>
+            <wp:docPr id="2" name="Picture 2" descr="Draw honest bars: Use heights 6 and 8 on a zero-based correct-count axis. → Label the scale: State counts out of ten, not an unspecified quality score. → Keep context nearby: Note the fixed tasks and absence of a significance test."/>
             <wp:cNvGraphicFramePr>
               <a:graphicFrameLocks noChangeAspect="1"/>
             </wp:cNvGraphicFramePr>
@@ -1162,7 +1544,7 @@
               <a:graphicData uri="http://schemas.openxmlformats.org/drawingml/2006/picture">
                 <pic:pic>
                   <pic:nvPicPr>
-                    <pic:cNvPr id="0" name="academy-visual-ai-7-29.png"/>
+                    <pic:cNvPr id="0" name="academy-story-ai-7-29-02.png"/>
                     <pic:cNvPicPr/>
                   </pic:nvPicPr>
                   <pic:blipFill>
@@ -1174,7 +1556,7 @@
                   <pic:spPr>
                     <a:xfrm>
                       <a:off x="0" y="0"/>
-                      <a:ext cx="5486400" cy="5145314"/>
+                      <a:ext cx="5486400" cy="3182112"/>
                     </a:xfrm>
                     <a:prstGeom prst="rect"/>
                   </pic:spPr>
@@ -1302,24 +1684,7 @@
     </w:p>
     <w:p>
       <w:pPr>
-        <w:pStyle w:val="Heading3"/>
-      </w:pPr>
-      <w:r>
-        <w:t>Why this result follows</w:t>
-      </w:r>
-    </w:p>
-    <w:p>
-      <w:pPr>
-        <w:pStyle w:val="Heading3"/>
-      </w:pPr>
-      <w:r>
-        <w:t>Why the result follows</w:t>
-      </w:r>
-    </w:p>
-    <w:p>
-      <w:pPr>
         <w:spacing w:line="336" w:lineRule="auto" w:after="180"/>
-        <w:shd w:fill="F1F6FC"/>
       </w:pPr>
       <w:r>
         <w:rPr>
@@ -1342,30 +1707,424 @@
     </w:p>
     <w:p>
       <w:pPr>
+        <w:pStyle w:val="Heading2"/>
+      </w:pPr>
+      <w:r>
+        <w:t>Complete picture evidence and limits</w:t>
+      </w:r>
+    </w:p>
+    <w:tbl>
+      <w:tblPr>
+        <w:tblStyle w:val="LightShading-Accent1"/>
+        <w:tblW w:type="auto" w:w="0"/>
+        <w:tblLook w:firstColumn="1" w:firstRow="1" w:lastColumn="0" w:lastRow="0" w:noHBand="0" w:noVBand="1" w:val="04A0"/>
+      </w:tblPr>
+      <w:tblGrid>
+        <w:gridCol w:w="3408"/>
+        <w:gridCol w:w="3408"/>
+        <w:gridCol w:w="3408"/>
+      </w:tblGrid>
+      <w:tr>
+        <w:trPr>
+          <w:tblHeader/>
+        </w:trPr>
+        <w:tc>
+          <w:tcPr>
+            <w:tcW w:type="dxa" w:w="3408"/>
+          </w:tcPr>
+          <w:p>
+            <w:r>
+              <w:t>Separate ten-case picture</w:t>
+            </w:r>
+          </w:p>
+        </w:tc>
+        <w:tc>
+          <w:tcPr>
+            <w:tcW w:type="dxa" w:w="3408"/>
+          </w:tcPr>
+          <w:p>
+            <w:r>
+              <w:t>A</w:t>
+            </w:r>
+          </w:p>
+        </w:tc>
+        <w:tc>
+          <w:tcPr>
+            <w:tcW w:type="dxa" w:w="3408"/>
+          </w:tcPr>
+          <w:p>
+            <w:r>
+              <w:t>B</w:t>
+            </w:r>
+          </w:p>
+        </w:tc>
+      </w:tr>
+      <w:tr>
+        <w:tc>
+          <w:tcPr>
+            <w:tcW w:type="dxa" w:w="3408"/>
+          </w:tcPr>
+          <w:p>
+            <w:r>
+              <w:t>Correct count</w:t>
+            </w:r>
+          </w:p>
+        </w:tc>
+        <w:tc>
+          <w:tcPr>
+            <w:tcW w:type="dxa" w:w="3408"/>
+          </w:tcPr>
+          <w:p>
+            <w:r>
+              <w:t>6</w:t>
+            </w:r>
+          </w:p>
+        </w:tc>
+        <w:tc>
+          <w:tcPr>
+            <w:tcW w:type="dxa" w:w="3408"/>
+          </w:tcPr>
+          <w:p>
+            <w:r>
+              <w:t>8</w:t>
+            </w:r>
+          </w:p>
+        </w:tc>
+      </w:tr>
+      <w:tr>
+        <w:tc>
+          <w:tcPr>
+            <w:tcW w:type="dxa" w:w="3408"/>
+          </w:tcPr>
+          <w:p>
+            <w:r>
+              <w:t>Evaluated cases</w:t>
+            </w:r>
+          </w:p>
+        </w:tc>
+        <w:tc>
+          <w:tcPr>
+            <w:tcW w:type="dxa" w:w="3408"/>
+          </w:tcPr>
+          <w:p>
+            <w:r>
+              <w:t>10</w:t>
+            </w:r>
+          </w:p>
+        </w:tc>
+        <w:tc>
+          <w:tcPr>
+            <w:tcW w:type="dxa" w:w="3408"/>
+          </w:tcPr>
+          <w:p>
+            <w:r>
+              <w:t>10</w:t>
+            </w:r>
+          </w:p>
+        </w:tc>
+      </w:tr>
+      <w:tr>
+        <w:tc>
+          <w:tcPr>
+            <w:tcW w:type="dxa" w:w="3408"/>
+          </w:tcPr>
+          <w:p>
+            <w:r>
+              <w:t>Observed rate</w:t>
+            </w:r>
+          </w:p>
+        </w:tc>
+        <w:tc>
+          <w:tcPr>
+            <w:tcW w:type="dxa" w:w="3408"/>
+          </w:tcPr>
+          <w:p>
+            <w:r>
+              <w:t>60%</w:t>
+            </w:r>
+          </w:p>
+        </w:tc>
+        <w:tc>
+          <w:tcPr>
+            <w:tcW w:type="dxa" w:w="3408"/>
+          </w:tcPr>
+          <w:p>
+            <w:r>
+              <w:t>80%</w:t>
+            </w:r>
+          </w:p>
+        </w:tc>
+      </w:tr>
+      <w:tr>
+        <w:tc>
+          <w:tcPr>
+            <w:tcW w:type="dxa" w:w="3408"/>
+          </w:tcPr>
+          <w:p>
+            <w:r>
+              <w:t>Difference</w:t>
+            </w:r>
+          </w:p>
+        </w:tc>
+        <w:tc>
+          <w:tcPr>
+            <w:tcW w:type="dxa" w:w="3408"/>
+          </w:tcPr>
+          <w:p>
+            <w:r>
+              <w:t>Two extra correct</w:t>
+            </w:r>
+          </w:p>
+        </w:tc>
+        <w:tc>
+          <w:tcPr>
+            <w:tcW w:type="dxa" w:w="3408"/>
+          </w:tcPr>
+          <w:p>
+            <w:r>
+              <w:t>Twenty percentage points</w:t>
+            </w:r>
+          </w:p>
+        </w:tc>
+      </w:tr>
+      <w:tr>
+        <w:tc>
+          <w:tcPr>
+            <w:tcW w:type="dxa" w:w="3408"/>
+          </w:tcPr>
+          <w:p>
+            <w:r>
+              <w:t>Zero-baseline count height</w:t>
+            </w:r>
+          </w:p>
+        </w:tc>
+        <w:tc>
+          <w:tcPr>
+            <w:tcW w:type="dxa" w:w="3408"/>
+          </w:tcPr>
+          <w:p>
+            <w:r>
+              <w:t>6</w:t>
+            </w:r>
+          </w:p>
+        </w:tc>
+        <w:tc>
+          <w:tcPr>
+            <w:tcW w:type="dxa" w:w="3408"/>
+          </w:tcPr>
+          <w:p>
+            <w:r>
+              <w:t>8</w:t>
+            </w:r>
+          </w:p>
+        </w:tc>
+      </w:tr>
+      <w:tr>
+        <w:tc>
+          <w:tcPr>
+            <w:tcW w:type="dxa" w:w="3408"/>
+          </w:tcPr>
+          <w:p>
+            <w:r>
+              <w:t>Hidden start-at-five height</w:t>
+            </w:r>
+          </w:p>
+        </w:tc>
+        <w:tc>
+          <w:tcPr>
+            <w:tcW w:type="dxa" w:w="3408"/>
+          </w:tcPr>
+          <w:p>
+            <w:r>
+              <w:t>1</w:t>
+            </w:r>
+          </w:p>
+        </w:tc>
+        <w:tc>
+          <w:tcPr>
+            <w:tcW w:type="dxa" w:w="3408"/>
+          </w:tcPr>
+          <w:p>
+            <w:r>
+              <w:t>3</w:t>
+            </w:r>
+          </w:p>
+        </w:tc>
+      </w:tr>
+      <w:tr>
+        <w:tc>
+          <w:tcPr>
+            <w:tcW w:type="dxa" w:w="3408"/>
+          </w:tcPr>
+          <w:p>
+            <w:r>
+              <w:t>Why hidden truncation misleads</w:t>
+            </w:r>
+          </w:p>
+        </w:tc>
+        <w:tc>
+          <w:tcPr>
+            <w:tcW w:type="dxa" w:w="3408"/>
+          </w:tcPr>
+          <w:p>
+            <w:r>
+              <w:t>Drawn heights appear threefold</w:t>
+            </w:r>
+          </w:p>
+        </w:tc>
+        <w:tc>
+          <w:tcPr>
+            <w:tcW w:type="dxa" w:w="3408"/>
+          </w:tcPr>
+          <w:p>
+            <w:r>
+              <w:t>Actual count ratio 8/6 is not threefold</w:t>
+            </w:r>
+          </w:p>
+        </w:tc>
+      </w:tr>
+      <w:tr>
+        <w:tc>
+          <w:tcPr>
+            <w:tcW w:type="dxa" w:w="3408"/>
+          </w:tcPr>
+          <w:p>
+            <w:r>
+              <w:t>Uncertainty / population inference</w:t>
+            </w:r>
+          </w:p>
+        </w:tc>
+        <w:tc>
+          <w:tcPr>
+            <w:tcW w:type="dxa" w:w="3408"/>
+          </w:tcPr>
+          <w:p>
+            <w:r>
+              <w:t>Not supplied</w:t>
+            </w:r>
+          </w:p>
+        </w:tc>
+        <w:tc>
+          <w:tcPr>
+            <w:tcW w:type="dxa" w:w="3408"/>
+          </w:tcPr>
+          <w:p>
+            <w:r>
+              <w:t>Not supplied</w:t>
+            </w:r>
+          </w:p>
+        </w:tc>
+      </w:tr>
+    </w:tbl>
+    <w:p>
+      <w:pPr>
+        <w:pStyle w:val="Heading2"/>
+      </w:pPr>
+      <w:r>
+        <w:t>Predict the changed condition</w:t>
+      </w:r>
+    </w:p>
+    <w:p>
+      <w:pPr>
+        <w:pStyle w:val="ListBullet"/>
+      </w:pPr>
+      <w:r>
+        <w:t>Change one thing: Start the axis at 5 without making the truncation obvious. Predict the result before checking the explanation. What remains the same?</w:t>
+      </w:r>
+    </w:p>
+    <w:p>
+      <w:pPr>
+        <w:pStyle w:val="Heading2"/>
+      </w:pPr>
+      <w:r>
+        <w:t>Check after predicting · reference / check after trying</w:t>
+      </w:r>
+    </w:p>
+    <w:p>
+      <w:r>
+        <w:drawing>
+          <wp:inline xmlns:a="http://schemas.openxmlformats.org/drawingml/2006/main" xmlns:pic="http://schemas.openxmlformats.org/drawingml/2006/picture">
+            <wp:extent cx="5486400" cy="3026664"/>
+            <wp:docPr id="3" name="Picture 3" descr="Original case: Note the fixed tasks and absence of a significance test. Changed condition: Start the axis at 5 without making the truncation obvious. Expected result: The bars exaggerate the visual contrast and require correction or clear disclosure. Reason: Visible heights no longer correspond to the full count scale."/>
+            <wp:cNvGraphicFramePr>
+              <a:graphicFrameLocks noChangeAspect="1"/>
+            </wp:cNvGraphicFramePr>
+            <a:graphic>
+              <a:graphicData uri="http://schemas.openxmlformats.org/drawingml/2006/picture">
+                <pic:pic>
+                  <pic:nvPicPr>
+                    <pic:cNvPr id="0" name="academy-story-ai-7-29-04.png"/>
+                    <pic:cNvPicPr/>
+                  </pic:nvPicPr>
+                  <pic:blipFill>
+                    <a:blip r:embed="rId11"/>
+                    <a:stretch>
+                      <a:fillRect/>
+                    </a:stretch>
+                  </pic:blipFill>
+                  <pic:spPr>
+                    <a:xfrm>
+                      <a:off x="0" y="0"/>
+                      <a:ext cx="5486400" cy="3026664"/>
+                    </a:xfrm>
+                    <a:prstGeom prst="rect"/>
+                  </pic:spPr>
+                </pic:pic>
+              </a:graphicData>
+            </a:graphic>
+          </wp:inline>
+        </w:drawing>
+      </w:r>
+    </w:p>
+    <w:p>
+      <w:pPr>
+        <w:pStyle w:val="Heading2"/>
+      </w:pPr>
+      <w:r>
+        <w:t>Explain what remains unknown</w:t>
+      </w:r>
+    </w:p>
+    <w:p>
+      <w:pPr>
+        <w:pStyle w:val="ListBullet"/>
+      </w:pPr>
+      <w:r>
+        <w:t>A well-labelled chart still cannot establish a causal or population claim from ten cases.</w:t>
+      </w:r>
+    </w:p>
+    <w:p>
+      <w:pPr>
+        <w:pStyle w:val="ListBullet"/>
+      </w:pPr>
+      <w:r>
+        <w:t>Read the labelled picture: Draw count bars for 6/10 and 8/10 using the stated axis. Why must the denominator and fixed task context remain visible, and what distortion arises from an undisclosed axis start at five?</w:t>
+      </w:r>
+    </w:p>
+    <w:p>
+      <w:pPr>
+        <w:pStyle w:val="Heading2"/>
+      </w:pPr>
+      <w:r>
+        <w:t>Earlier wording, alternatives and picture transcripts · reference / check after trying</w:t>
+      </w:r>
+    </w:p>
+    <w:p>
+      <w:pPr>
         <w:pStyle w:val="Heading3"/>
       </w:pPr>
       <w:r>
-        <w:t>What this example does not establish</w:t>
-      </w:r>
-    </w:p>
-    <w:p>
-      <w:pPr>
-        <w:pStyle w:val="Heading3"/>
-      </w:pPr>
-      <w:r>
-        <w:t>Keep the stated limit</w:t>
+        <w:t>Learn from the worked case</w:t>
       </w:r>
     </w:p>
     <w:p>
       <w:pPr>
         <w:spacing w:line="336" w:lineRule="auto" w:after="180"/>
-        <w:shd w:fill="FFF5E6"/>
       </w:pPr>
       <w:r>
         <w:rPr>
           <w:b w:val="0"/>
         </w:rPr>
-        <w:t>A well-labelled chart still cannot establish a causal or population claim from ten cases.</w:t>
+        <w:t>Cover the result before checking it. Say what is given, choose the procedure, and follow one step at a time. Then uncover the result and explain your first mismatch. Ask why a step is allowed, not only what number it produces.</w:t>
       </w:r>
     </w:p>
     <w:p>
@@ -1373,19 +2132,7 @@
         <w:pStyle w:val="Heading3"/>
       </w:pPr>
       <w:r>
-        <w:t>Keep the stated limit</w:t>
-      </w:r>
-    </w:p>
-    <w:p>
-      <w:pPr>
-        <w:spacing w:line="336" w:lineRule="auto" w:after="180"/>
-        <w:shd w:fill="FFF5E6"/>
-      </w:pPr>
-      <w:r>
-        <w:rPr>
-          <w:b w:val="0"/>
-        </w:rPr>
-        <w:t>Read the labelled picture: Draw count bars for 6/10 and 8/10 using the stated axis. Why must the denominator and fixed task context remain visible, and what distortion arises from an undisclosed axis start at five?</w:t>
+        <w:t>A pictorial worked case: Figures that preserve evidence</w:t>
       </w:r>
     </w:p>
     <w:p>
@@ -1393,19 +2140,95 @@
         <w:pStyle w:val="Heading3"/>
       </w:pPr>
       <w:r>
-        <w:t>Keep the stated limit</w:t>
-      </w:r>
-    </w:p>
-    <w:p>
-      <w:pPr>
-        <w:spacing w:line="336" w:lineRule="auto" w:after="180"/>
-        <w:shd w:fill="FFF5E6"/>
-      </w:pPr>
-      <w:r>
-        <w:rPr>
-          <w:b w:val="0"/>
-        </w:rPr>
-        <w:t>Change one thing: Start the axis at 5 without making the truncation obvious. Predict the result before checking the explanation. What remains the same?</w:t>
+        <w:t>The facts we will use</w:t>
+      </w:r>
+    </w:p>
+    <w:p>
+      <w:r>
+        <w:drawing>
+          <wp:inline xmlns:a="http://schemas.openxmlformats.org/drawingml/2006/main" xmlns:pic="http://schemas.openxmlformats.org/drawingml/2006/picture">
+            <wp:extent cx="5486400" cy="2641600"/>
+            <wp:docPr id="4" name="Picture 4" descr="Zero-based correct counts"/>
+            <wp:cNvGraphicFramePr>
+              <a:graphicFrameLocks noChangeAspect="1"/>
+            </wp:cNvGraphicFramePr>
+            <a:graphic>
+              <a:graphicData uri="http://schemas.openxmlformats.org/drawingml/2006/picture">
+                <pic:pic>
+                  <pic:nvPicPr>
+                    <pic:cNvPr id="0" name="academy-detail-ai-7-29.png"/>
+                    <pic:cNvPicPr/>
+                  </pic:nvPicPr>
+                  <pic:blipFill>
+                    <a:blip r:embed="rId12"/>
+                    <a:stretch>
+                      <a:fillRect/>
+                    </a:stretch>
+                  </pic:blipFill>
+                  <pic:spPr>
+                    <a:xfrm>
+                      <a:off x="0" y="0"/>
+                      <a:ext cx="5486400" cy="2641600"/>
+                    </a:xfrm>
+                    <a:prstGeom prst="rect"/>
+                  </pic:spPr>
+                </pic:pic>
+              </a:graphicData>
+            </a:graphic>
+          </wp:inline>
+        </w:drawing>
+      </w:r>
+    </w:p>
+    <w:p>
+      <w:r>
+        <w:drawing>
+          <wp:inline xmlns:a="http://schemas.openxmlformats.org/drawingml/2006/main" xmlns:pic="http://schemas.openxmlformats.org/drawingml/2006/picture">
+            <wp:extent cx="5486400" cy="5145314"/>
+            <wp:docPr id="5" name="Picture 5" descr="Figures that preserve evidence. Draw honest bars: Use heights 6 and 8 on a zero-based correct-count axis.. Label the scale: State counts out of ten, not an unspecified quality score.. Keep context nearby: Note the fixed tasks and absence of a significance test."/>
+            <wp:cNvGraphicFramePr>
+              <a:graphicFrameLocks noChangeAspect="1"/>
+            </wp:cNvGraphicFramePr>
+            <a:graphic>
+              <a:graphicData uri="http://schemas.openxmlformats.org/drawingml/2006/picture">
+                <pic:pic>
+                  <pic:nvPicPr>
+                    <pic:cNvPr id="0" name="academy-visual-ai-7-29.png"/>
+                    <pic:cNvPicPr/>
+                  </pic:nvPicPr>
+                  <pic:blipFill>
+                    <a:blip r:embed="rId13"/>
+                    <a:stretch>
+                      <a:fillRect/>
+                    </a:stretch>
+                  </pic:blipFill>
+                  <pic:spPr>
+                    <a:xfrm>
+                      <a:off x="0" y="0"/>
+                      <a:ext cx="5486400" cy="5145314"/>
+                    </a:xfrm>
+                    <a:prstGeom prst="rect"/>
+                  </pic:spPr>
+                </pic:pic>
+              </a:graphicData>
+            </a:graphic>
+          </wp:inline>
+        </w:drawing>
+      </w:r>
+    </w:p>
+    <w:p>
+      <w:pPr>
+        <w:pStyle w:val="Heading3"/>
+      </w:pPr>
+      <w:r>
+        <w:t>Why this result follows</w:t>
+      </w:r>
+    </w:p>
+    <w:p>
+      <w:pPr>
+        <w:pStyle w:val="Heading3"/>
+      </w:pPr>
+      <w:r>
+        <w:t>What this example does not establish</w:t>
       </w:r>
     </w:p>
     <w:p>
@@ -1413,12 +2236,20 @@
         <w:pStyle w:val="Heading1"/>
       </w:pPr>
       <w:r>
-        <w:t>07. Find and repair a mistake</w:t>
-      </w:r>
-    </w:p>
-    <w:p>
-      <w:r>
-        <w:t>Find the unsupported step in the Figures that preserve evidence claim and explain a repair using the supplied evidence.</w:t>
+        <w:t>07. Find the first unsupported inference and repair it</w:t>
+      </w:r>
+    </w:p>
+    <w:p>
+      <w:r>
+        <w:t>Use the supplied conditions rather than inventing missing evidence.</w:t>
+      </w:r>
+    </w:p>
+    <w:p>
+      <w:pPr>
+        <w:pStyle w:val="Heading2"/>
+      </w:pPr>
+      <w:r>
+        <w:t>Original qualification and repair setup</w:t>
       </w:r>
     </w:p>
     <w:p>
@@ -1434,16 +2265,7 @@
     </w:p>
     <w:p>
       <w:pPr>
-        <w:pStyle w:val="Heading3"/>
-      </w:pPr>
-      <w:r>
-        <w:t>Check the claim against the facts</w:t>
-      </w:r>
-    </w:p>
-    <w:p>
-      <w:pPr>
         <w:spacing w:line="336" w:lineRule="auto" w:after="180"/>
-        <w:shd w:fill="FFF5E6"/>
       </w:pPr>
       <w:r>
         <w:rPr>
@@ -1455,7 +2277,6 @@
     <w:p>
       <w:pPr>
         <w:spacing w:line="336" w:lineRule="auto" w:after="180"/>
-        <w:shd w:fill="FFF5E6"/>
       </w:pPr>
       <w:r>
         <w:rPr>
@@ -1478,6 +2299,234 @@
     </w:p>
     <w:p>
       <w:pPr>
+        <w:pStyle w:val="Heading2"/>
+      </w:pPr>
+      <w:r>
+        <w:t>Complete boundary and misconception probes</w:t>
+      </w:r>
+    </w:p>
+    <w:tbl>
+      <w:tblPr>
+        <w:tblStyle w:val="LightShading-Accent1"/>
+        <w:tblW w:type="auto" w:w="0"/>
+        <w:tblLook w:firstColumn="1" w:firstRow="1" w:lastColumn="0" w:lastRow="0" w:noHBand="0" w:noVBand="1" w:val="04A0"/>
+      </w:tblPr>
+      <w:tblGrid>
+        <w:gridCol w:w="5112"/>
+        <w:gridCol w:w="5112"/>
+      </w:tblGrid>
+      <w:tr>
+        <w:trPr>
+          <w:tblHeader/>
+        </w:trPr>
+        <w:tc>
+          <w:tcPr>
+            <w:tcW w:type="dxa" w:w="5112"/>
+          </w:tcPr>
+          <w:p>
+            <w:r>
+              <w:t>Figure audit</w:t>
+            </w:r>
+          </w:p>
+        </w:tc>
+        <w:tc>
+          <w:tcPr>
+            <w:tcW w:type="dxa" w:w="5112"/>
+          </w:tcPr>
+          <w:p>
+            <w:r>
+              <w:t>Checked interpretation</w:t>
+            </w:r>
+          </w:p>
+        </w:tc>
+      </w:tr>
+      <w:tr>
+        <w:tc>
+          <w:tcPr>
+            <w:tcW w:type="dxa" w:w="5112"/>
+          </w:tcPr>
+          <w:p>
+            <w:r>
+              <w:t>Main 80% versus 82%</w:t>
+            </w:r>
+          </w:p>
+        </w:tc>
+        <w:tc>
+          <w:tcPr>
+            <w:tcW w:type="dxa" w:w="5112"/>
+          </w:tcPr>
+          <w:p>
+            <w:r>
+              <w:t>Two percentage points, not two percent relative</w:t>
+            </w:r>
+          </w:p>
+        </w:tc>
+      </w:tr>
+      <w:tr>
+        <w:tc>
+          <w:tcPr>
+            <w:tcW w:type="dxa" w:w="5112"/>
+          </w:tcPr>
+          <w:p>
+            <w:r>
+              <w:t>Underlying main denominator missing</w:t>
+            </w:r>
+          </w:p>
+        </w:tc>
+        <w:tc>
+          <w:tcPr>
+            <w:tcW w:type="dxa" w:w="5112"/>
+          </w:tcPr>
+          <w:p>
+            <w:r>
+              <w:t>Do not invent eighty or eighty-two of one hundred cases</w:t>
+            </w:r>
+          </w:p>
+        </w:tc>
+      </w:tr>
+      <w:tr>
+        <w:tc>
+          <w:tcPr>
+            <w:tcW w:type="dxa" w:w="5112"/>
+          </w:tcPr>
+          <w:p>
+            <w:r>
+              <w:t>Picture counts six/eight with common ten</w:t>
+            </w:r>
+          </w:p>
+        </w:tc>
+        <w:tc>
+          <w:tcPr>
+            <w:tcW w:type="dxa" w:w="5112"/>
+          </w:tcPr>
+          <w:p>
+            <w:r>
+              <w:t>Show denominator and zero count baseline</w:t>
+            </w:r>
+          </w:p>
+        </w:tc>
+      </w:tr>
+      <w:tr>
+        <w:tc>
+          <w:tcPr>
+            <w:tcW w:type="dxa" w:w="5112"/>
+          </w:tcPr>
+          <w:p>
+            <w:r>
+              <w:t>Bar axis truncated without clear disclosure</w:t>
+            </w:r>
+          </w:p>
+        </w:tc>
+        <w:tc>
+          <w:tcPr>
+            <w:tcW w:type="dxa" w:w="5112"/>
+          </w:tcPr>
+          <w:p>
+            <w:r>
+              <w:t>Exaggerates relative bar lengths</w:t>
+            </w:r>
+          </w:p>
+        </w:tc>
+      </w:tr>
+      <w:tr>
+        <w:tc>
+          <w:tcPr>
+            <w:tcW w:type="dxa" w:w="5112"/>
+          </w:tcPr>
+          <w:p>
+            <w:r>
+              <w:t>Focused difference plot</w:t>
+            </w:r>
+          </w:p>
+        </w:tc>
+        <w:tc>
+          <w:tcPr>
+            <w:tcW w:type="dxa" w:w="5112"/>
+          </w:tcPr>
+          <w:p>
+            <w:r>
+              <w:t>Use an explicit difference scale and explain units</w:t>
+            </w:r>
+          </w:p>
+        </w:tc>
+      </w:tr>
+      <w:tr>
+        <w:tc>
+          <w:tcPr>
+            <w:tcW w:type="dxa" w:w="5112"/>
+          </w:tcPr>
+          <w:p>
+            <w:r>
+              <w:t>Uncertainty not supplied</w:t>
+            </w:r>
+          </w:p>
+        </w:tc>
+        <w:tc>
+          <w:tcPr>
+            <w:tcW w:type="dxa" w:w="5112"/>
+          </w:tcPr>
+          <w:p>
+            <w:r>
+              <w:t>Do not invent intervals or significance stars</w:t>
+            </w:r>
+          </w:p>
+        </w:tc>
+      </w:tr>
+      <w:tr>
+        <w:tc>
+          <w:tcPr>
+            <w:tcW w:type="dxa" w:w="5112"/>
+          </w:tcPr>
+          <w:p>
+            <w:r>
+              <w:t>Counts eight versus nine with different totals</w:t>
+            </w:r>
+          </w:p>
+        </w:tc>
+        <w:tc>
+          <w:tcPr>
+            <w:tcW w:type="dxa" w:w="5112"/>
+          </w:tcPr>
+          <w:p>
+            <w:r>
+              <w:t>Show rates and both denominators</w:t>
+            </w:r>
+          </w:p>
+        </w:tc>
+      </w:tr>
+      <w:tr>
+        <w:tc>
+          <w:tcPr>
+            <w:tcW w:type="dxa" w:w="5112"/>
+          </w:tcPr>
+          <w:p>
+            <w:r>
+              <w:t>Different case sets</w:t>
+            </w:r>
+          </w:p>
+        </w:tc>
+        <w:tc>
+          <w:tcPr>
+            <w:tcW w:type="dxa" w:w="5112"/>
+          </w:tcPr>
+          <w:p>
+            <w:r>
+              <w:t>Rate comparison alone does not prove a fair controlled advantage</w:t>
+            </w:r>
+          </w:p>
+        </w:tc>
+      </w:tr>
+    </w:tbl>
+    <w:p>
+      <w:pPr>
+        <w:pStyle w:val="Heading2"/>
+      </w:pPr>
+      <w:r>
+        <w:t>Write and justify the repair</w:t>
+      </w:r>
+    </w:p>
+    <w:p>
+      <w:pPr>
         <w:pStyle w:val="Heading3"/>
       </w:pPr>
       <w:r>
@@ -1511,32 +2560,93 @@
     </w:p>
     <w:p>
       <w:pPr>
+        <w:pStyle w:val="ListBullet"/>
+      </w:pPr>
+      <w:r>
+        <w:t>A report omits this qualification: Visual choices must reflect the intended metric and cannot imply causal certainty from association. Explain how omitting it could change a reader's interpretation, and write an accurate replacement.</w:t>
+      </w:r>
+    </w:p>
+    <w:p>
+      <w:pPr>
         <w:pStyle w:val="Heading3"/>
       </w:pPr>
       <w:r>
+        <w:t>State one repair and the checks you would rerun.</w:t>
+      </w:r>
+    </w:p>
+    <w:p>
+      <w:r>
+        <w:t>________________________________________________________________</w:t>
+      </w:r>
+    </w:p>
+    <w:p>
+      <w:r>
+        <w:t>________________________________________________________________</w:t>
+      </w:r>
+    </w:p>
+    <w:p>
+      <w:r>
+        <w:t>________________________________________________________________</w:t>
+      </w:r>
+    </w:p>
+    <w:p>
+      <w:r>
+        <w:t>________________________________________________________________</w:t>
+      </w:r>
+    </w:p>
+    <w:p>
+      <w:r>
+        <w:t>________________________________________________________________</w:t>
+      </w:r>
+    </w:p>
+    <w:p>
+      <w:r>
+        <w:t>________________________________________________________________</w:t>
+      </w:r>
+    </w:p>
+    <w:p>
+      <w:pPr>
+        <w:pStyle w:val="Heading2"/>
+      </w:pPr>
+      <w:r>
+        <w:t>Earlier wording, alternatives and picture transcripts · reference / check after trying</w:t>
+      </w:r>
+    </w:p>
+    <w:p>
+      <w:pPr>
+        <w:pStyle w:val="Heading3"/>
+      </w:pPr>
+      <w:r>
         <w:t>Locate the earliest unsupported step</w:t>
       </w:r>
     </w:p>
     <w:p>
       <w:pPr>
-        <w:spacing w:line="336" w:lineRule="auto" w:after="180"/>
-      </w:pPr>
-      <w:r>
-        <w:rPr>
-          <w:b w:val="0"/>
-        </w:rPr>
-        <w:t>A report omits this qualification: Visual choices must reflect the intended metric and cannot imply causal certainty from association.</w:t>
-      </w:r>
-    </w:p>
-    <w:p>
-      <w:pPr>
-        <w:spacing w:line="336" w:lineRule="auto" w:after="180"/>
-      </w:pPr>
-      <w:r>
-        <w:rPr>
-          <w:b w:val="0"/>
-        </w:rPr>
-        <w:t>Explain how omitting it could change a reader's interpretation, and write an accurate replacement.</w:t>
+        <w:pStyle w:val="Heading1"/>
+      </w:pPr>
+      <w:r>
+        <w:t>08. Practise the mechanism with progressively less help</w:t>
+      </w:r>
+    </w:p>
+    <w:p>
+      <w:r>
+        <w:t>Keep the selected independent case for a first attempt.</w:t>
+      </w:r>
+    </w:p>
+    <w:p>
+      <w:pPr>
+        <w:pStyle w:val="Heading2"/>
+      </w:pPr>
+      <w:r>
+        <w:t>Shared explanation</w:t>
+      </w:r>
+    </w:p>
+    <w:p>
+      <w:pPr>
+        <w:pStyle w:val="ListBullet"/>
+      </w:pPr>
+      <w:r>
+        <w:t>Explain the weekly mechanism in your own words. Use the worked scenario to name its input, decision rule and output.</w:t>
       </w:r>
     </w:p>
     <w:p>
@@ -1544,7 +2654,7 @@
         <w:pStyle w:val="Heading3"/>
       </w:pPr>
       <w:r>
-        <w:t>State one repair and the checks you would rerun.</w:t>
+        <w:t>Guided: restate the worked result, then name the assumption or limitation that prevents a broader conclusion.</w:t>
       </w:r>
     </w:p>
     <w:p>
@@ -1573,79 +2683,19 @@
       </w:r>
     </w:p>
     <w:p>
+      <w:pPr>
+        <w:pStyle w:val="Heading3"/>
+      </w:pPr>
+      <w:r>
+        <w:t>Explain your prediction to a partner before comparing results.</w:t>
+      </w:r>
+    </w:p>
+    <w:p>
       <w:r>
         <w:t>________________________________________________________________</w:t>
       </w:r>
     </w:p>
     <w:p>
-      <w:pPr>
-        <w:pStyle w:val="Heading1"/>
-      </w:pPr>
-      <w:r>
-        <w:t>08. Practise together</w:t>
-      </w:r>
-    </w:p>
-    <w:p>
-      <w:r>
-        <w:t>Practise Figures that preserve evidence with support, then explain the deciding step in your own words.</w:t>
-      </w:r>
-    </w:p>
-    <w:p>
-      <w:pPr>
-        <w:spacing w:line="336" w:lineRule="auto" w:after="180"/>
-      </w:pPr>
-      <w:r>
-        <w:rPr>
-          <w:b w:val="0"/>
-        </w:rPr>
-        <w:t xml:space="preserve">Explain the weekly </w:t>
-      </w:r>
-      <w:r>
-        <w:rPr>
-          <w:b/>
-        </w:rPr>
-        <w:t>mechanism</w:t>
-      </w:r>
-      <w:r>
-        <w:rPr>
-          <w:b w:val="0"/>
-        </w:rPr>
-        <w:t xml:space="preserve"> in your own words. Use the worked scenario to name its </w:t>
-      </w:r>
-      <w:r>
-        <w:rPr>
-          <w:b/>
-        </w:rPr>
-        <w:t>input</w:t>
-      </w:r>
-      <w:r>
-        <w:rPr>
-          <w:b w:val="0"/>
-        </w:rPr>
-        <w:t xml:space="preserve">, decision rule and </w:t>
-      </w:r>
-      <w:r>
-        <w:rPr>
-          <w:b/>
-        </w:rPr>
-        <w:t>output</w:t>
-      </w:r>
-      <w:r>
-        <w:rPr>
-          <w:b w:val="0"/>
-        </w:rPr>
-        <w:t>.</w:t>
-      </w:r>
-    </w:p>
-    <w:p>
-      <w:pPr>
-        <w:pStyle w:val="Heading3"/>
-      </w:pPr>
-      <w:r>
-        <w:t>Guided: restate the worked result, then name the assumption or limitation that prevents a broader conclusion.</w:t>
-      </w:r>
-    </w:p>
-    <w:p>
       <w:r>
         <w:t>________________________________________________________________</w:t>
       </w:r>
@@ -1661,49 +2711,11 @@
       </w:r>
     </w:p>
     <w:p>
-      <w:r>
-        <w:t>________________________________________________________________</w:t>
-      </w:r>
-    </w:p>
-    <w:p>
-      <w:r>
-        <w:t>________________________________________________________________</w:t>
-      </w:r>
-    </w:p>
-    <w:p>
-      <w:pPr>
-        <w:pStyle w:val="Heading3"/>
-      </w:pPr>
-      <w:r>
-        <w:t>Explain your prediction to a partner before comparing results.</w:t>
-      </w:r>
-    </w:p>
-    <w:p>
-      <w:r>
-        <w:t>________________________________________________________________</w:t>
-      </w:r>
-    </w:p>
-    <w:p>
-      <w:r>
-        <w:t>________________________________________________________________</w:t>
-      </w:r>
-    </w:p>
-    <w:p>
-      <w:r>
-        <w:t>________________________________________________________________</w:t>
-      </w:r>
-    </w:p>
-    <w:p>
-      <w:r>
-        <w:t>________________________________________________________________</w:t>
-      </w:r>
-    </w:p>
-    <w:p>
-      <w:pPr>
-        <w:pStyle w:val="Heading3"/>
-      </w:pPr>
-      <w:r>
-        <w:t>Practise with less help: Trace the worked case</w:t>
+      <w:pPr>
+        <w:pStyle w:val="Heading2"/>
+      </w:pPr>
+      <w:r>
+        <w:t>Supported workbook trace</w:t>
       </w:r>
     </w:p>
     <w:p>
@@ -1833,82 +2845,49 @@
     </w:p>
     <w:p>
       <w:pPr>
+        <w:pStyle w:val="Heading2"/>
+      </w:pPr>
+      <w:r>
+        <w:t>Individual scope check</w:t>
+      </w:r>
+    </w:p>
+    <w:p>
+      <w:pPr>
+        <w:pStyle w:val="ListBullet"/>
+      </w:pPr>
+      <w:r>
+        <w:t>Use the worked case for Figures that preserve evidence. Proposed explanation: “The worked result establishes every future case”. Decide whether this explanation is supported. Point to the step or supplied fact that decides; explain your repair if needed.</w:t>
+      </w:r>
+    </w:p>
+    <w:p>
+      <w:pPr>
+        <w:pStyle w:val="ListBullet"/>
+      </w:pPr>
+      <w:r>
+        <w:t>Answer on your own before discussion. If you are unsure, say which step you need help with.</w:t>
+      </w:r>
+    </w:p>
+    <w:p>
+      <w:pPr>
+        <w:pStyle w:val="Heading2"/>
+      </w:pPr>
+      <w:r>
+        <w:t>Picture response</w:t>
+      </w:r>
+    </w:p>
+    <w:p>
+      <w:pPr>
+        <w:pStyle w:val="ListBullet"/>
+      </w:pPr>
+      <w:r>
+        <w:t>Draw count bars for 6/10 and 8/10 using the stated axis. Why must the denominator and fixed task context remain visible, and what distortion arises from an undisclosed axis start at five?</w:t>
+      </w:r>
+    </w:p>
+    <w:p>
+      <w:pPr>
         <w:pStyle w:val="Heading3"/>
       </w:pPr>
       <w:r>
-        <w:t>Check your reasoning</w:t>
-      </w:r>
-    </w:p>
-    <w:p>
-      <w:pPr>
-        <w:spacing w:line="336" w:lineRule="auto" w:after="180"/>
-      </w:pPr>
-      <w:r>
-        <w:rPr>
-          <w:b w:val="0"/>
-        </w:rPr>
-        <w:t xml:space="preserve">Use the worked case for Figures that preserve </w:t>
-      </w:r>
-      <w:r>
-        <w:rPr>
-          <w:b/>
-        </w:rPr>
-        <w:t>evidence</w:t>
-      </w:r>
-      <w:r>
-        <w:rPr>
-          <w:b w:val="0"/>
-        </w:rPr>
-        <w:t>. Proposed explanation: “The worked result establishes every future case”. Decide whether this explanation is supported.</w:t>
-      </w:r>
-    </w:p>
-    <w:p>
-      <w:pPr>
-        <w:spacing w:line="336" w:lineRule="auto" w:after="180"/>
-      </w:pPr>
-      <w:r>
-        <w:rPr>
-          <w:b w:val="0"/>
-        </w:rPr>
-        <w:t>Point to the step or supplied fact that decides; explain your repair if needed.</w:t>
-      </w:r>
-    </w:p>
-    <w:p>
-      <w:pPr>
-        <w:spacing w:line="336" w:lineRule="auto" w:after="180"/>
-      </w:pPr>
-      <w:r>
-        <w:rPr>
-          <w:b w:val="0"/>
-        </w:rPr>
-        <w:t>Answer on your own before discussion. If you are unsure, say which step you need help with.</w:t>
-      </w:r>
-    </w:p>
-    <w:p>
-      <w:pPr>
-        <w:pStyle w:val="Heading3"/>
-      </w:pPr>
-      <w:r>
-        <w:t>Explain the picture</w:t>
-      </w:r>
-    </w:p>
-    <w:p>
-      <w:pPr>
-        <w:spacing w:line="336" w:lineRule="auto" w:after="180"/>
-        <w:shd w:fill="F5F1FB"/>
-      </w:pPr>
-      <w:r>
-        <w:rPr>
-          <w:b w:val="0"/>
-        </w:rPr>
-        <w:t>Draw count bars for 6/10 and 8/10 using the stated axis. Why must the denominator and fixed task context remain visible, and what distortion arises from an undisclosed axis start at five?</w:t>
-      </w:r>
-    </w:p>
-    <w:p>
-      <w:pPr>
-        <w:pStyle w:val="Heading3"/>
-      </w:pPr>
-      <w:r>
         <w:t>My explanation using a pictured step and the given facts</w:t>
       </w:r>
     </w:p>
@@ -1930,6 +2909,14 @@
     <w:p>
       <w:r>
         <w:t>________________________________________________________________</w:t>
+      </w:r>
+    </w:p>
+    <w:p>
+      <w:pPr>
+        <w:pStyle w:val="Heading2"/>
+      </w:pPr>
+      <w:r>
+        <w:t>Reserve the independent task</w:t>
       </w:r>
     </w:p>
     <w:p>
@@ -1945,23 +2932,55 @@
     </w:p>
     <w:p>
       <w:pPr>
+        <w:pStyle w:val="Heading2"/>
+      </w:pPr>
+      <w:r>
+        <w:t>Earlier wording, alternatives and picture transcripts · reference / check after trying</w:t>
+      </w:r>
+    </w:p>
+    <w:p>
+      <w:pPr>
+        <w:pStyle w:val="Heading3"/>
+      </w:pPr>
+      <w:r>
+        <w:t>Practise with less help: Trace the worked case</w:t>
+      </w:r>
+    </w:p>
+    <w:p>
+      <w:pPr>
+        <w:pStyle w:val="Heading3"/>
+      </w:pPr>
+      <w:r>
+        <w:t>Check your reasoning</w:t>
+      </w:r>
+    </w:p>
+    <w:p>
+      <w:pPr>
+        <w:pStyle w:val="Heading3"/>
+      </w:pPr>
+      <w:r>
+        <w:t>Explain the picture</w:t>
+      </w:r>
+    </w:p>
+    <w:p>
+      <w:pPr>
         <w:pStyle w:val="Heading1"/>
       </w:pPr>
       <w:r>
-        <w:t>09. Run the investigation</w:t>
-      </w:r>
-    </w:p>
-    <w:p>
-      <w:r>
-        <w:t>Investigate Figures that preserve evidence. Record the prediction, actual observation or labelled paper trace, explanation and next test separately.</w:t>
-      </w:r>
-    </w:p>
-    <w:p>
-      <w:pPr>
-        <w:pStyle w:val="Heading3"/>
-      </w:pPr>
-      <w:r>
-        <w:t>Predict, investigate and preserve the evidence</w:t>
+        <w:t>09. Investigate, record the evidence and check the limits</w:t>
+      </w:r>
+    </w:p>
+    <w:p>
+      <w:r>
+        <w:t>Distinguish a prediction, a paper trace and an actual local execution.</w:t>
+      </w:r>
+    </w:p>
+    <w:p>
+      <w:pPr>
+        <w:pStyle w:val="Heading2"/>
+      </w:pPr>
+      <w:r>
+        <w:t>Current investigation</w:t>
       </w:r>
     </w:p>
     <w:p>
@@ -1972,7 +2991,7 @@
         <w:rPr>
           <w:b w:val="0"/>
         </w:rPr>
-        <w:t>RatesA</w:t>
+        <w:t xml:space="preserve">Rates A </w:t>
       </w:r>
       <w:r>
         <w:rPr>
@@ -1984,7 +3003,31 @@
         <w:rPr>
           <w:b w:val="0"/>
         </w:rPr>
-        <w:t>, B82% are plotted on bars starting79%, making B look several times larger. Show the intermediate steps and give the conclusion with its scope.</w:t>
+        <w:t>, B 82% are plotted on bars starting 79%, making B look several times larger. Show the intermediate steps and give the conclusion with its scope.</w:t>
+      </w:r>
+    </w:p>
+    <w:p>
+      <w:pPr>
+        <w:pStyle w:val="Heading2"/>
+      </w:pPr>
+      <w:r>
+        <w:t>Complete investigation instructions</w:t>
+      </w:r>
+    </w:p>
+    <w:p>
+      <w:pPr>
+        <w:pStyle w:val="ListNumber"/>
+      </w:pPr>
+      <w:r>
+        <w:t>Perform a paper figure audit: write main rates, their two-percentage-point difference and missing denominator. Draw repaired zero-baseline percentage bars, or an explicitly labelled difference plot. Then draw the separate six/eight-of-ten count chart from zero to ten. Calculate the misleading heights above a hidden baseline of five and explain why drawn-height ratio is not actual count ratio. Keep missing uncertainty and study scope visible. No real plotting data, interval or causal advantage is invented. Reserve the unequal-denominator independent case for the first attempt.</w:t>
+      </w:r>
+    </w:p>
+    <w:p>
+      <w:pPr>
+        <w:pStyle w:val="Heading2"/>
+      </w:pPr>
+      <w:r>
+        <w:t>Evidence record and reflection</w:t>
       </w:r>
     </w:p>
     <w:tbl>
@@ -2136,14 +3179,6 @@
     </w:p>
     <w:p>
       <w:pPr>
-        <w:pStyle w:val="Heading3"/>
-      </w:pPr>
-      <w:r>
-        <w:t>Plan → try → check</w:t>
-      </w:r>
-    </w:p>
-    <w:p>
-      <w:pPr>
         <w:spacing w:line="336" w:lineRule="auto" w:after="180"/>
       </w:pPr>
       <w:r>
@@ -2155,23 +3190,47 @@
     </w:p>
     <w:p>
       <w:pPr>
+        <w:pStyle w:val="Heading2"/>
+      </w:pPr>
+      <w:r>
+        <w:t>Earlier wording, alternatives and picture transcripts · reference / check after trying</w:t>
+      </w:r>
+    </w:p>
+    <w:p>
+      <w:pPr>
+        <w:pStyle w:val="Heading3"/>
+      </w:pPr>
+      <w:r>
+        <w:t>Predict, investigate and preserve the evidence</w:t>
+      </w:r>
+    </w:p>
+    <w:p>
+      <w:pPr>
+        <w:pStyle w:val="Heading3"/>
+      </w:pPr>
+      <w:r>
+        <w:t>Plan → try → check</w:t>
+      </w:r>
+    </w:p>
+    <w:p>
+      <w:pPr>
         <w:pStyle w:val="Heading1"/>
       </w:pPr>
       <w:r>
-        <w:t>10. Build your understanding</w:t>
-      </w:r>
-    </w:p>
-    <w:p>
-      <w:r>
-        <w:t>Move from recall to tracing, diagnosis and transfer in Figures that preserve evidence. Explain why each step is justified.</w:t>
-      </w:r>
-    </w:p>
-    <w:p>
-      <w:pPr>
-        <w:pStyle w:val="Heading3"/>
-      </w:pPr>
-      <w:r>
-        <w:t>Explain → apply → challenge</w:t>
+        <w:t>14. Try the selected new case independently</w:t>
+      </w:r>
+    </w:p>
+    <w:p>
+      <w:r>
+        <w:t>Correct the unequal-denominator plot using both rates and totals, then state what comparison conditions remain unknown.</w:t>
+      </w:r>
+    </w:p>
+    <w:p>
+      <w:pPr>
+        <w:pStyle w:val="Heading2"/>
+      </w:pPr>
+      <w:r>
+        <w:t>Complete independent task</w:t>
       </w:r>
     </w:p>
     <w:p>
@@ -2182,43 +3241,123 @@
         <w:rPr>
           <w:b w:val="0"/>
         </w:rPr>
-        <w:t xml:space="preserve">Explain the weekly </w:t>
-      </w:r>
-      <w:r>
-        <w:rPr>
-          <w:b/>
-        </w:rPr>
-        <w:t>mechanism</w:t>
-      </w:r>
+        <w:t>Counts A 8/10, B 9/15 are plotted as 8 versus 9 without denominators. Correct.</w:t>
+      </w:r>
+    </w:p>
+    <w:p>
+      <w:pPr>
+        <w:pStyle w:val="Heading2"/>
+      </w:pPr>
+      <w:r>
+        <w:t>First attempt and support record</w:t>
+      </w:r>
+    </w:p>
+    <w:p>
+      <w:pPr>
+        <w:pStyle w:val="Heading3"/>
+      </w:pPr>
+      <w:r>
+        <w:t>My independent explanation, trace and limits</w:t>
+      </w:r>
+    </w:p>
+    <w:p>
+      <w:r>
+        <w:t>________________________________________________________________</w:t>
+      </w:r>
+    </w:p>
+    <w:p>
+      <w:r>
+        <w:t>________________________________________________________________</w:t>
+      </w:r>
+    </w:p>
+    <w:p>
+      <w:r>
+        <w:t>________________________________________________________________</w:t>
+      </w:r>
+    </w:p>
+    <w:p>
+      <w:r>
+        <w:t>________________________________________________________________</w:t>
+      </w:r>
+    </w:p>
+    <w:p>
+      <w:r>
+        <w:t>________________________________________________________________</w:t>
+      </w:r>
+    </w:p>
+    <w:p>
+      <w:r>
+        <w:t>________________________________________________________________</w:t>
+      </w:r>
+    </w:p>
+    <w:p>
+      <w:r>
+        <w:t>________________________________________________________________</w:t>
+      </w:r>
+    </w:p>
+    <w:p>
+      <w:pPr>
+        <w:spacing w:line="336" w:lineRule="auto" w:after="180"/>
+      </w:pPr>
       <w:r>
         <w:rPr>
           <w:b w:val="0"/>
         </w:rPr>
-        <w:t xml:space="preserve"> in your own words. Use the worked scenario to name its </w:t>
-      </w:r>
-      <w:r>
-        <w:rPr>
-          <w:b/>
-        </w:rPr>
-        <w:t>input</w:t>
-      </w:r>
+        <w:t>Attempt this case before feedback. Record any help. Earlier examples below are further practice; a case already practised with feedback cannot establish fresh transfer.</w:t>
+      </w:r>
+    </w:p>
+    <w:p>
+      <w:pPr>
+        <w:pStyle w:val="Heading2"/>
+      </w:pPr>
+      <w:r>
+        <w:t>Feedback after trying</w:t>
+      </w:r>
+    </w:p>
+    <w:p>
+      <w:pPr>
+        <w:spacing w:line="336" w:lineRule="auto" w:after="180"/>
+      </w:pPr>
       <w:r>
         <w:rPr>
           <w:b w:val="0"/>
         </w:rPr>
-        <w:t xml:space="preserve">, decision rule and </w:t>
-      </w:r>
-      <w:r>
-        <w:rPr>
-          <w:b/>
-        </w:rPr>
-        <w:t>output</w:t>
-      </w:r>
+        <w:t>Attempt the independent case before hints. Record whether you worked alone, used a hint or followed a model. After feedback, fix the first unsupported step and explain why it changed.</w:t>
+      </w:r>
+    </w:p>
+    <w:p>
+      <w:pPr>
+        <w:spacing w:line="336" w:lineRule="auto" w:after="180"/>
+      </w:pPr>
       <w:r>
         <w:rPr>
           <w:b w:val="0"/>
         </w:rPr>
-        <w:t>.</w:t>
+        <w:t>A later check uses a changed case, not a copied answer.</w:t>
+      </w:r>
+    </w:p>
+    <w:p>
+      <w:pPr>
+        <w:pStyle w:val="Heading2"/>
+      </w:pPr>
+      <w:r>
+        <w:t>Earlier wording, alternatives and picture transcripts · reference / check after trying</w:t>
+      </w:r>
+    </w:p>
+    <w:p>
+      <w:pPr>
+        <w:pStyle w:val="Heading3"/>
+      </w:pPr>
+      <w:r>
+        <w:t>Independent case: Apply a new case independently</w:t>
+      </w:r>
+    </w:p>
+    <w:p>
+      <w:pPr>
+        <w:pStyle w:val="Heading3"/>
+      </w:pPr>
+      <w:r>
+        <w:t>Attempt this without hints</w:t>
       </w:r>
     </w:p>
     <w:p>
@@ -2229,7 +3368,55 @@
         <w:rPr>
           <w:b w:val="0"/>
         </w:rPr>
-        <w:t>A report omits this qualification: Visual choices must reflect the intended metric and cannot imply causal certainty from association.</w:t>
+        <w:t>Counts A 8/10, B 9/15 are plotted as 8 versus 9 without denominators. Correct.</w:t>
+      </w:r>
+    </w:p>
+    <w:p>
+      <w:pPr>
+        <w:pStyle w:val="Heading3"/>
+      </w:pPr>
+      <w:r>
+        <w:t>My independent procedure, result and limitation</w:t>
+      </w:r>
+    </w:p>
+    <w:p>
+      <w:r>
+        <w:t>________________________________________________________________</w:t>
+      </w:r>
+    </w:p>
+    <w:p>
+      <w:r>
+        <w:t>________________________________________________________________</w:t>
+      </w:r>
+    </w:p>
+    <w:p>
+      <w:r>
+        <w:t>________________________________________________________________</w:t>
+      </w:r>
+    </w:p>
+    <w:p>
+      <w:r>
+        <w:t>________________________________________________________________</w:t>
+      </w:r>
+    </w:p>
+    <w:p>
+      <w:r>
+        <w:t>________________________________________________________________</w:t>
+      </w:r>
+    </w:p>
+    <w:p>
+      <w:r>
+        <w:t>________________________________________________________________</w:t>
+      </w:r>
+    </w:p>
+    <w:p>
+      <w:r>
+        <w:t>________________________________________________________________</w:t>
+      </w:r>
+    </w:p>
+    <w:p>
+      <w:r>
+        <w:t>________________________________________________________________</w:t>
       </w:r>
     </w:p>
     <w:p>
@@ -2240,29 +3427,7 @@
         <w:rPr>
           <w:b w:val="0"/>
         </w:rPr>
-        <w:t>Explain how omitting it could change a reader's interpretation, and write an accurate replacement.</w:t>
-      </w:r>
-    </w:p>
-    <w:p>
-      <w:pPr>
-        <w:spacing w:line="336" w:lineRule="auto" w:after="180"/>
-      </w:pPr>
-      <w:r>
-        <w:rPr>
-          <w:b w:val="0"/>
-        </w:rPr>
-        <w:t>For the worked scenario, propose one additional case that could reveal a failure, describe its expected outcome before running it, and explain what would need to remain fixed for a fair comparison.</w:t>
-      </w:r>
-    </w:p>
-    <w:p>
-      <w:pPr>
-        <w:spacing w:line="336" w:lineRule="auto" w:after="180"/>
-      </w:pPr>
-      <w:r>
-        <w:rPr>
-          <w:b w:val="0"/>
-        </w:rPr>
-        <w:t>Do not reuse W4 as a new final test after receiving feedback.</w:t>
+        <w:t>Record support used: none, hint or teacher explanation. After feedback, a different case is needed to demonstrate independence.</w:t>
       </w:r>
     </w:p>
     <w:p>
@@ -2270,32 +3435,7 @@
         <w:pStyle w:val="Heading3"/>
       </w:pPr>
       <w:r>
-        <w:t>Explain which evidence supports your conclusion and which claim remains unproved.</w:t>
-      </w:r>
-    </w:p>
-    <w:p>
-      <w:r>
-        <w:t>________________________________________________________________</w:t>
-      </w:r>
-    </w:p>
-    <w:p>
-      <w:r>
-        <w:t>________________________________________________________________</w:t>
-      </w:r>
-    </w:p>
-    <w:p>
-      <w:r>
-        <w:t>________________________________________________________________</w:t>
-      </w:r>
-    </w:p>
-    <w:p>
-      <w:r>
-        <w:t>________________________________________________________________</w:t>
-      </w:r>
-    </w:p>
-    <w:p>
-      <w:r>
-        <w:t>________________________________________________________________</w:t>
+        <w:t>Use feedback to improve</w:t>
       </w:r>
     </w:p>
     <w:p>
@@ -2303,12 +3443,20 @@
         <w:pStyle w:val="Heading1"/>
       </w:pPr>
       <w:r>
-        <w:t>11. Connect your project</w:t>
-      </w:r>
-    </w:p>
-    <w:p>
-      <w:r>
-        <w:t>Apply this week’s idea to Reproducible AI Research Study. Keep an annotated decision and the evidence supporting it.</w:t>
+        <w:t>11. Save the research artifact and unresolved conditions</w:t>
+      </w:r>
+    </w:p>
+    <w:p>
+      <w:r>
+        <w:t>Keep supplied evidence, proposed revisions and actual work distinct.</w:t>
+      </w:r>
+    </w:p>
+    <w:p>
+      <w:pPr>
+        <w:pStyle w:val="Heading2"/>
+      </w:pPr>
+      <w:r>
+        <w:t>Project task and artifact</w:t>
       </w:r>
     </w:p>
     <w:p>
@@ -2523,10 +3671,10 @@
     </w:tbl>
     <w:p>
       <w:pPr>
-        <w:pStyle w:val="Heading3"/>
-      </w:pPr>
-      <w:r>
-        <w:t>Evidence for your project</w:t>
+        <w:pStyle w:val="Heading2"/>
+      </w:pPr>
+      <w:r>
+        <w:t>Evidence and limitations</w:t>
       </w:r>
     </w:p>
     <w:p>
@@ -2542,15 +3690,88 @@
     </w:p>
     <w:p>
       <w:pPr>
+        <w:pStyle w:val="Heading2"/>
+      </w:pPr>
+      <w:r>
+        <w:t>Earlier wording, alternatives and picture transcripts · reference / check after trying</w:t>
+      </w:r>
+    </w:p>
+    <w:p>
+      <w:pPr>
+        <w:pStyle w:val="Heading3"/>
+      </w:pPr>
+      <w:r>
+        <w:t>Evidence for your project</w:t>
+      </w:r>
+    </w:p>
+    <w:p>
+      <w:pPr>
         <w:pStyle w:val="Heading1"/>
       </w:pPr>
       <w:r>
-        <w:t>12. Show what you know</w:t>
-      </w:r>
-    </w:p>
-    <w:p>
-      <w:r>
-        <w:t>Use a genuinely new case for independent evidence. Previously discussed examples remain practice; use the separately named independent case before feedback.</w:t>
+        <w:t>16. Retrieve the mechanism and state the evidence boundary</w:t>
+      </w:r>
+    </w:p>
+    <w:p>
+      <w:r>
+        <w:t>Explain what follows and what would require new evidence.</w:t>
+      </w:r>
+    </w:p>
+    <w:p>
+      <w:pPr>
+        <w:pStyle w:val="Heading2"/>
+      </w:pPr>
+      <w:r>
+        <w:t>Retrieve and explain</w:t>
+      </w:r>
+    </w:p>
+    <w:p>
+      <w:pPr>
+        <w:pStyle w:val="ListBullet"/>
+      </w:pPr>
+      <w:r>
+        <w:t>Close your notes. Explain this goal in your own words: Explain the mechanism and terminology of figures that preserve evidence</w:t>
+      </w:r>
+    </w:p>
+    <w:p>
+      <w:pPr>
+        <w:pStyle w:val="Heading3"/>
+      </w:pPr>
+      <w:r>
+        <w:t>My deciding step, evidence and one remaining question</w:t>
+      </w:r>
+    </w:p>
+    <w:p>
+      <w:r>
+        <w:t>________________________________________________________________</w:t>
+      </w:r>
+    </w:p>
+    <w:p>
+      <w:r>
+        <w:t>________________________________________________________________</w:t>
+      </w:r>
+    </w:p>
+    <w:p>
+      <w:r>
+        <w:t>________________________________________________________________</w:t>
+      </w:r>
+    </w:p>
+    <w:p>
+      <w:r>
+        <w:t>________________________________________________________________</w:t>
+      </w:r>
+    </w:p>
+    <w:p>
+      <w:r>
+        <w:t>________________________________________________________________</w:t>
+      </w:r>
+    </w:p>
+    <w:p>
+      <w:pPr>
+        <w:pStyle w:val="Heading2"/>
+      </w:pPr>
+      <w:r>
+        <w:t>Plan a changed-case return</w:t>
       </w:r>
     </w:p>
     <w:p>
@@ -2561,62 +3782,31 @@
         <w:rPr>
           <w:b w:val="0"/>
         </w:rPr>
-        <w:t>Complete the supported workbook tasks before attempting W4 independently. Record any hints or help used. After feedback, use the teacher's fresh retry rather than copying the earlier answer.</w:t>
-      </w:r>
-    </w:p>
-    <w:p>
-      <w:pPr>
-        <w:spacing w:line="336" w:lineRule="auto" w:after="180"/>
-      </w:pPr>
+        <w:t xml:space="preserve">If you are unsure, return to the worked picture and explain one arrow. If you are ready, change an </w:t>
+      </w:r>
+      <w:r>
+        <w:rPr>
+          <w:b/>
+        </w:rPr>
+        <w:t>input</w:t>
+      </w:r>
       <w:r>
         <w:rPr>
           <w:b w:val="0"/>
         </w:rPr>
-        <w:t>For a project, select a relevant new case, predict the outcome from the declared rule and preserve the result alongside any revision.</w:t>
-      </w:r>
-    </w:p>
-    <w:p>
-      <w:pPr>
-        <w:pStyle w:val="Heading3"/>
-      </w:pPr>
-      <w:r>
-        <w:t>Exit: propose one revealing change to the worked scenario. State the expected outcome and the evidence that would make you revise your explanation.</w:t>
-      </w:r>
-    </w:p>
-    <w:p>
-      <w:r>
-        <w:t>________________________________________________________________</w:t>
-      </w:r>
-    </w:p>
-    <w:p>
-      <w:r>
-        <w:t>________________________________________________________________</w:t>
-      </w:r>
-    </w:p>
-    <w:p>
-      <w:r>
-        <w:t>________________________________________________________________</w:t>
-      </w:r>
-    </w:p>
-    <w:p>
-      <w:r>
-        <w:t>________________________________________________________________</w:t>
-      </w:r>
-    </w:p>
-    <w:p>
-      <w:r>
-        <w:t>________________________________________________________________</w:t>
-      </w:r>
-    </w:p>
-    <w:p>
-      <w:pPr>
-        <w:spacing w:line="336" w:lineRule="auto" w:after="180"/>
-      </w:pPr>
+        <w:t xml:space="preserve"> or assumption and justify your </w:t>
+      </w:r>
+      <w:r>
+        <w:rPr>
+          <w:b/>
+        </w:rPr>
+        <w:t>prediction</w:t>
+      </w:r>
       <w:r>
         <w:rPr>
           <w:b w:val="0"/>
         </w:rPr>
-        <w:t>For the worked scenario, propose one additional case that could reveal a failure, describe its expected outcome before running it, and explain what would need to remain fixed for a fair comparison.</w:t>
+        <w:t>.</w:t>
       </w:r>
     </w:p>
     <w:p>
@@ -2627,14 +3817,336 @@
         <w:rPr>
           <w:b w:val="0"/>
         </w:rPr>
-        <w:t>Do not reuse W4 as a new final test after receiving feedback.</w:t>
-      </w:r>
-    </w:p>
+        <w:t xml:space="preserve">Save your workbook </w:t>
+      </w:r>
+      <w:r>
+        <w:rPr>
+          <w:b/>
+        </w:rPr>
+        <w:t>evidence</w:t>
+      </w:r>
+      <w:r>
+        <w:rPr>
+          <w:b w:val="0"/>
+        </w:rPr>
+        <w:t>. At the next review, try a different case before opening your old answer.</w:t>
+      </w:r>
+    </w:p>
+    <w:p>
+      <w:pPr>
+        <w:pStyle w:val="Heading1"/>
+      </w:pPr>
+      <w:r>
+        <w:t>Reference bank and extra practice</w:t>
+      </w:r>
+    </w:p>
+    <w:p>
+      <w:pPr>
+        <w:pStyle w:val="Heading1"/>
+      </w:pPr>
+      <w:r>
+        <w:t>05. Reference · Use research vocabulary precisely</w:t>
+      </w:r>
+    </w:p>
+    <w:p>
+      <w:r>
+        <w:t>Connect each term to the question, comparison, measurement or evidence.</w:t>
+      </w:r>
+    </w:p>
+    <w:p>
+      <w:pPr>
+        <w:pStyle w:val="Heading2"/>
+      </w:pPr>
+      <w:r>
+        <w:t>Vocabulary and your explanation</w:t>
+      </w:r>
+    </w:p>
+    <w:tbl>
+      <w:tblPr>
+        <w:tblStyle w:val="LightShading-Accent1"/>
+        <w:tblW w:type="auto" w:w="0"/>
+        <w:tblLook w:firstColumn="1" w:firstRow="1" w:lastColumn="0" w:lastRow="0" w:noHBand="0" w:noVBand="1" w:val="04A0"/>
+      </w:tblPr>
+      <w:tblGrid>
+        <w:gridCol w:w="5112"/>
+        <w:gridCol w:w="5112"/>
+      </w:tblGrid>
+      <w:tr>
+        <w:trPr>
+          <w:tblHeader/>
+        </w:trPr>
+        <w:tc>
+          <w:tcPr>
+            <w:tcW w:type="dxa" w:w="5112"/>
+          </w:tcPr>
+          <w:p>
+            <w:r>
+              <w:t>Word</w:t>
+            </w:r>
+          </w:p>
+        </w:tc>
+        <w:tc>
+          <w:tcPr>
+            <w:tcW w:type="dxa" w:w="5112"/>
+          </w:tcPr>
+          <w:p>
+            <w:r>
+              <w:t>Meaning</w:t>
+            </w:r>
+          </w:p>
+        </w:tc>
+      </w:tr>
+      <w:tr>
+        <w:tc>
+          <w:tcPr>
+            <w:tcW w:type="dxa" w:w="5112"/>
+          </w:tcPr>
+          <w:p>
+            <w:r>
+              <w:t>Axis scale</w:t>
+            </w:r>
+          </w:p>
+        </w:tc>
+        <w:tc>
+          <w:tcPr>
+            <w:tcW w:type="dxa" w:w="5112"/>
+          </w:tcPr>
+          <w:p>
+            <w:r>
+              <w:t>The mapping between values and plotted positions</w:t>
+            </w:r>
+          </w:p>
+        </w:tc>
+      </w:tr>
+      <w:tr>
+        <w:tc>
+          <w:tcPr>
+            <w:tcW w:type="dxa" w:w="5112"/>
+          </w:tcPr>
+          <w:p>
+            <w:r>
+              <w:t>Denominator label</w:t>
+            </w:r>
+          </w:p>
+        </w:tc>
+        <w:tc>
+          <w:tcPr>
+            <w:tcW w:type="dxa" w:w="5112"/>
+          </w:tcPr>
+          <w:p>
+            <w:r>
+              <w:t>The sample size underlying a proportion</w:t>
+            </w:r>
+          </w:p>
+        </w:tc>
+      </w:tr>
+      <w:tr>
+        <w:tc>
+          <w:tcPr>
+            <w:tcW w:type="dxa" w:w="5112"/>
+          </w:tcPr>
+          <w:p>
+            <w:r>
+              <w:t>Difference plot</w:t>
+            </w:r>
+          </w:p>
+        </w:tc>
+        <w:tc>
+          <w:tcPr>
+            <w:tcW w:type="dxa" w:w="5112"/>
+          </w:tcPr>
+          <w:p>
+            <w:r>
+              <w:t>A display of a defined comparison magnitude</w:t>
+            </w:r>
+          </w:p>
+        </w:tc>
+      </w:tr>
+    </w:tbl>
     <w:p>
       <w:pPr>
         <w:pStyle w:val="Heading3"/>
       </w:pPr>
       <w:r>
+        <w:t>Use two terms to explain a step in this week’s example.</w:t>
+      </w:r>
+    </w:p>
+    <w:p>
+      <w:r>
+        <w:t>________________________________________________________________</w:t>
+      </w:r>
+    </w:p>
+    <w:p>
+      <w:r>
+        <w:t>________________________________________________________________</w:t>
+      </w:r>
+    </w:p>
+    <w:p>
+      <w:r>
+        <w:t>________________________________________________________________</w:t>
+      </w:r>
+    </w:p>
+    <w:p>
+      <w:pPr>
+        <w:pStyle w:val="Heading1"/>
+      </w:pPr>
+      <w:r>
+        <w:t>10. Extra challenge · Explain a stronger case</w:t>
+      </w:r>
+    </w:p>
+    <w:p>
+      <w:r>
+        <w:t>Choose the next challenge after the main route.</w:t>
+      </w:r>
+    </w:p>
+    <w:p>
+      <w:pPr>
+        <w:pStyle w:val="Heading2"/>
+      </w:pPr>
+      <w:r>
+        <w:t>Explain,repair and extend</w:t>
+      </w:r>
+    </w:p>
+    <w:p>
+      <w:pPr>
+        <w:pStyle w:val="Heading3"/>
+      </w:pPr>
+      <w:r>
+        <w:t>Explain → apply → challenge</w:t>
+      </w:r>
+    </w:p>
+    <w:p>
+      <w:pPr>
+        <w:pStyle w:val="ListBullet"/>
+      </w:pPr>
+      <w:r>
+        <w:t>Explain the weekly mechanism in your own words. Use the worked scenario to name its input, decision rule and output.</w:t>
+      </w:r>
+    </w:p>
+    <w:p>
+      <w:pPr>
+        <w:pStyle w:val="ListBullet"/>
+      </w:pPr>
+      <w:r>
+        <w:t>A report omits this qualification: Visual choices must reflect the intended metric and cannot imply causal certainty from association. Explain how omitting it could change a reader's interpretation, and write an accurate replacement.</w:t>
+      </w:r>
+    </w:p>
+    <w:p>
+      <w:pPr>
+        <w:pStyle w:val="ListBullet"/>
+      </w:pPr>
+      <w:r>
+        <w:t>For the worked scenario, propose one additional case that could reveal a failure, describe its expected outcome before running it, and explain what would need to remain fixed for a fair comparison. Do not reuse W4 as a new final test after receiving feedback.</w:t>
+      </w:r>
+    </w:p>
+    <w:p>
+      <w:pPr>
+        <w:pStyle w:val="Heading3"/>
+      </w:pPr>
+      <w:r>
+        <w:t>Explain which evidence supports your conclusion and which claim remains unproved.</w:t>
+      </w:r>
+    </w:p>
+    <w:p>
+      <w:r>
+        <w:t>________________________________________________________________</w:t>
+      </w:r>
+    </w:p>
+    <w:p>
+      <w:r>
+        <w:t>________________________________________________________________</w:t>
+      </w:r>
+    </w:p>
+    <w:p>
+      <w:r>
+        <w:t>________________________________________________________________</w:t>
+      </w:r>
+    </w:p>
+    <w:p>
+      <w:r>
+        <w:t>________________________________________________________________</w:t>
+      </w:r>
+    </w:p>
+    <w:p>
+      <w:r>
+        <w:t>________________________________________________________________</w:t>
+      </w:r>
+    </w:p>
+    <w:p>
+      <w:pPr>
+        <w:pStyle w:val="Heading1"/>
+      </w:pPr>
+      <w:r>
+        <w:t>12. Reference · Check the research reasoning and its limits</w:t>
+      </w:r>
+    </w:p>
+    <w:p>
+      <w:r>
+        <w:t>Use after practice; reserve the selected independent case for its first attempt.</w:t>
+      </w:r>
+    </w:p>
+    <w:p>
+      <w:pPr>
+        <w:pStyle w:val="Heading2"/>
+      </w:pPr>
+      <w:r>
+        <w:t>Current explanation and response</w:t>
+      </w:r>
+    </w:p>
+    <w:p>
+      <w:pPr>
+        <w:pStyle w:val="ListBullet"/>
+      </w:pPr>
+      <w:r>
+        <w:t>Complete the supported workbook tasks before attempting W4 independently. Record any hints or help used. After feedback, use the teacher's fresh retry rather than copying the earlier answer. For a project, select a relevant new case, predict the outcome from the declared rule and preserve the result alongside any revision.</w:t>
+      </w:r>
+    </w:p>
+    <w:p>
+      <w:pPr>
+        <w:pStyle w:val="Heading3"/>
+      </w:pPr>
+      <w:r>
+        <w:t>Exit: propose one revealing change to the worked scenario. State the expected outcome and the evidence that would make you revise your explanation.</w:t>
+      </w:r>
+    </w:p>
+    <w:p>
+      <w:r>
+        <w:t>________________________________________________________________</w:t>
+      </w:r>
+    </w:p>
+    <w:p>
+      <w:r>
+        <w:t>________________________________________________________________</w:t>
+      </w:r>
+    </w:p>
+    <w:p>
+      <w:r>
+        <w:t>________________________________________________________________</w:t>
+      </w:r>
+    </w:p>
+    <w:p>
+      <w:r>
+        <w:t>________________________________________________________________</w:t>
+      </w:r>
+    </w:p>
+    <w:p>
+      <w:r>
+        <w:t>________________________________________________________________</w:t>
+      </w:r>
+    </w:p>
+    <w:p>
+      <w:pPr>
+        <w:pStyle w:val="ListBullet"/>
+      </w:pPr>
+      <w:r>
+        <w:t>For the worked scenario, propose one additional case that could reveal a failure, describe its expected outcome before running it, and explain what would need to remain fixed for a fair comparison. Do not reuse W4 as a new final test after receiving feedback.</w:t>
+      </w:r>
+    </w:p>
+    <w:p>
+      <w:pPr>
+        <w:pStyle w:val="Heading3"/>
+      </w:pPr>
+      <w:r>
         <w:t>My limited claim and a useful next check</w:t>
       </w:r>
     </w:p>
@@ -2663,12 +4175,20 @@
         <w:pStyle w:val="Heading1"/>
       </w:pPr>
       <w:r>
-        <w:t>13. Study a complete case</w:t>
-      </w:r>
-    </w:p>
-    <w:p>
-      <w:r>
-        <w:t>Revisit the complete Figures that preserve evidence case for supported practice. Repeated examples do not become fresh assessments.</w:t>
+        <w:t>13. Extra practice · Revisit the complete trace</w:t>
+      </w:r>
+    </w:p>
+    <w:p>
+      <w:r>
+        <w:t>Predict before reading the supplied steps.</w:t>
+      </w:r>
+    </w:p>
+    <w:p>
+      <w:pPr>
+        <w:pStyle w:val="Heading2"/>
+      </w:pPr>
+      <w:r>
+        <w:t>Complete trace and evidence</w:t>
       </w:r>
     </w:p>
     <w:p>
@@ -2740,7 +4260,7 @@
           </w:tcPr>
           <w:p>
             <w:r>
-              <w:t>RatesA80%, B82% are plotted on bars starting79%, making B look several times larger.</w:t>
+              <w:t>Rates A 80%, B 82% are plotted on bars starting 79%, making B look several times larger.</w:t>
             </w:r>
           </w:p>
         </w:tc>
@@ -2760,7 +4280,7 @@
           </w:tcPr>
           <w:p>
             <w:r>
-              <w:t>Difference is2 percentage points; truncated bars exaggerate magnitude. Use zero-baseline bars or a clearly labelled difference plot.</w:t>
+              <w:t>Difference is 2 percentage points; truncated bars exaggerate magnitude. Use zero-baseline bars or a clearly labelled difference plot.</w:t>
             </w:r>
           </w:p>
         </w:tc>
@@ -2837,206 +4357,20 @@
         <w:pStyle w:val="Heading1"/>
       </w:pPr>
       <w:r>
-        <w:t>14. Try a new case independently</w:t>
-      </w:r>
-    </w:p>
-    <w:p>
-      <w:r>
-        <w:t>Attempt the reserved new case before feedback. Record support; the earlier examples below remain additional practice.</w:t>
-      </w:r>
-    </w:p>
-    <w:p>
-      <w:pPr>
-        <w:pStyle w:val="Heading3"/>
-      </w:pPr>
-      <w:r>
-        <w:t>Independent case: Apply a new case independently</w:t>
-      </w:r>
-    </w:p>
-    <w:p>
-      <w:pPr>
-        <w:spacing w:line="336" w:lineRule="auto" w:after="180"/>
-      </w:pPr>
-      <w:r>
-        <w:rPr>
-          <w:b w:val="0"/>
-        </w:rPr>
-        <w:t>CountsA8/10, B9/15 are plotted as8 versus9 without denominators. Correct.</w:t>
-      </w:r>
-    </w:p>
-    <w:p>
-      <w:pPr>
-        <w:pStyle w:val="Heading3"/>
-      </w:pPr>
-      <w:r>
-        <w:t>My independent explanation, trace and limits</w:t>
-      </w:r>
-    </w:p>
-    <w:p>
-      <w:r>
-        <w:t>________________________________________________________________</w:t>
-      </w:r>
-    </w:p>
-    <w:p>
-      <w:r>
-        <w:t>________________________________________________________________</w:t>
-      </w:r>
-    </w:p>
-    <w:p>
-      <w:r>
-        <w:t>________________________________________________________________</w:t>
-      </w:r>
-    </w:p>
-    <w:p>
-      <w:r>
-        <w:t>________________________________________________________________</w:t>
-      </w:r>
-    </w:p>
-    <w:p>
-      <w:r>
-        <w:t>________________________________________________________________</w:t>
-      </w:r>
-    </w:p>
-    <w:p>
-      <w:r>
-        <w:t>________________________________________________________________</w:t>
-      </w:r>
-    </w:p>
-    <w:p>
-      <w:r>
-        <w:t>________________________________________________________________</w:t>
-      </w:r>
-    </w:p>
-    <w:p>
-      <w:pPr>
-        <w:spacing w:line="336" w:lineRule="auto" w:after="180"/>
-      </w:pPr>
-      <w:r>
-        <w:rPr>
-          <w:b w:val="0"/>
-        </w:rPr>
-        <w:t>Attempt this case before feedback. Record any help. Earlier examples below are further practice; a case already practised with feedback cannot establish fresh transfer.</w:t>
-      </w:r>
-    </w:p>
-    <w:p>
-      <w:pPr>
-        <w:pStyle w:val="Heading3"/>
-      </w:pPr>
-      <w:r>
-        <w:t>Attempt this without hints</w:t>
-      </w:r>
-    </w:p>
-    <w:p>
-      <w:pPr>
-        <w:spacing w:line="336" w:lineRule="auto" w:after="180"/>
-      </w:pPr>
-      <w:r>
-        <w:rPr>
-          <w:b w:val="0"/>
-        </w:rPr>
-        <w:t>CountsA8/10, B9/15 are plotted as8 versus9 without denominators. Correct.</w:t>
-      </w:r>
-    </w:p>
-    <w:p>
-      <w:pPr>
-        <w:pStyle w:val="Heading3"/>
-      </w:pPr>
-      <w:r>
-        <w:t>My independent procedure, result and limitation</w:t>
-      </w:r>
-    </w:p>
-    <w:p>
-      <w:r>
-        <w:t>________________________________________________________________</w:t>
-      </w:r>
-    </w:p>
-    <w:p>
-      <w:r>
-        <w:t>________________________________________________________________</w:t>
-      </w:r>
-    </w:p>
-    <w:p>
-      <w:r>
-        <w:t>________________________________________________________________</w:t>
-      </w:r>
-    </w:p>
-    <w:p>
-      <w:r>
-        <w:t>________________________________________________________________</w:t>
-      </w:r>
-    </w:p>
-    <w:p>
-      <w:r>
-        <w:t>________________________________________________________________</w:t>
-      </w:r>
-    </w:p>
-    <w:p>
-      <w:r>
-        <w:t>________________________________________________________________</w:t>
-      </w:r>
-    </w:p>
-    <w:p>
-      <w:r>
-        <w:t>________________________________________________________________</w:t>
-      </w:r>
-    </w:p>
-    <w:p>
-      <w:r>
-        <w:t>________________________________________________________________</w:t>
-      </w:r>
-    </w:p>
-    <w:p>
-      <w:pPr>
-        <w:spacing w:line="336" w:lineRule="auto" w:after="180"/>
-      </w:pPr>
-      <w:r>
-        <w:rPr>
-          <w:b w:val="0"/>
-        </w:rPr>
-        <w:t>Record support used: none, hint or teacher explanation. After feedback, a different case is needed to demonstrate independence.</w:t>
-      </w:r>
-    </w:p>
-    <w:p>
-      <w:pPr>
-        <w:pStyle w:val="Heading3"/>
-      </w:pPr>
-      <w:r>
-        <w:t>Use feedback to improve</w:t>
-      </w:r>
-    </w:p>
-    <w:p>
-      <w:pPr>
-        <w:spacing w:line="336" w:lineRule="auto" w:after="180"/>
-      </w:pPr>
-      <w:r>
-        <w:rPr>
-          <w:b w:val="0"/>
-        </w:rPr>
-        <w:t>Attempt the independent case before hints. Record whether you worked alone, used a hint or followed a model. After feedback, fix the first unsupported step and explain why it changed.</w:t>
-      </w:r>
-    </w:p>
-    <w:p>
-      <w:pPr>
-        <w:spacing w:line="336" w:lineRule="auto" w:after="180"/>
-      </w:pPr>
-      <w:r>
-        <w:rPr>
-          <w:b w:val="0"/>
-        </w:rPr>
-        <w:t>A later check uses a changed case, not a copied answer.</w:t>
-      </w:r>
-    </w:p>
-    <w:p>
-      <w:pPr>
-        <w:pStyle w:val="Heading1"/>
-      </w:pPr>
-      <w:r>
-        <w:t>15. Your lesson route</w:t>
-      </w:r>
-    </w:p>
-    <w:p>
-      <w:r>
-        <w:t>Use this map to navigate Figures that preserve evidence, connect the goals to tasks and keep one evidence record for each attempt.</w:t>
+        <w:t>15. Reference · The earlier route checklist</w:t>
+      </w:r>
+    </w:p>
+    <w:p>
+      <w:r>
+        <w:t>Use one main route rather than repeating the lesson.</w:t>
+      </w:r>
+    </w:p>
+    <w:p>
+      <w:pPr>
+        <w:pStyle w:val="Heading2"/>
+      </w:pPr>
+      <w:r>
+        <w:t>Targets,route and first prediction</w:t>
       </w:r>
     </w:p>
     <w:p>
@@ -3215,12 +4549,117 @@
         <w:pStyle w:val="Heading1"/>
       </w:pPr>
       <w:r>
-        <w:t>16. Finish and return</w:t>
-      </w:r>
-    </w:p>
-    <w:p>
-      <w:r>
-        <w:t>Explain Figures that preserve evidence without notes, identify a remaining question and plan a later check with a changed case.</w:t>
+        <w:t>17. Extra practice · Predict,check and repair</w:t>
+      </w:r>
+    </w:p>
+    <w:p>
+      <w:r>
+        <w:t>Keep supported feedback separate from the independent case.</w:t>
+      </w:r>
+    </w:p>
+    <w:p>
+      <w:pPr>
+        <w:pStyle w:val="Heading2"/>
+      </w:pPr>
+      <w:r>
+        <w:t>First supported question and optional hint</w:t>
+      </w:r>
+    </w:p>
+    <w:p>
+      <w:pPr>
+        <w:pStyle w:val="ListBullet"/>
+      </w:pPr>
+      <w:r>
+        <w:t>Draw bars that preserve the comparison. A report plots correct counts for two versions on the same ten cases.</w:t>
+      </w:r>
+    </w:p>
+    <w:p>
+      <w:pPr>
+        <w:pStyle w:val="Heading3"/>
+      </w:pPr>
+      <w:r>
+        <w:t>Practice 1: explain the deciding evidence</w:t>
+      </w:r>
+    </w:p>
+    <w:p>
+      <w:pPr>
+        <w:pStyle w:val="ListBullet"/>
+      </w:pPr>
+      <w:r>
+        <w:t>Which labelled step matches this detail? Note the fixed tasks and absence of a significance test.</w:t>
+      </w:r>
+    </w:p>
+    <w:p>
+      <w:pPr>
+        <w:pStyle w:val="ListBullet"/>
+      </w:pPr>
+      <w:r>
+        <w:t>1. Draw honest bars</w:t>
+      </w:r>
+    </w:p>
+    <w:p>
+      <w:pPr>
+        <w:pStyle w:val="ListBullet"/>
+      </w:pPr>
+      <w:r>
+        <w:t>2. Label the scale</w:t>
+      </w:r>
+    </w:p>
+    <w:p>
+      <w:pPr>
+        <w:pStyle w:val="ListBullet"/>
+      </w:pPr>
+      <w:r>
+        <w:t>3. Keep context nearby</w:t>
+      </w:r>
+    </w:p>
+    <w:p>
+      <w:pPr>
+        <w:pStyle w:val="Heading3"/>
+      </w:pPr>
+      <w:r>
+        <w:t>My selected conclusion, deciding fact and explanation</w:t>
+      </w:r>
+    </w:p>
+    <w:p>
+      <w:r>
+        <w:t>________________________________________________________________</w:t>
+      </w:r>
+    </w:p>
+    <w:p>
+      <w:r>
+        <w:t>________________________________________________________________</w:t>
+      </w:r>
+    </w:p>
+    <w:p>
+      <w:r>
+        <w:t>________________________________________________________________</w:t>
+      </w:r>
+    </w:p>
+    <w:p>
+      <w:r>
+        <w:t>________________________________________________________________</w:t>
+      </w:r>
+    </w:p>
+    <w:p>
+      <w:r>
+        <w:t>________________________________________________________________</w:t>
+      </w:r>
+    </w:p>
+    <w:p>
+      <w:pPr>
+        <w:pStyle w:val="ListBullet"/>
+      </w:pPr>
+      <w:r>
+        <w:t>Hint if needed: Read the steps in the pictorial case. Match the supplied detail to the stage that performs or records it.</w:t>
+      </w:r>
+    </w:p>
+    <w:p>
+      <w:pPr>
+        <w:pStyle w:val="Heading2"/>
+      </w:pPr>
+      <w:r>
+        <w:t>Check after the first attempt · reference / check after trying</w:t>
       </w:r>
     </w:p>
     <w:p>
@@ -3231,7 +4670,157 @@
         <w:rPr>
           <w:b w:val="0"/>
         </w:rPr>
-        <w:t xml:space="preserve">Close your notes. Explain this goal in your own words: Explain the </w:t>
+        <w:t xml:space="preserve">After your attempt, compare with the supported explanation: Keep context nearby Note the fixed tasks and absence of a significance test. Figures make </w:t>
+      </w:r>
+      <w:r>
+        <w:rPr>
+          <w:b/>
+        </w:rPr>
+        <w:t>evidence</w:t>
+      </w:r>
+      <w:r>
+        <w:rPr>
+          <w:b w:val="0"/>
+        </w:rPr>
+        <w:t xml:space="preserve"> easier to inspect when labels and scales preserve meaning.</w:t>
+      </w:r>
+    </w:p>
+    <w:p>
+      <w:pPr>
+        <w:spacing w:line="336" w:lineRule="auto" w:after="180"/>
+      </w:pPr>
+      <w:r>
+        <w:rPr>
+          <w:b w:val="0"/>
+        </w:rPr>
+        <w:t>A dramatic-looking visual cannot supply missing uncertainty or representativeness.</w:t>
+      </w:r>
+    </w:p>
+    <w:p>
+      <w:pPr>
+        <w:pStyle w:val="Heading2"/>
+      </w:pPr>
+      <w:r>
+        <w:t>Changed-case question and optional hint</w:t>
+      </w:r>
+    </w:p>
+    <w:p>
+      <w:pPr>
+        <w:pStyle w:val="Heading3"/>
+      </w:pPr>
+      <w:r>
+        <w:t>Practice 2: explain the deciding evidence</w:t>
+      </w:r>
+    </w:p>
+    <w:p>
+      <w:pPr>
+        <w:pStyle w:val="ListBullet"/>
+      </w:pPr>
+      <w:r>
+        <w:t>Changed-case practice: Start the axis at 5 without making the truncation obvious. Which conclusion is supported by the supplied facts?</w:t>
+      </w:r>
+    </w:p>
+    <w:p>
+      <w:pPr>
+        <w:pStyle w:val="ListBullet"/>
+      </w:pPr>
+      <w:r>
+        <w:t>1. This one example guarantees correct results for every future input.</w:t>
+      </w:r>
+    </w:p>
+    <w:p>
+      <w:pPr>
+        <w:pStyle w:val="ListBullet"/>
+      </w:pPr>
+      <w:r>
+        <w:t>2. The bars exaggerate the visual contrast and require correction or clear disclosure.</w:t>
+      </w:r>
+    </w:p>
+    <w:p>
+      <w:pPr>
+        <w:pStyle w:val="ListBullet"/>
+      </w:pPr>
+      <w:r>
+        <w:t>3. We can decide the result without examining the changed input or the procedure.</w:t>
+      </w:r>
+    </w:p>
+    <w:p>
+      <w:pPr>
+        <w:pStyle w:val="Heading3"/>
+      </w:pPr>
+      <w:r>
+        <w:t>My selected conclusion, deciding fact and explanation</w:t>
+      </w:r>
+    </w:p>
+    <w:p>
+      <w:r>
+        <w:t>________________________________________________________________</w:t>
+      </w:r>
+    </w:p>
+    <w:p>
+      <w:r>
+        <w:t>________________________________________________________________</w:t>
+      </w:r>
+    </w:p>
+    <w:p>
+      <w:r>
+        <w:t>________________________________________________________________</w:t>
+      </w:r>
+    </w:p>
+    <w:p>
+      <w:r>
+        <w:t>________________________________________________________________</w:t>
+      </w:r>
+    </w:p>
+    <w:p>
+      <w:r>
+        <w:t>________________________________________________________________</w:t>
+      </w:r>
+    </w:p>
+    <w:p>
+      <w:pPr>
+        <w:pStyle w:val="ListBullet"/>
+      </w:pPr>
+      <w:r>
+        <w:t>Hint if needed: Use the changed condition and the deciding step in the pictorial trace. The answer must say what follows from those facts.</w:t>
+      </w:r>
+    </w:p>
+    <w:p>
+      <w:pPr>
+        <w:pStyle w:val="Heading2"/>
+      </w:pPr>
+      <w:r>
+        <w:t>Check after the changed attempt · reference / check after trying</w:t>
+      </w:r>
+    </w:p>
+    <w:p>
+      <w:pPr>
+        <w:spacing w:line="336" w:lineRule="auto" w:after="180"/>
+      </w:pPr>
+      <w:r>
+        <w:rPr>
+          <w:b w:val="0"/>
+        </w:rPr>
+        <w:t>After your attempt, compare with the supported explanation: The bars exaggerate the visual contrast and require correction or clear disclosure. Visible heights no longer correspond to the full count scale.</w:t>
+      </w:r>
+    </w:p>
+    <w:p>
+      <w:pPr>
+        <w:pStyle w:val="Heading2"/>
+      </w:pPr>
+      <w:r>
+        <w:t>Repair and retain the record</w:t>
+      </w:r>
+    </w:p>
+    <w:p>
+      <w:pPr>
+        <w:spacing w:line="336" w:lineRule="auto" w:after="180"/>
+      </w:pPr>
+      <w:r>
+        <w:rPr>
+          <w:b w:val="0"/>
+        </w:rPr>
+        <w:t xml:space="preserve">Review Negative results and claim revision (ai-7/28). Goal: Explain the </w:t>
       </w:r>
       <w:r>
         <w:rPr>
@@ -3243,7 +4832,109 @@
         <w:rPr>
           <w:b w:val="0"/>
         </w:rPr>
-        <w:t xml:space="preserve"> and terminology of figures that preserve </w:t>
+        <w:t xml:space="preserve"> and terminology of negative results and claim revision. Short practice: Does a 6/8 tie support the </w:t>
+      </w:r>
+      <w:r>
+        <w:rPr>
+          <w:b/>
+        </w:rPr>
+        <w:t>prediction</w:t>
+      </w:r>
+      <w:r>
+        <w:rPr>
+          <w:b w:val="0"/>
+        </w:rPr>
+        <w:t xml:space="preserve"> that B scores higher?</w:t>
+      </w:r>
+    </w:p>
+    <w:p>
+      <w:pPr>
+        <w:spacing w:line="336" w:lineRule="auto" w:after="180"/>
+      </w:pPr>
+      <w:r>
+        <w:rPr>
+          <w:b w:val="0"/>
+        </w:rPr>
+        <w:t>Explain why one newly selected favourable demonstration does not replace the original result or prove equivalence.. Return to this week and explain what you changed.</w:t>
+      </w:r>
+    </w:p>
+    <w:p>
+      <w:pPr>
+        <w:spacing w:line="336" w:lineRule="auto" w:after="180"/>
+      </w:pPr>
+      <w:r>
+        <w:rPr>
+          <w:b w:val="0"/>
+        </w:rPr>
+        <w:t xml:space="preserve">Review Inspecting failures and anomalies (ai-7/26). Goal: Explain the </w:t>
+      </w:r>
+      <w:r>
+        <w:rPr>
+          <w:b/>
+        </w:rPr>
+        <w:t>mechanism</w:t>
+      </w:r>
+      <w:r>
+        <w:rPr>
+          <w:b w:val="0"/>
+        </w:rPr>
+        <w:t xml:space="preserve"> and terminology of inspecting failures and anomalies. Short practice: Calculate mean and median for 2,2,2,10.</w:t>
+      </w:r>
+    </w:p>
+    <w:p>
+      <w:pPr>
+        <w:spacing w:line="336" w:lineRule="auto" w:after="180"/>
+      </w:pPr>
+      <w:r>
+        <w:rPr>
+          <w:b w:val="0"/>
+        </w:rPr>
+        <w:t>What does the timeout log establish, and why is deleting that inconvenient record incompatible with the stated plan?. Return to this week and explain what you changed.</w:t>
+      </w:r>
+    </w:p>
+    <w:p>
+      <w:pPr>
+        <w:spacing w:line="336" w:lineRule="auto" w:after="180"/>
+      </w:pPr>
+      <w:r>
+        <w:rPr>
+          <w:b w:val="0"/>
+        </w:rPr>
+        <w:t xml:space="preserve">Review Power and resource tradeoffs (ai-7/23). Goal: Explain the </w:t>
+      </w:r>
+      <w:r>
+        <w:rPr>
+          <w:b/>
+        </w:rPr>
+        <w:t>mechanism</w:t>
+      </w:r>
+      <w:r>
+        <w:rPr>
+          <w:b w:val="0"/>
+        </w:rPr>
+        <w:t xml:space="preserve"> and terminology of power and resource tradeoffs. Short practice: Calculate both simulated detection fractions and resource costs.</w:t>
+      </w:r>
+    </w:p>
+    <w:p>
+      <w:pPr>
+        <w:spacing w:line="336" w:lineRule="auto" w:after="180"/>
+      </w:pPr>
+      <w:r>
+        <w:rPr>
+          <w:b w:val="0"/>
+        </w:rPr>
+        <w:t>What additional detection is observed for the extra forty units, and does that establish power for an actual classroom study?. Return to this week and explain what you changed.</w:t>
+      </w:r>
+    </w:p>
+    <w:p>
+      <w:pPr>
+        <w:spacing w:line="336" w:lineRule="auto" w:after="180"/>
+      </w:pPr>
+      <w:r>
+        <w:rPr>
+          <w:b w:val="0"/>
+        </w:rPr>
+        <w:t xml:space="preserve">Use Download completed work in the hosted lesson to export your answers, reflections, practice feedback and code-run </w:t>
       </w:r>
       <w:r>
         <w:rPr>
@@ -3251,109 +4942,30 @@
         </w:rPr>
         <w:t>evidence</w:t>
       </w:r>
-    </w:p>
-    <w:p>
-      <w:pPr>
-        <w:pStyle w:val="Heading3"/>
-      </w:pPr>
-      <w:r>
-        <w:t>My deciding step, evidence and one remaining question</w:t>
-      </w:r>
-    </w:p>
-    <w:p>
-      <w:r>
-        <w:t>________________________________________________________________</w:t>
-      </w:r>
-    </w:p>
-    <w:p>
-      <w:r>
-        <w:t>________________________________________________________________</w:t>
-      </w:r>
-    </w:p>
-    <w:p>
-      <w:r>
-        <w:t>________________________________________________________________</w:t>
-      </w:r>
-    </w:p>
-    <w:p>
-      <w:r>
-        <w:t>________________________________________________________________</w:t>
-      </w:r>
-    </w:p>
-    <w:p>
-      <w:r>
-        <w:t>________________________________________________________________</w:t>
-      </w:r>
-    </w:p>
-    <w:p>
-      <w:pPr>
-        <w:spacing w:line="336" w:lineRule="auto" w:after="180"/>
-      </w:pPr>
       <w:r>
         <w:rPr>
           <w:b w:val="0"/>
         </w:rPr>
-        <w:t xml:space="preserve">If you are unsure, return to the worked picture and explain one arrow. If you are ready, change an </w:t>
-      </w:r>
-      <w:r>
-        <w:rPr>
-          <w:b/>
-        </w:rPr>
-        <w:t>input</w:t>
-      </w:r>
+        <w:t>. Open the HTML copy to read or print it.</w:t>
+      </w:r>
+    </w:p>
+    <w:p>
+      <w:pPr>
+        <w:spacing w:line="336" w:lineRule="auto" w:after="180"/>
+      </w:pPr>
       <w:r>
         <w:rPr>
           <w:b w:val="0"/>
         </w:rPr>
-        <w:t xml:space="preserve"> or assumption and justify your </w:t>
-      </w:r>
-      <w:r>
-        <w:rPr>
-          <w:b/>
-        </w:rPr>
-        <w:t>prediction</w:t>
-      </w:r>
-      <w:r>
-        <w:rPr>
-          <w:b w:val="0"/>
-        </w:rPr>
-        <w:t>.</w:t>
-      </w:r>
-    </w:p>
-    <w:p>
-      <w:pPr>
-        <w:spacing w:line="336" w:lineRule="auto" w:after="180"/>
-      </w:pPr>
-      <w:r>
-        <w:rPr>
-          <w:b w:val="0"/>
-        </w:rPr>
-        <w:t xml:space="preserve">Save your workbook </w:t>
-      </w:r>
-      <w:r>
-        <w:rPr>
-          <w:b/>
-        </w:rPr>
-        <w:t>evidence</w:t>
-      </w:r>
-      <w:r>
-        <w:rPr>
-          <w:b w:val="0"/>
-        </w:rPr>
-        <w:t>. At the next review, try a different case before opening your old answer.</w:t>
-      </w:r>
-    </w:p>
-    <w:p>
-      <w:pPr>
-        <w:pStyle w:val="Heading1"/>
-      </w:pPr>
-      <w:r>
-        <w:t>17. Supported practice, repair and portfolio</w:t>
-      </w:r>
-    </w:p>
-    <w:p>
-      <w:r>
-        <w:t>Attempt supported questions before using hints or feedback. Review a missing building block, then keep the completed work.</w:t>
+        <w:t>Drafts stay in this browser when storage is available; clear drafts on a shared device.</w:t>
+      </w:r>
+    </w:p>
+    <w:p>
+      <w:pPr>
+        <w:pStyle w:val="Heading2"/>
+      </w:pPr>
+      <w:r>
+        <w:t>Earlier wording, alternatives and picture transcripts · reference / check after trying</w:t>
       </w:r>
     </w:p>
     <w:p>
@@ -3369,68 +4981,10 @@
     </w:p>
     <w:p>
       <w:pPr>
-        <w:spacing w:line="336" w:lineRule="auto" w:after="180"/>
-      </w:pPr>
-      <w:r>
-        <w:rPr>
-          <w:b w:val="0"/>
-        </w:rPr>
-        <w:t>Draw bars that preserve the comparison. A report plots correct counts for two versions on the same ten cases.</w:t>
-      </w:r>
-    </w:p>
-    <w:p>
-      <w:pPr>
         <w:pStyle w:val="Heading3"/>
       </w:pPr>
       <w:r>
-        <w:t>Practice 1: explain the deciding evidence</w:t>
-      </w:r>
-    </w:p>
-    <w:p>
-      <w:pPr>
-        <w:spacing w:line="336" w:lineRule="auto" w:after="180"/>
-      </w:pPr>
-      <w:r>
-        <w:rPr>
-          <w:b w:val="0"/>
-        </w:rPr>
-        <w:t>Which labelled step matches this detail? Note the fixed tasks and absence of a significance test.</w:t>
-      </w:r>
-    </w:p>
-    <w:p>
-      <w:pPr>
-        <w:spacing w:line="336" w:lineRule="auto" w:after="180"/>
-        <w:shd w:fill="F4F9FC"/>
-      </w:pPr>
-      <w:r>
-        <w:rPr>
-          <w:b w:val="0"/>
-        </w:rPr>
-        <w:t>1. Draw honest bars</w:t>
-      </w:r>
-    </w:p>
-    <w:p>
-      <w:pPr>
-        <w:spacing w:line="336" w:lineRule="auto" w:after="180"/>
-        <w:shd w:fill="F4F9FC"/>
-      </w:pPr>
-      <w:r>
-        <w:rPr>
-          <w:b w:val="0"/>
-        </w:rPr>
-        <w:t>2. Label the scale</w:t>
-      </w:r>
-    </w:p>
-    <w:p>
-      <w:pPr>
-        <w:spacing w:line="336" w:lineRule="auto" w:after="180"/>
-        <w:shd w:fill="F4F9FC"/>
-      </w:pPr>
-      <w:r>
-        <w:rPr>
-          <w:b w:val="0"/>
-        </w:rPr>
-        <w:t>3. Keep context nearby</w:t>
+        <w:t>Repair a missing building block</w:t>
       </w:r>
     </w:p>
     <w:p>
@@ -3438,439 +4992,25 @@
         <w:pStyle w:val="Heading3"/>
       </w:pPr>
       <w:r>
-        <w:t>My selected conclusion, deciding fact and explanation</w:t>
-      </w:r>
-    </w:p>
-    <w:p>
-      <w:r>
-        <w:t>________________________________________________________________</w:t>
-      </w:r>
-    </w:p>
-    <w:p>
-      <w:r>
-        <w:t>________________________________________________________________</w:t>
-      </w:r>
-    </w:p>
-    <w:p>
-      <w:r>
-        <w:t>________________________________________________________________</w:t>
-      </w:r>
-    </w:p>
-    <w:p>
-      <w:r>
-        <w:t>________________________________________________________________</w:t>
-      </w:r>
-    </w:p>
-    <w:p>
-      <w:r>
-        <w:t>________________________________________________________________</w:t>
-      </w:r>
-    </w:p>
-    <w:p>
-      <w:pPr>
-        <w:pStyle w:val="Heading3"/>
-      </w:pPr>
-      <w:r>
-        <w:t>Hint · try first</w:t>
-      </w:r>
-    </w:p>
-    <w:p>
-      <w:pPr>
-        <w:spacing w:line="336" w:lineRule="auto" w:after="180"/>
-        <w:shd w:fill="F1F6F8"/>
-      </w:pPr>
-      <w:r>
-        <w:rPr>
-          <w:b w:val="0"/>
-        </w:rPr>
-        <w:t>Hint if needed: Read the steps in the pictorial case. Match the supplied detail to the stage that performs or records it.</w:t>
-      </w:r>
-    </w:p>
-    <w:p>
-      <w:pPr>
-        <w:pStyle w:val="Heading3"/>
-      </w:pPr>
-      <w:r>
-        <w:t>Feedback · compare after trying</w:t>
-      </w:r>
-    </w:p>
-    <w:p>
-      <w:pPr>
-        <w:spacing w:line="336" w:lineRule="auto" w:after="180"/>
-        <w:shd w:fill="F1F6FC"/>
-      </w:pPr>
-      <w:r>
-        <w:rPr>
-          <w:b w:val="0"/>
-        </w:rPr>
-        <w:t xml:space="preserve">After your attempt, compare with the supported explanation: Keep context nearby Note the fixed tasks and absence of a significance test. Figures make </w:t>
-      </w:r>
-      <w:r>
-        <w:rPr>
-          <w:b/>
-        </w:rPr>
-        <w:t>evidence</w:t>
-      </w:r>
-      <w:r>
-        <w:rPr>
-          <w:b w:val="0"/>
-        </w:rPr>
-        <w:t xml:space="preserve"> easier to inspect when labels and scales preserve meaning.</w:t>
-      </w:r>
-    </w:p>
-    <w:p>
-      <w:pPr>
-        <w:spacing w:line="336" w:lineRule="auto" w:after="180"/>
-        <w:shd w:fill="F1F6FC"/>
-      </w:pPr>
-      <w:r>
-        <w:rPr>
-          <w:b w:val="0"/>
-        </w:rPr>
-        <w:t>A dramatic-looking visual cannot supply missing uncertainty or representativeness.</w:t>
-      </w:r>
-    </w:p>
-    <w:p>
-      <w:pPr>
-        <w:pStyle w:val="Heading3"/>
-      </w:pPr>
-      <w:r>
-        <w:t>Practice 2: explain the deciding evidence</w:t>
-      </w:r>
-    </w:p>
-    <w:p>
-      <w:pPr>
-        <w:pStyle w:val="Heading3"/>
-      </w:pPr>
-      <w:r>
-        <w:t>Changed case · predict first</w:t>
-      </w:r>
-    </w:p>
-    <w:p>
-      <w:pPr>
-        <w:spacing w:line="336" w:lineRule="auto" w:after="180"/>
-        <w:shd w:fill="F5F1FB"/>
-      </w:pPr>
-      <w:r>
-        <w:rPr>
-          <w:b w:val="0"/>
-        </w:rPr>
-        <w:t>Changed-case practice: Start the axis at 5 without making the truncation obvious. Which conclusion is supported by the supplied facts?</w:t>
-      </w:r>
-    </w:p>
-    <w:p>
-      <w:pPr>
-        <w:spacing w:line="336" w:lineRule="auto" w:after="180"/>
-        <w:shd w:fill="F4F9FC"/>
-      </w:pPr>
-      <w:r>
-        <w:rPr>
-          <w:b w:val="0"/>
-        </w:rPr>
-        <w:t xml:space="preserve">1. This one example guarantees correct results for every future </w:t>
-      </w:r>
-      <w:r>
-        <w:rPr>
-          <w:b/>
-        </w:rPr>
-        <w:t>input</w:t>
-      </w:r>
-      <w:r>
-        <w:rPr>
-          <w:b w:val="0"/>
-        </w:rPr>
-        <w:t>.</w:t>
-      </w:r>
-    </w:p>
-    <w:p>
-      <w:pPr>
-        <w:spacing w:line="336" w:lineRule="auto" w:after="180"/>
-        <w:shd w:fill="F4F9FC"/>
-      </w:pPr>
-      <w:r>
-        <w:rPr>
-          <w:b w:val="0"/>
-        </w:rPr>
-        <w:t>2. The bars exaggerate the visual contrast and require correction or clear disclosure.</w:t>
-      </w:r>
-    </w:p>
-    <w:p>
-      <w:pPr>
-        <w:spacing w:line="336" w:lineRule="auto" w:after="180"/>
-        <w:shd w:fill="F4F9FC"/>
-      </w:pPr>
-      <w:r>
-        <w:rPr>
-          <w:b w:val="0"/>
-        </w:rPr>
-        <w:t xml:space="preserve">3. We can decide the result without examining the changed </w:t>
-      </w:r>
-      <w:r>
-        <w:rPr>
-          <w:b/>
-        </w:rPr>
-        <w:t>input</w:t>
-      </w:r>
-      <w:r>
-        <w:rPr>
-          <w:b w:val="0"/>
-        </w:rPr>
-        <w:t xml:space="preserve"> or the procedure.</w:t>
-      </w:r>
-    </w:p>
-    <w:p>
-      <w:pPr>
-        <w:pStyle w:val="Heading3"/>
-      </w:pPr>
-      <w:r>
-        <w:t>My selected conclusion, deciding fact and explanation</w:t>
-      </w:r>
-    </w:p>
-    <w:p>
-      <w:r>
-        <w:t>________________________________________________________________</w:t>
-      </w:r>
-    </w:p>
-    <w:p>
-      <w:r>
-        <w:t>________________________________________________________________</w:t>
-      </w:r>
-    </w:p>
-    <w:p>
-      <w:r>
-        <w:t>________________________________________________________________</w:t>
-      </w:r>
-    </w:p>
-    <w:p>
-      <w:r>
-        <w:t>________________________________________________________________</w:t>
-      </w:r>
-    </w:p>
-    <w:p>
-      <w:r>
-        <w:t>________________________________________________________________</w:t>
-      </w:r>
-    </w:p>
-    <w:p>
-      <w:pPr>
-        <w:pStyle w:val="Heading3"/>
-      </w:pPr>
-      <w:r>
-        <w:t>Hint · try first</w:t>
-      </w:r>
-    </w:p>
-    <w:p>
-      <w:pPr>
-        <w:spacing w:line="336" w:lineRule="auto" w:after="180"/>
-        <w:shd w:fill="F1F6F8"/>
-      </w:pPr>
-      <w:r>
-        <w:rPr>
-          <w:b w:val="0"/>
-        </w:rPr>
-        <w:t>Hint if needed: Use the changed condition and the deciding step in the pictorial trace. The answer must say what follows from those facts.</w:t>
-      </w:r>
-    </w:p>
-    <w:p>
-      <w:pPr>
-        <w:pStyle w:val="Heading3"/>
-      </w:pPr>
-      <w:r>
-        <w:t>Feedback · compare after trying</w:t>
-      </w:r>
-    </w:p>
-    <w:p>
-      <w:pPr>
-        <w:spacing w:line="336" w:lineRule="auto" w:after="180"/>
-        <w:shd w:fill="F1F6FC"/>
-      </w:pPr>
-      <w:r>
-        <w:rPr>
-          <w:b w:val="0"/>
-        </w:rPr>
-        <w:t>After your attempt, compare with the supported explanation: The bars exaggerate the visual contrast and require correction or clear disclosure. Visible heights no longer correspond to the full count scale.</w:t>
-      </w:r>
-    </w:p>
-    <w:p>
-      <w:pPr>
-        <w:pStyle w:val="Heading3"/>
-      </w:pPr>
-      <w:r>
-        <w:t>Repair a missing building block</w:t>
-      </w:r>
-    </w:p>
-    <w:p>
-      <w:pPr>
-        <w:spacing w:line="336" w:lineRule="auto" w:after="180"/>
-      </w:pPr>
-      <w:r>
-        <w:rPr>
-          <w:b w:val="0"/>
-        </w:rPr>
-        <w:t xml:space="preserve">Review Negative results and claim revision (ai-7/28). Goal: Explain the </w:t>
-      </w:r>
-      <w:r>
-        <w:rPr>
-          <w:b/>
-        </w:rPr>
-        <w:t>mechanism</w:t>
-      </w:r>
-      <w:r>
-        <w:rPr>
-          <w:b w:val="0"/>
-        </w:rPr>
-        <w:t xml:space="preserve"> and terminology of negative results and claim revision. Short practice: Does a 6/8 tie support the </w:t>
-      </w:r>
-      <w:r>
-        <w:rPr>
-          <w:b/>
-        </w:rPr>
-        <w:t>prediction</w:t>
-      </w:r>
-      <w:r>
-        <w:rPr>
-          <w:b w:val="0"/>
-        </w:rPr>
-        <w:t xml:space="preserve"> that B scores higher?</w:t>
-      </w:r>
-    </w:p>
-    <w:p>
-      <w:pPr>
-        <w:spacing w:line="336" w:lineRule="auto" w:after="180"/>
-      </w:pPr>
-      <w:r>
-        <w:rPr>
-          <w:b w:val="0"/>
-        </w:rPr>
-        <w:t>Explain why one newly selected favourable demonstration does not replace the original result or prove equivalence.. Return to this week and explain what you changed.</w:t>
-      </w:r>
-    </w:p>
-    <w:p>
-      <w:pPr>
-        <w:spacing w:line="336" w:lineRule="auto" w:after="180"/>
-      </w:pPr>
-      <w:r>
-        <w:rPr>
-          <w:b w:val="0"/>
-        </w:rPr>
-        <w:t xml:space="preserve">Review Inspecting failures and anomalies (ai-7/26). Goal: Explain the </w:t>
-      </w:r>
-      <w:r>
-        <w:rPr>
-          <w:b/>
-        </w:rPr>
-        <w:t>mechanism</w:t>
-      </w:r>
-      <w:r>
-        <w:rPr>
-          <w:b w:val="0"/>
-        </w:rPr>
-        <w:t xml:space="preserve"> and terminology of inspecting failures and anomalies. Short practice: Calculate mean and median for 2,2,2,10.</w:t>
-      </w:r>
-    </w:p>
-    <w:p>
-      <w:pPr>
-        <w:spacing w:line="336" w:lineRule="auto" w:after="180"/>
-      </w:pPr>
-      <w:r>
-        <w:rPr>
-          <w:b w:val="0"/>
-        </w:rPr>
-        <w:t>What does the timeout log establish, and why is deleting that inconvenient record incompatible with the stated plan?. Return to this week and explain what you changed.</w:t>
-      </w:r>
-    </w:p>
-    <w:p>
-      <w:pPr>
-        <w:spacing w:line="336" w:lineRule="auto" w:after="180"/>
-      </w:pPr>
-      <w:r>
-        <w:rPr>
-          <w:b w:val="0"/>
-        </w:rPr>
-        <w:t xml:space="preserve">Review Power and resource tradeoffs (ai-7/23). Goal: Explain the </w:t>
-      </w:r>
-      <w:r>
-        <w:rPr>
-          <w:b/>
-        </w:rPr>
-        <w:t>mechanism</w:t>
-      </w:r>
-      <w:r>
-        <w:rPr>
-          <w:b w:val="0"/>
-        </w:rPr>
-        <w:t xml:space="preserve"> and terminology of power and resource tradeoffs. Short practice: Calculate both simulated detection fractions and resource costs.</w:t>
-      </w:r>
-    </w:p>
-    <w:p>
-      <w:pPr>
-        <w:spacing w:line="336" w:lineRule="auto" w:after="180"/>
-      </w:pPr>
-      <w:r>
-        <w:rPr>
-          <w:b w:val="0"/>
-        </w:rPr>
-        <w:t>What additional detection is observed for the extra forty units, and does that establish power for an actual classroom study?. Return to this week and explain what you changed.</w:t>
-      </w:r>
-    </w:p>
-    <w:p>
-      <w:pPr>
-        <w:pStyle w:val="Heading3"/>
-      </w:pPr>
-      <w:r>
         <w:t>Keep your completed work</w:t>
       </w:r>
     </w:p>
     <w:p>
       <w:pPr>
-        <w:spacing w:line="336" w:lineRule="auto" w:after="180"/>
-      </w:pPr>
-      <w:r>
-        <w:rPr>
-          <w:b w:val="0"/>
-        </w:rPr>
-        <w:t xml:space="preserve">Use Download completed work in the hosted lesson to export your answers, reflections, practice feedback and code-run </w:t>
-      </w:r>
-      <w:r>
-        <w:rPr>
-          <w:b/>
-        </w:rPr>
-        <w:t>evidence</w:t>
-      </w:r>
-      <w:r>
-        <w:rPr>
-          <w:b w:val="0"/>
-        </w:rPr>
-        <w:t>. Open the HTML copy to read or print it.</w:t>
-      </w:r>
-    </w:p>
-    <w:p>
-      <w:pPr>
-        <w:spacing w:line="336" w:lineRule="auto" w:after="180"/>
-      </w:pPr>
-      <w:r>
-        <w:rPr>
-          <w:b w:val="0"/>
-        </w:rPr>
-        <w:t>Drafts stay in this browser when storage is available; clear drafts on a shared device.</w:t>
-      </w:r>
-    </w:p>
-    <w:p>
-      <w:pPr>
         <w:pStyle w:val="Heading1"/>
       </w:pPr>
       <w:r>
-        <w:t>18. Visual concept journey</w:t>
-      </w:r>
-    </w:p>
-    <w:p>
-      <w:r>
-        <w:t>Explain each Figures that preserve evidence graphic using its labels, deciding evidence and relevant limitation.</w:t>
-      </w:r>
-    </w:p>
-    <w:p>
-      <w:pPr>
-        <w:pStyle w:val="Heading3"/>
+        <w:t>18. Reference · Six-picture concept journey</w:t>
+      </w:r>
+    </w:p>
+    <w:p>
+      <w:r>
+        <w:t>Choose the picture that supports the current explanation.</w:t>
+      </w:r>
+    </w:p>
+    <w:p>
+      <w:pPr>
+        <w:pStyle w:val="Heading2"/>
       </w:pPr>
       <w:r>
         <w:t>01. Figures that preserve evidence: the case</w:t>
@@ -3881,7 +5021,7 @@
         <w:drawing>
           <wp:inline xmlns:a="http://schemas.openxmlformats.org/drawingml/2006/main" xmlns:pic="http://schemas.openxmlformats.org/drawingml/2006/picture">
             <wp:extent cx="5486400" cy="2834640"/>
-            <wp:docPr id="3" name="Picture 3" descr="Draw bars that preserve the comparison. A report plots correct counts for two versions on the same ten cases. Supplied facts: A has 6/10 correct; B has 8/10. The count axis should start at zero and identify the ten-case denominator."/>
+            <wp:docPr id="6" name="Picture 6" descr="Draw bars that preserve the comparison. A report plots correct counts for two versions on the same ten cases. Supplied facts: A has 6/10 correct; B has 8/10. The count axis should start at zero and identify the ten-case denominator."/>
             <wp:cNvGraphicFramePr>
               <a:graphicFrameLocks noChangeAspect="1"/>
             </wp:cNvGraphicFramePr>
@@ -3893,7 +5033,7 @@
                     <pic:cNvPicPr/>
                   </pic:nvPicPr>
                   <pic:blipFill>
-                    <a:blip r:embed="rId11"/>
+                    <a:blip r:embed="rId14"/>
                     <a:stretch>
                       <a:fillRect/>
                     </a:stretch>
@@ -3937,7 +5077,6 @@
     <w:p>
       <w:pPr>
         <w:spacing w:line="336" w:lineRule="auto" w:after="180"/>
-        <w:shd w:fill="F5F1FB"/>
       </w:pPr>
       <w:r>
         <w:rPr>
@@ -3948,7 +5087,7 @@
     </w:p>
     <w:p>
       <w:pPr>
-        <w:pStyle w:val="Heading3"/>
+        <w:pStyle w:val="Heading2"/>
       </w:pPr>
       <w:r>
         <w:t>02. Follow the deciding steps</w:t>
@@ -3959,7 +5098,7 @@
         <w:drawing>
           <wp:inline xmlns:a="http://schemas.openxmlformats.org/drawingml/2006/main" xmlns:pic="http://schemas.openxmlformats.org/drawingml/2006/picture">
             <wp:extent cx="5486400" cy="3182112"/>
-            <wp:docPr id="4" name="Picture 4" descr="Draw honest bars: Use heights 6 and 8 on a zero-based correct-count axis. → Label the scale: State counts out of ten, not an unspecified quality score. → Keep context nearby: Note the fixed tasks and absence of a significance test."/>
+            <wp:docPr id="7" name="Picture 7" descr="Draw honest bars: Use heights 6 and 8 on a zero-based correct-count axis. → Label the scale: State counts out of ten, not an unspecified quality score. → Keep context nearby: Note the fixed tasks and absence of a significance test."/>
             <wp:cNvGraphicFramePr>
               <a:graphicFrameLocks noChangeAspect="1"/>
             </wp:cNvGraphicFramePr>
@@ -3971,7 +5110,7 @@
                     <pic:cNvPicPr/>
                   </pic:nvPicPr>
                   <pic:blipFill>
-                    <a:blip r:embed="rId12"/>
+                    <a:blip r:embed="rId10"/>
                     <a:stretch>
                       <a:fillRect/>
                     </a:stretch>
@@ -4004,7 +5143,6 @@
     <w:p>
       <w:pPr>
         <w:spacing w:line="336" w:lineRule="auto" w:after="180"/>
-        <w:shd w:fill="F5F1FB"/>
       </w:pPr>
       <w:r>
         <w:rPr>
@@ -4027,7 +5165,7 @@
     </w:p>
     <w:p>
       <w:pPr>
-        <w:pStyle w:val="Heading3"/>
+        <w:pStyle w:val="Heading2"/>
       </w:pPr>
       <w:r>
         <w:t>03. Zero-based correct counts</w:t>
@@ -4038,7 +5176,7 @@
         <w:drawing>
           <wp:inline xmlns:a="http://schemas.openxmlformats.org/drawingml/2006/main" xmlns:pic="http://schemas.openxmlformats.org/drawingml/2006/picture">
             <wp:extent cx="5486400" cy="2834640"/>
-            <wp:docPr id="5" name="Picture 5" descr="Zero-based correct counts. Units: correct cases out of 10. A: 6. B: 8."/>
+            <wp:docPr id="8" name="Picture 8" descr="Zero-based correct counts. Units: correct cases out of 10. A: 6. B: 8."/>
             <wp:cNvGraphicFramePr>
               <a:graphicFrameLocks noChangeAspect="1"/>
             </wp:cNvGraphicFramePr>
@@ -4047,151 +5185,6 @@
                 <pic:pic>
                   <pic:nvPicPr>
                     <pic:cNvPr id="0" name="academy-story-ai-7-29-03.png"/>
-                    <pic:cNvPicPr/>
-                  </pic:nvPicPr>
-                  <pic:blipFill>
-                    <a:blip r:embed="rId13"/>
-                    <a:stretch>
-                      <a:fillRect/>
-                    </a:stretch>
-                  </pic:blipFill>
-                  <pic:spPr>
-                    <a:xfrm>
-                      <a:off x="0" y="0"/>
-                      <a:ext cx="5486400" cy="2834640"/>
-                    </a:xfrm>
-                    <a:prstGeom prst="rect"/>
-                  </pic:spPr>
-                </pic:pic>
-              </a:graphicData>
-            </a:graphic>
-          </wp:inline>
-        </w:drawing>
-      </w:r>
-    </w:p>
-    <w:p>
-      <w:pPr>
-        <w:spacing w:line="336" w:lineRule="auto" w:after="180"/>
-      </w:pPr>
-      <w:r>
-        <w:rPr>
-          <w:b w:val="0"/>
-        </w:rPr>
-        <w:t>Zero-based correct counts. Units: correct cases out of 10. A: 6. B: 8.</w:t>
-      </w:r>
-    </w:p>
-    <w:p>
-      <w:pPr>
-        <w:spacing w:line="336" w:lineRule="auto" w:after="180"/>
-        <w:shd w:fill="F5F1FB"/>
-      </w:pPr>
-      <w:r>
-        <w:rPr>
-          <w:b w:val="0"/>
-        </w:rPr>
-        <w:t>Read the labels and values. Explain the relationship the model shows.</w:t>
-      </w:r>
-    </w:p>
-    <w:p>
-      <w:pPr>
-        <w:pStyle w:val="Heading3"/>
-      </w:pPr>
-      <w:r>
-        <w:t>04. Change one thing. Trace what follows.</w:t>
-      </w:r>
-    </w:p>
-    <w:p>
-      <w:r>
-        <w:drawing>
-          <wp:inline xmlns:a="http://schemas.openxmlformats.org/drawingml/2006/main" xmlns:pic="http://schemas.openxmlformats.org/drawingml/2006/picture">
-            <wp:extent cx="5486400" cy="3026664"/>
-            <wp:docPr id="6" name="Picture 6" descr="Original case: Note the fixed tasks and absence of a significance test. Changed condition: Start the axis at 5 without making the truncation obvious. Expected result: The bars exaggerate the visual contrast and require correction or clear disclosure. Reason: Visible heights no longer correspond to the full count scale."/>
-            <wp:cNvGraphicFramePr>
-              <a:graphicFrameLocks noChangeAspect="1"/>
-            </wp:cNvGraphicFramePr>
-            <a:graphic>
-              <a:graphicData uri="http://schemas.openxmlformats.org/drawingml/2006/picture">
-                <pic:pic>
-                  <pic:nvPicPr>
-                    <pic:cNvPr id="0" name="academy-story-ai-7-29-04.png"/>
-                    <pic:cNvPicPr/>
-                  </pic:nvPicPr>
-                  <pic:blipFill>
-                    <a:blip r:embed="rId14"/>
-                    <a:stretch>
-                      <a:fillRect/>
-                    </a:stretch>
-                  </pic:blipFill>
-                  <pic:spPr>
-                    <a:xfrm>
-                      <a:off x="0" y="0"/>
-                      <a:ext cx="5486400" cy="3026664"/>
-                    </a:xfrm>
-                    <a:prstGeom prst="rect"/>
-                  </pic:spPr>
-                </pic:pic>
-              </a:graphicData>
-            </a:graphic>
-          </wp:inline>
-        </w:drawing>
-      </w:r>
-    </w:p>
-    <w:p>
-      <w:pPr>
-        <w:spacing w:line="336" w:lineRule="auto" w:after="180"/>
-      </w:pPr>
-      <w:r>
-        <w:rPr>
-          <w:b w:val="0"/>
-        </w:rPr>
-        <w:t>Original case: Note the fixed tasks and absence of a significance test. Changed condition: Start the axis at 5 without making the truncation obvious.</w:t>
-      </w:r>
-    </w:p>
-    <w:p>
-      <w:pPr>
-        <w:spacing w:line="336" w:lineRule="auto" w:after="180"/>
-      </w:pPr>
-      <w:r>
-        <w:rPr>
-          <w:b w:val="0"/>
-        </w:rPr>
-        <w:t>Expected result: The bars exaggerate the visual contrast and require correction or clear disclosure. Reason: Visible heights no longer correspond to the full count scale.</w:t>
-      </w:r>
-    </w:p>
-    <w:p>
-      <w:pPr>
-        <w:spacing w:line="336" w:lineRule="auto" w:after="180"/>
-        <w:shd w:fill="F5F1FB"/>
-      </w:pPr>
-      <w:r>
-        <w:rPr>
-          <w:b w:val="0"/>
-        </w:rPr>
-        <w:t>Predict before checking the worked changed-case result. Name what changed and what the supplied facts allow you to conclude.</w:t>
-      </w:r>
-    </w:p>
-    <w:p>
-      <w:pPr>
-        <w:pStyle w:val="Heading3"/>
-      </w:pPr>
-      <w:r>
-        <w:t>05. Connect the explanation to its limit</w:t>
-      </w:r>
-    </w:p>
-    <w:p>
-      <w:r>
-        <w:drawing>
-          <wp:inline xmlns:a="http://schemas.openxmlformats.org/drawingml/2006/main" xmlns:pic="http://schemas.openxmlformats.org/drawingml/2006/picture">
-            <wp:extent cx="5486400" cy="2834640"/>
-            <wp:docPr id="7" name="Picture 7" descr="Figures make evidence easier to inspect when labels and scales preserve meaning. A dramatic-looking visual cannot supply missing uncertainty or representativeness. Limit: A well-labelled chart still cannot establish a causal or population claim from ten cases."/>
-            <wp:cNvGraphicFramePr>
-              <a:graphicFrameLocks noChangeAspect="1"/>
-            </wp:cNvGraphicFramePr>
-            <a:graphic>
-              <a:graphicData uri="http://schemas.openxmlformats.org/drawingml/2006/picture">
-                <pic:pic>
-                  <pic:nvPicPr>
-                    <pic:cNvPr id="0" name="academy-story-ai-7-29-05.png"/>
                     <pic:cNvPicPr/>
                   </pic:nvPicPr>
                   <pic:blipFill>
@@ -4222,6 +5215,149 @@
         <w:rPr>
           <w:b w:val="0"/>
         </w:rPr>
+        <w:t>Zero-based correct counts. Units: correct cases out of 10. A: 6. B: 8.</w:t>
+      </w:r>
+    </w:p>
+    <w:p>
+      <w:pPr>
+        <w:spacing w:line="336" w:lineRule="auto" w:after="180"/>
+      </w:pPr>
+      <w:r>
+        <w:rPr>
+          <w:b w:val="0"/>
+        </w:rPr>
+        <w:t>Read the labels and values. Explain the relationship the model shows.</w:t>
+      </w:r>
+    </w:p>
+    <w:p>
+      <w:pPr>
+        <w:pStyle w:val="Heading2"/>
+      </w:pPr>
+      <w:r>
+        <w:t>04. Change one thing. Trace what follows.</w:t>
+      </w:r>
+    </w:p>
+    <w:p>
+      <w:r>
+        <w:drawing>
+          <wp:inline xmlns:a="http://schemas.openxmlformats.org/drawingml/2006/main" xmlns:pic="http://schemas.openxmlformats.org/drawingml/2006/picture">
+            <wp:extent cx="5486400" cy="3026664"/>
+            <wp:docPr id="9" name="Picture 9" descr="Original case: Note the fixed tasks and absence of a significance test. Changed condition: Start the axis at 5 without making the truncation obvious. Expected result: The bars exaggerate the visual contrast and require correction or clear disclosure. Reason: Visible heights no longer correspond to the full count scale."/>
+            <wp:cNvGraphicFramePr>
+              <a:graphicFrameLocks noChangeAspect="1"/>
+            </wp:cNvGraphicFramePr>
+            <a:graphic>
+              <a:graphicData uri="http://schemas.openxmlformats.org/drawingml/2006/picture">
+                <pic:pic>
+                  <pic:nvPicPr>
+                    <pic:cNvPr id="0" name="academy-story-ai-7-29-04.png"/>
+                    <pic:cNvPicPr/>
+                  </pic:nvPicPr>
+                  <pic:blipFill>
+                    <a:blip r:embed="rId11"/>
+                    <a:stretch>
+                      <a:fillRect/>
+                    </a:stretch>
+                  </pic:blipFill>
+                  <pic:spPr>
+                    <a:xfrm>
+                      <a:off x="0" y="0"/>
+                      <a:ext cx="5486400" cy="3026664"/>
+                    </a:xfrm>
+                    <a:prstGeom prst="rect"/>
+                  </pic:spPr>
+                </pic:pic>
+              </a:graphicData>
+            </a:graphic>
+          </wp:inline>
+        </w:drawing>
+      </w:r>
+    </w:p>
+    <w:p>
+      <w:pPr>
+        <w:spacing w:line="336" w:lineRule="auto" w:after="180"/>
+      </w:pPr>
+      <w:r>
+        <w:rPr>
+          <w:b w:val="0"/>
+        </w:rPr>
+        <w:t>Original case: Note the fixed tasks and absence of a significance test. Changed condition: Start the axis at 5 without making the truncation obvious.</w:t>
+      </w:r>
+    </w:p>
+    <w:p>
+      <w:pPr>
+        <w:spacing w:line="336" w:lineRule="auto" w:after="180"/>
+      </w:pPr>
+      <w:r>
+        <w:rPr>
+          <w:b w:val="0"/>
+        </w:rPr>
+        <w:t>Expected result: The bars exaggerate the visual contrast and require correction or clear disclosure. Reason: Visible heights no longer correspond to the full count scale.</w:t>
+      </w:r>
+    </w:p>
+    <w:p>
+      <w:pPr>
+        <w:spacing w:line="336" w:lineRule="auto" w:after="180"/>
+      </w:pPr>
+      <w:r>
+        <w:rPr>
+          <w:b w:val="0"/>
+        </w:rPr>
+        <w:t>Predict before checking the worked changed-case result. Name what changed and what the supplied facts allow you to conclude.</w:t>
+      </w:r>
+    </w:p>
+    <w:p>
+      <w:pPr>
+        <w:pStyle w:val="Heading2"/>
+      </w:pPr>
+      <w:r>
+        <w:t>05. Connect the explanation to its limit</w:t>
+      </w:r>
+    </w:p>
+    <w:p>
+      <w:r>
+        <w:drawing>
+          <wp:inline xmlns:a="http://schemas.openxmlformats.org/drawingml/2006/main" xmlns:pic="http://schemas.openxmlformats.org/drawingml/2006/picture">
+            <wp:extent cx="5486400" cy="2834640"/>
+            <wp:docPr id="10" name="Picture 10" descr="Figures make evidence easier to inspect when labels and scales preserve meaning. A dramatic-looking visual cannot supply missing uncertainty or representativeness. Limit: A well-labelled chart still cannot establish a causal or population claim from ten cases."/>
+            <wp:cNvGraphicFramePr>
+              <a:graphicFrameLocks noChangeAspect="1"/>
+            </wp:cNvGraphicFramePr>
+            <a:graphic>
+              <a:graphicData uri="http://schemas.openxmlformats.org/drawingml/2006/picture">
+                <pic:pic>
+                  <pic:nvPicPr>
+                    <pic:cNvPr id="0" name="academy-story-ai-7-29-05.png"/>
+                    <pic:cNvPicPr/>
+                  </pic:nvPicPr>
+                  <pic:blipFill>
+                    <a:blip r:embed="rId16"/>
+                    <a:stretch>
+                      <a:fillRect/>
+                    </a:stretch>
+                  </pic:blipFill>
+                  <pic:spPr>
+                    <a:xfrm>
+                      <a:off x="0" y="0"/>
+                      <a:ext cx="5486400" cy="2834640"/>
+                    </a:xfrm>
+                    <a:prstGeom prst="rect"/>
+                  </pic:spPr>
+                </pic:pic>
+              </a:graphicData>
+            </a:graphic>
+          </wp:inline>
+        </w:drawing>
+      </w:r>
+    </w:p>
+    <w:p>
+      <w:pPr>
+        <w:spacing w:line="336" w:lineRule="auto" w:after="180"/>
+      </w:pPr>
+      <w:r>
+        <w:rPr>
+          <w:b w:val="0"/>
+        </w:rPr>
         <w:t xml:space="preserve">Figures make </w:t>
       </w:r>
       <w:r>
@@ -4251,7 +5387,6 @@
     <w:p>
       <w:pPr>
         <w:spacing w:line="336" w:lineRule="auto" w:after="180"/>
-        <w:shd w:fill="F5F1FB"/>
       </w:pPr>
       <w:r>
         <w:rPr>
@@ -4262,7 +5397,7 @@
     </w:p>
     <w:p>
       <w:pPr>
-        <w:pStyle w:val="Heading3"/>
+        <w:pStyle w:val="Heading2"/>
       </w:pPr>
       <w:r>
         <w:t>06. Make the idea visible in your project</w:t>
@@ -4273,7 +5408,7 @@
         <w:drawing>
           <wp:inline xmlns:a="http://schemas.openxmlformats.org/drawingml/2006/main" xmlns:pic="http://schemas.openxmlformats.org/drawingml/2006/picture">
             <wp:extent cx="5486400" cy="3681984"/>
-            <wp:docPr id="8" name="Picture 8" descr="For the Reproducible AI Research Study, retain an annotated worked trace and the changed-case reasoning. Connect the claim to its records, units and assumptions so another investigator can challenge or reproduce it. Draw your input, deciding step, result and limit. Supported question: Draw count bars for 6/10 and 8/10 using the stated axis. Why must the denominator and fixed task context remain visible, and what distortion arises from an undisclosed axis start at five?"/>
+            <wp:docPr id="11" name="Picture 11" descr="For the Reproducible AI Research Study, retain an annotated worked trace and the changed-case reasoning. Connect the claim to its records, units and assumptions so another investigator can challenge or reproduce it. Draw your input, deciding step, result and limit. Supported question: Draw count bars for 6/10 and 8/10 using the stated axis. Why must the denominator and fixed task context remain visible, and what distortion arises from an undisclosed axis start at five?"/>
             <wp:cNvGraphicFramePr>
               <a:graphicFrameLocks noChangeAspect="1"/>
             </wp:cNvGraphicFramePr>
@@ -4285,7 +5420,7 @@
                     <pic:cNvPicPr/>
                   </pic:nvPicPr>
                   <pic:blipFill>
-                    <a:blip r:embed="rId16"/>
+                    <a:blip r:embed="rId17"/>
                     <a:stretch>
                       <a:fillRect/>
                     </a:stretch>
@@ -4352,7 +5487,6 @@
     <w:p>
       <w:pPr>
         <w:spacing w:line="336" w:lineRule="auto" w:after="180"/>
-        <w:shd w:fill="F5F1FB"/>
       </w:pPr>
       <w:r>
         <w:rPr>
@@ -4371,6 +5505,62 @@
           <w:b w:val="0"/>
         </w:rPr>
         <w:t>.</w:t>
+      </w:r>
+    </w:p>
+    <w:p>
+      <w:pPr>
+        <w:pStyle w:val="Heading2"/>
+      </w:pPr>
+      <w:r>
+        <w:t>Earlier wording, alternatives and picture transcripts · reference / check after trying</w:t>
+      </w:r>
+    </w:p>
+    <w:p>
+      <w:pPr>
+        <w:pStyle w:val="Heading3"/>
+      </w:pPr>
+      <w:r>
+        <w:t>01. Figures that preserve evidence: the case</w:t>
+      </w:r>
+    </w:p>
+    <w:p>
+      <w:pPr>
+        <w:pStyle w:val="Heading3"/>
+      </w:pPr>
+      <w:r>
+        <w:t>02. Follow the deciding steps</w:t>
+      </w:r>
+    </w:p>
+    <w:p>
+      <w:pPr>
+        <w:pStyle w:val="Heading3"/>
+      </w:pPr>
+      <w:r>
+        <w:t>03. Zero-based correct counts</w:t>
+      </w:r>
+    </w:p>
+    <w:p>
+      <w:pPr>
+        <w:pStyle w:val="Heading3"/>
+      </w:pPr>
+      <w:r>
+        <w:t>04. Change one thing. Trace what follows.</w:t>
+      </w:r>
+    </w:p>
+    <w:p>
+      <w:pPr>
+        <w:pStyle w:val="Heading3"/>
+      </w:pPr>
+      <w:r>
+        <w:t>05. Connect the explanation to its limit</w:t>
+      </w:r>
+    </w:p>
+    <w:p>
+      <w:pPr>
+        <w:pStyle w:val="Heading3"/>
+      </w:pPr>
+      <w:r>
+        <w:t>06. Make the idea visible in your project</w:t>
       </w:r>
     </w:p>
     <w:sectPr>
